--- a/手冊第12章.docx
+++ b/手冊第12章.docx
@@ -68,7 +68,7 @@
         <w:spacing w:beforeAutospacing="1" w:afterAutospacing="1" w:line="240" w:lineRule="auto"/>
         <w:outlineLvl w:val="3"/>
         <w:rPr>
-          <w:rFonts w:ascii="標楷體-繁" w:eastAsia="標楷體-繁" w:hAnsi="新細明體" w:cs="新細明體" w:hint="eastAsia"/>
+          <w:rFonts w:ascii="標楷體-繁" w:eastAsia="標楷體-繁" w:hAnsi="新細明體" w:cs="新細明體"/>
           <w:b/>
           <w:bCs/>
           <w:color w:val="000000" w:themeColor="text1"/>
@@ -90,6 +90,21 @@
     </w:p>
     <w:p>
       <w:pPr>
+        <w:widowControl/>
+        <w:spacing w:beforeAutospacing="1" w:afterAutospacing="1" w:line="240" w:lineRule="auto"/>
+        <w:outlineLvl w:val="3"/>
+        <w:rPr>
+          <w:rFonts w:ascii="標楷體-繁" w:eastAsia="標楷體-繁" w:hAnsi="新細明體" w:cs="新細明體"/>
+          <w:b/>
+          <w:bCs/>
+          <w:color w:val="000000" w:themeColor="text1"/>
+          <w:sz w:val="28"/>
+          <w:szCs w:val="28"/>
+        </w:rPr>
+      </w:pPr>
+    </w:p>
+    <w:p>
+      <w:pPr>
         <w:jc w:val="center"/>
         <w:outlineLvl w:val="3"/>
         <w:rPr>
@@ -110,40 +125,7 @@
           <w:sz w:val="28"/>
           <w:szCs w:val="28"/>
         </w:rPr>
-        <w:t>表</w:t>
-      </w:r>
-      <w:r>
-        <w:rPr>
-          <w:rFonts w:ascii="標楷體-繁" w:eastAsia="標楷體-繁" w:hAnsi="新細明體" w:cs="新細明體"/>
-          <w:b/>
-          <w:bCs/>
-          <w:color w:val="000000" w:themeColor="text1"/>
-          <w:sz w:val="28"/>
-          <w:szCs w:val="28"/>
-        </w:rPr>
-        <w:t xml:space="preserve">12-1 </w:t>
-      </w:r>
-      <w:r>
-        <w:rPr>
-          <w:rFonts w:ascii="標楷體-繁" w:eastAsia="標楷體-繁" w:hAnsi="新細明體" w:cs="新細明體"/>
-          <w:b/>
-          <w:bCs/>
-          <w:color w:val="000000" w:themeColor="text1"/>
-          <w:sz w:val="28"/>
-          <w:szCs w:val="28"/>
-        </w:rPr>
-        <w:t>使用者</w:t>
-      </w:r>
-      <w:r>
-        <w:rPr>
-          <w:rFonts w:ascii="標楷體-繁" w:eastAsia="標楷體-繁" w:hAnsi="新細明體" w:cs="新細明體"/>
-          <w:b/>
-          <w:bCs/>
-          <w:color w:val="000000" w:themeColor="text1"/>
-          <w:sz w:val="28"/>
-          <w:szCs w:val="28"/>
-        </w:rPr>
-        <w:t>登入畫面</w:t>
+        <w:t>表12-1 使用者登入畫面</w:t>
       </w:r>
     </w:p>
     <w:tbl>
@@ -218,7 +200,7 @@
                 <w:noProof/>
               </w:rPr>
               <w:drawing>
-                <wp:inline distT="0" distB="0" distL="0" distR="0" wp14:anchorId="04371FDE" wp14:editId="51ED05A6">
+                <wp:inline distT="0" distB="0" distL="0" distR="0" wp14:anchorId="7FAD6D5C" wp14:editId="3B4956F0">
                   <wp:extent cx="5124450" cy="2200275"/>
                   <wp:effectExtent l="0" t="0" r="0" b="0"/>
                   <wp:docPr id="989659988" name="drawing"/>
@@ -293,31 +275,7 @@
                 <w:szCs w:val="28"/>
                 <w:lang w:eastAsia="zh-TW"/>
               </w:rPr>
-              <w:t>使用者進入登入</w:t>
-            </w:r>
-            <w:r>
-              <w:rPr>
-                <w:rFonts w:ascii="標楷體-繁" w:eastAsia="標楷體-繁" w:hAnsi="新細明體" w:cs="新細明體"/>
-                <w:b/>
-                <w:bCs/>
-                <w:color w:val="000000" w:themeColor="text1"/>
-                <w:sz w:val="28"/>
-                <w:szCs w:val="28"/>
-                <w:lang w:eastAsia="zh-TW"/>
-              </w:rPr>
-              <w:t>畫</w:t>
-            </w:r>
-            <w:r>
-              <w:rPr>
-                <w:rFonts w:ascii="標楷體-繁" w:eastAsia="標楷體-繁" w:hAnsi="新細明體" w:cs="新細明體"/>
-                <w:b/>
-                <w:bCs/>
-                <w:color w:val="000000" w:themeColor="text1"/>
-                <w:sz w:val="28"/>
-                <w:szCs w:val="28"/>
-                <w:lang w:eastAsia="zh-TW"/>
-              </w:rPr>
-              <w:t>面 ， 輸入用戶名跟密碼，登入系統</w:t>
+              <w:t>使用者進入登入畫面 ， 輸入用戶名跟密碼，登入系統</w:t>
             </w:r>
           </w:p>
         </w:tc>
@@ -349,25 +307,15 @@
     </w:p>
     <w:p>
       <w:pPr>
-        <w:widowControl/>
-        <w:rPr>
-          <w:rFonts w:ascii="標楷體-繁" w:eastAsia="標楷體-繁" w:hAnsi="新細明體" w:cs="新細明體" w:hint="eastAsia"/>
-          <w:b/>
-          <w:bCs/>
-          <w:color w:val="000000" w:themeColor="text1"/>
-          <w:kern w:val="0"/>
-          <w14:ligatures w14:val="none"/>
-        </w:rPr>
-      </w:pPr>
-      <w:r>
+        <w:pStyle w:val="Web"/>
+        <w:ind w:left="480"/>
         <w:rPr>
           <w:rFonts w:ascii="標楷體-繁" w:eastAsia="標楷體-繁"/>
           <w:b/>
           <w:bCs/>
           <w:color w:val="000000" w:themeColor="text1"/>
         </w:rPr>
-        <w:br w:type="page"/>
-      </w:r>
+      </w:pPr>
     </w:p>
     <w:p>
       <w:pPr>
@@ -437,18 +385,7 @@
                 <w:sz w:val="28"/>
                 <w:szCs w:val="28"/>
               </w:rPr>
-              <w:t>註冊</w:t>
-            </w:r>
-            <w:r>
-              <w:rPr>
-                <w:rFonts w:ascii="標楷體-繁" w:eastAsia="標楷體-繁" w:hAnsi="新細明體" w:cs="新細明體"/>
-                <w:b/>
-                <w:bCs/>
-                <w:color w:val="000000" w:themeColor="text1"/>
-                <w:sz w:val="28"/>
-                <w:szCs w:val="28"/>
-              </w:rPr>
-              <w:t>畫面</w:t>
+              <w:t>註冊畫面</w:t>
             </w:r>
             <w:proofErr w:type="spellEnd"/>
           </w:p>
@@ -468,7 +405,7 @@
                 <w:noProof/>
               </w:rPr>
               <w:drawing>
-                <wp:inline distT="0" distB="0" distL="0" distR="0" wp14:anchorId="652D4232" wp14:editId="61DF6330">
+                <wp:inline distT="0" distB="0" distL="0" distR="0" wp14:anchorId="0798FA0D" wp14:editId="12BD756E">
                   <wp:extent cx="5124450" cy="2200275"/>
                   <wp:effectExtent l="0" t="0" r="0" b="0"/>
                   <wp:docPr id="2036058358" name="drawing"/>
@@ -543,37 +480,29 @@
                 <w:szCs w:val="28"/>
                 <w:lang w:eastAsia="zh-TW"/>
               </w:rPr>
-              <w:t>點選登入畫面底下的立即註冊，</w:t>
-            </w:r>
-            <w:r>
-              <w:rPr>
-                <w:rFonts w:ascii="標楷體-繁" w:eastAsia="標楷體-繁" w:hAnsi="新細明體" w:cs="新細明體"/>
-                <w:b/>
-                <w:bCs/>
-                <w:color w:val="000000" w:themeColor="text1"/>
-                <w:sz w:val="28"/>
-                <w:szCs w:val="28"/>
-                <w:lang w:eastAsia="zh-TW"/>
-              </w:rPr>
-              <w:t>輸入用戶名、電子郵件、密碼和確認密碼，接著選擇一般使用者，</w:t>
-            </w:r>
-            <w:r>
-              <w:rPr>
-                <w:rFonts w:ascii="標楷體-繁" w:eastAsia="標楷體-繁" w:hAnsi="新細明體" w:cs="新細明體"/>
-                <w:b/>
-                <w:bCs/>
-                <w:color w:val="000000" w:themeColor="text1"/>
-                <w:sz w:val="28"/>
-                <w:szCs w:val="28"/>
-                <w:lang w:eastAsia="zh-TW"/>
-              </w:rPr>
-              <w:t>完成註冊</w:t>
+              <w:t>點選登入畫面底下的立即註冊，輸入用戶名、電子郵件、密碼和確認密碼，接著選擇一般使用者，完成註冊</w:t>
             </w:r>
           </w:p>
         </w:tc>
       </w:tr>
     </w:tbl>
-    <w:p/>
+    <w:p>
+      <w:pPr>
+        <w:pStyle w:val="Web"/>
+        <w:ind w:left="480"/>
+        <w:rPr>
+          <w:rFonts w:ascii="標楷體-繁" w:eastAsia="標楷體-繁"/>
+          <w:b/>
+          <w:bCs/>
+          <w:color w:val="000000" w:themeColor="text1"/>
+        </w:rPr>
+      </w:pPr>
+    </w:p>
+    <w:p>
+      <w:r>
+        <w:br w:type="page"/>
+      </w:r>
+    </w:p>
     <w:p>
       <w:pPr>
         <w:jc w:val="center"/>
@@ -596,29 +525,8 @@
           <w:sz w:val="28"/>
           <w:szCs w:val="28"/>
         </w:rPr>
-        <w:t xml:space="preserve">表12-3 </w:t>
-      </w:r>
-      <w:r>
-        <w:rPr>
-          <w:rFonts w:ascii="標楷體-繁" w:eastAsia="標楷體-繁" w:hAnsi="新細明體" w:cs="新細明體"/>
-          <w:b/>
-          <w:bCs/>
-          <w:color w:val="000000" w:themeColor="text1"/>
-          <w:sz w:val="28"/>
-          <w:szCs w:val="28"/>
-        </w:rPr>
-        <w:t>個人資料管理</w:t>
-      </w:r>
-      <w:r>
-        <w:rPr>
-          <w:rFonts w:ascii="標楷體-繁" w:eastAsia="標楷體-繁" w:hAnsi="新細明體" w:cs="新細明體"/>
-          <w:b/>
-          <w:bCs/>
-          <w:color w:val="000000" w:themeColor="text1"/>
-          <w:sz w:val="28"/>
-          <w:szCs w:val="28"/>
-        </w:rPr>
-        <w:t>畫面</w:t>
+        <w:lastRenderedPageBreak/>
+        <w:t>表12-3 個人資料管理畫面</w:t>
       </w:r>
     </w:p>
     <w:tbl>
@@ -663,18 +571,7 @@
                 <w:sz w:val="28"/>
                 <w:szCs w:val="28"/>
               </w:rPr>
-              <w:t>資料管理</w:t>
-            </w:r>
-            <w:r>
-              <w:rPr>
-                <w:rFonts w:ascii="標楷體-繁" w:eastAsia="標楷體-繁" w:hAnsi="新細明體" w:cs="新細明體"/>
-                <w:b/>
-                <w:bCs/>
-                <w:color w:val="000000" w:themeColor="text1"/>
-                <w:sz w:val="28"/>
-                <w:szCs w:val="28"/>
-              </w:rPr>
-              <w:t>畫面</w:t>
+              <w:t>資料管理畫面</w:t>
             </w:r>
             <w:proofErr w:type="spellEnd"/>
           </w:p>
@@ -694,7 +591,7 @@
                 <w:noProof/>
               </w:rPr>
               <w:drawing>
-                <wp:inline distT="0" distB="0" distL="0" distR="0" wp14:anchorId="20FC14E7" wp14:editId="418336F0">
+                <wp:inline distT="0" distB="0" distL="0" distR="0" wp14:anchorId="094EB2FD" wp14:editId="2B3545F7">
                   <wp:extent cx="5124450" cy="2200275"/>
                   <wp:effectExtent l="0" t="0" r="0" b="0"/>
                   <wp:docPr id="702335192" name="drawing"/>
@@ -769,31 +666,7 @@
                 <w:szCs w:val="28"/>
                 <w:lang w:eastAsia="zh-TW"/>
               </w:rPr>
-              <w:t>點擊個人資料</w:t>
-            </w:r>
-            <w:r>
-              <w:rPr>
-                <w:rFonts w:asciiTheme="minorHAnsi" w:eastAsiaTheme="minorEastAsia" w:hAnsiTheme="minorHAnsi" w:cstheme="minorBidi"/>
-                <w:b/>
-                <w:bCs/>
-                <w:color w:val="000000" w:themeColor="text1"/>
-                <w:sz w:val="28"/>
-                <w:szCs w:val="28"/>
-                <w:lang w:eastAsia="zh-TW"/>
-              </w:rPr>
-              <w:t>畫面的編輯個人資料，可以</w:t>
-            </w:r>
-            <w:r>
-              <w:rPr>
-                <w:rFonts w:asciiTheme="minorHAnsi" w:eastAsiaTheme="minorEastAsia" w:hAnsiTheme="minorHAnsi" w:cstheme="minorBidi"/>
-                <w:b/>
-                <w:bCs/>
-                <w:color w:val="000000" w:themeColor="text1"/>
-                <w:sz w:val="28"/>
-                <w:szCs w:val="28"/>
-                <w:lang w:eastAsia="zh-TW"/>
-              </w:rPr>
-              <w:t>編輯用戶名、電子郵件、頭像、個人簡介、喜愛的食物和飲食禁忌</w:t>
+              <w:t>點擊個人資料畫面的編輯個人資料，可以編輯用戶名、電子郵件、頭像、個人簡介、喜愛的食物和飲食禁忌</w:t>
             </w:r>
             <w:r>
               <w:rPr>
@@ -814,8 +687,79 @@
     <w:p>
       <w:pPr>
         <w:pStyle w:val="Web"/>
-        <w:rPr>
-          <w:rFonts w:ascii="標楷體-繁" w:eastAsia="標楷體-繁" w:hint="eastAsia"/>
+        <w:ind w:left="480"/>
+        <w:rPr>
+          <w:rFonts w:ascii="標楷體-繁" w:eastAsia="標楷體-繁"/>
+          <w:b/>
+          <w:bCs/>
+          <w:color w:val="000000" w:themeColor="text1"/>
+        </w:rPr>
+      </w:pPr>
+    </w:p>
+    <w:p>
+      <w:pPr>
+        <w:pStyle w:val="Web"/>
+        <w:ind w:left="480"/>
+        <w:rPr>
+          <w:rFonts w:ascii="標楷體-繁" w:eastAsia="標楷體-繁"/>
+          <w:b/>
+          <w:bCs/>
+          <w:color w:val="000000" w:themeColor="text1"/>
+        </w:rPr>
+      </w:pPr>
+    </w:p>
+    <w:p>
+      <w:pPr>
+        <w:pStyle w:val="Web"/>
+        <w:ind w:left="480"/>
+        <w:rPr>
+          <w:rFonts w:ascii="標楷體-繁" w:eastAsia="標楷體-繁"/>
+          <w:b/>
+          <w:bCs/>
+          <w:color w:val="000000" w:themeColor="text1"/>
+        </w:rPr>
+      </w:pPr>
+    </w:p>
+    <w:p>
+      <w:pPr>
+        <w:pStyle w:val="Web"/>
+        <w:ind w:left="480"/>
+        <w:rPr>
+          <w:rFonts w:ascii="標楷體-繁" w:eastAsia="標楷體-繁"/>
+          <w:b/>
+          <w:bCs/>
+          <w:color w:val="000000" w:themeColor="text1"/>
+        </w:rPr>
+      </w:pPr>
+    </w:p>
+    <w:p>
+      <w:pPr>
+        <w:widowControl/>
+        <w:rPr>
+          <w:rFonts w:ascii="標楷體-繁" w:eastAsia="標楷體-繁" w:hAnsi="新細明體" w:cs="新細明體"/>
+          <w:b/>
+          <w:bCs/>
+          <w:color w:val="000000" w:themeColor="text1"/>
+          <w:kern w:val="0"/>
+          <w14:ligatures w14:val="none"/>
+        </w:rPr>
+      </w:pPr>
+      <w:r>
+        <w:rPr>
+          <w:rFonts w:ascii="標楷體-繁" w:eastAsia="標楷體-繁"/>
+          <w:b/>
+          <w:bCs/>
+          <w:color w:val="000000" w:themeColor="text1"/>
+        </w:rPr>
+        <w:br w:type="page"/>
+      </w:r>
+    </w:p>
+    <w:p>
+      <w:pPr>
+        <w:pStyle w:val="Web"/>
+        <w:ind w:left="480"/>
+        <w:rPr>
+          <w:rFonts w:ascii="標楷體-繁" w:eastAsia="標楷體-繁"/>
           <w:b/>
           <w:bCs/>
           <w:color w:val="000000" w:themeColor="text1"/>
@@ -844,51 +788,7 @@
           <w:sz w:val="28"/>
           <w:szCs w:val="28"/>
         </w:rPr>
-        <w:t>表12-</w:t>
-      </w:r>
-      <w:r>
-        <w:rPr>
-          <w:rFonts w:ascii="標楷體-繁" w:eastAsia="標楷體-繁" w:hAnsi="新細明體" w:cs="新細明體"/>
-          <w:b/>
-          <w:bCs/>
-          <w:color w:val="000000" w:themeColor="text1"/>
-          <w:sz w:val="28"/>
-          <w:szCs w:val="28"/>
-        </w:rPr>
-        <w:t>4</w:t>
-      </w:r>
-      <w:r>
-        <w:rPr>
-          <w:rFonts w:ascii="標楷體-繁" w:eastAsia="標楷體-繁" w:hAnsi="新細明體" w:cs="新細明體"/>
-          <w:b/>
-          <w:bCs/>
-          <w:color w:val="000000" w:themeColor="text1"/>
-          <w:sz w:val="28"/>
-          <w:szCs w:val="28"/>
-        </w:rPr>
-        <w:t xml:space="preserve"> </w:t>
-      </w:r>
-      <w:r>
-        <w:rPr>
-          <w:rFonts w:ascii="標楷體-繁" w:eastAsia="標楷體-繁" w:hAnsi="新細明體" w:cs="新細明體"/>
-          <w:b/>
-          <w:bCs/>
-          <w:color w:val="000000" w:themeColor="text1"/>
-          <w:sz w:val="28"/>
-          <w:szCs w:val="28"/>
-        </w:rPr>
-        <w:t>系統介紹</w:t>
-      </w:r>
-      <w:r>
-        <w:rPr>
-          <w:rFonts w:ascii="標楷體-繁" w:eastAsia="標楷體-繁" w:hAnsi="新細明體" w:cs="新細明體"/>
-          <w:b/>
-          <w:bCs/>
-          <w:color w:val="000000" w:themeColor="text1"/>
-          <w:sz w:val="28"/>
-          <w:szCs w:val="28"/>
-        </w:rPr>
-        <w:t>畫面</w:t>
+        <w:t>表12-4 系統介紹畫面</w:t>
       </w:r>
     </w:p>
     <w:tbl>
@@ -933,18 +833,7 @@
                 <w:sz w:val="28"/>
                 <w:szCs w:val="28"/>
               </w:rPr>
-              <w:t>系統介紹</w:t>
-            </w:r>
-            <w:r>
-              <w:rPr>
-                <w:rFonts w:ascii="標楷體-繁" w:eastAsia="標楷體-繁" w:hAnsi="新細明體" w:cs="新細明體"/>
-                <w:b/>
-                <w:bCs/>
-                <w:color w:val="000000" w:themeColor="text1"/>
-                <w:sz w:val="28"/>
-                <w:szCs w:val="28"/>
-              </w:rPr>
-              <w:t>畫面</w:t>
+              <w:t>系統介紹畫面</w:t>
             </w:r>
             <w:proofErr w:type="spellEnd"/>
           </w:p>
@@ -967,7 +856,7 @@
                 <w:noProof/>
               </w:rPr>
               <w:drawing>
-                <wp:inline distT="0" distB="0" distL="0" distR="0" wp14:anchorId="215D35BA" wp14:editId="3097902F">
+                <wp:inline distT="0" distB="0" distL="0" distR="0" wp14:anchorId="35C9D518" wp14:editId="1B00D4AF">
                   <wp:extent cx="5124450" cy="2219325"/>
                   <wp:effectExtent l="0" t="0" r="0" b="0"/>
                   <wp:docPr id="576280690" name="drawing"/>
@@ -1013,7 +902,7 @@
       </w:tr>
       <w:tr>
         <w:trPr>
-          <w:trHeight w:val="1788"/>
+          <w:trHeight w:val="300"/>
         </w:trPr>
         <w:tc>
           <w:tcPr>
@@ -1043,234 +932,45 @@
                 <w:szCs w:val="28"/>
                 <w:lang w:eastAsia="zh-TW"/>
               </w:rPr>
-              <w:t>點擊</w:t>
-            </w:r>
-            <w:r>
-              <w:rPr>
-                <w:rFonts w:asciiTheme="minorHAnsi" w:eastAsiaTheme="minorEastAsia" w:hAnsiTheme="minorHAnsi" w:cstheme="minorBidi"/>
-                <w:b/>
-                <w:bCs/>
-                <w:color w:val="000000" w:themeColor="text1"/>
-                <w:sz w:val="28"/>
-                <w:szCs w:val="28"/>
-                <w:lang w:eastAsia="zh-TW"/>
-              </w:rPr>
-              <w:t>系統介紹，可以看到餐廳推薦系統</w:t>
-            </w:r>
-            <w:r>
-              <w:rPr>
-                <w:rFonts w:asciiTheme="minorHAnsi" w:eastAsiaTheme="minorEastAsia" w:hAnsiTheme="minorHAnsi" w:cstheme="minorBidi"/>
-                <w:b/>
-                <w:bCs/>
-                <w:color w:val="000000" w:themeColor="text1"/>
-                <w:sz w:val="28"/>
-                <w:szCs w:val="28"/>
-                <w:lang w:eastAsia="zh-TW"/>
-              </w:rPr>
-              <w:t>的</w:t>
-            </w:r>
-            <w:r>
-              <w:rPr>
-                <w:rFonts w:asciiTheme="minorHAnsi" w:eastAsiaTheme="minorEastAsia" w:hAnsiTheme="minorHAnsi" w:cstheme="minorBidi"/>
-                <w:b/>
-                <w:bCs/>
-                <w:color w:val="000000" w:themeColor="text1"/>
-                <w:sz w:val="28"/>
-                <w:szCs w:val="28"/>
-                <w:lang w:eastAsia="zh-TW"/>
-              </w:rPr>
-              <w:t>介紹</w:t>
-            </w:r>
-            <w:r>
-              <w:rPr>
-                <w:rFonts w:asciiTheme="minorHAnsi" w:eastAsiaTheme="minorEastAsia" w:hAnsiTheme="minorHAnsi" w:cstheme="minorBidi"/>
-                <w:b/>
-                <w:bCs/>
-                <w:color w:val="000000" w:themeColor="text1"/>
-                <w:sz w:val="28"/>
-                <w:szCs w:val="28"/>
-                <w:lang w:eastAsia="zh-TW"/>
-              </w:rPr>
-              <w:t>，</w:t>
-            </w:r>
-            <w:r>
-              <w:rPr>
-                <w:rFonts w:asciiTheme="minorHAnsi" w:eastAsiaTheme="minorEastAsia" w:hAnsiTheme="minorHAnsi" w:cstheme="minorBidi"/>
-                <w:b/>
-                <w:bCs/>
-                <w:color w:val="000000" w:themeColor="text1"/>
-                <w:sz w:val="28"/>
-                <w:szCs w:val="28"/>
-                <w:lang w:eastAsia="zh-TW"/>
-              </w:rPr>
-              <w:t>接著</w:t>
-            </w:r>
-            <w:r>
-              <w:rPr>
-                <w:rFonts w:asciiTheme="minorHAnsi" w:eastAsiaTheme="minorEastAsia" w:hAnsiTheme="minorHAnsi" w:cstheme="minorBidi"/>
-                <w:b/>
-                <w:bCs/>
-                <w:color w:val="000000" w:themeColor="text1"/>
-                <w:sz w:val="28"/>
-                <w:szCs w:val="28"/>
-                <w:lang w:eastAsia="zh-TW"/>
-              </w:rPr>
-              <w:t>點擊</w:t>
-            </w:r>
-            <w:r>
-              <w:rPr>
-                <w:rFonts w:asciiTheme="minorHAnsi" w:eastAsiaTheme="minorEastAsia" w:hAnsiTheme="minorHAnsi" w:cstheme="minorBidi"/>
-                <w:b/>
-                <w:bCs/>
-                <w:color w:val="000000" w:themeColor="text1"/>
-                <w:sz w:val="28"/>
-                <w:szCs w:val="28"/>
-                <w:lang w:eastAsia="zh-TW"/>
-              </w:rPr>
-              <w:t>底下</w:t>
-            </w:r>
-            <w:r>
-              <w:rPr>
-                <w:rFonts w:asciiTheme="minorHAnsi" w:eastAsiaTheme="minorEastAsia" w:hAnsiTheme="minorHAnsi" w:cstheme="minorBidi"/>
-                <w:b/>
-                <w:bCs/>
-                <w:color w:val="000000" w:themeColor="text1"/>
-                <w:sz w:val="28"/>
-                <w:szCs w:val="28"/>
-                <w:lang w:eastAsia="zh-TW"/>
-              </w:rPr>
-              <w:t>按鈕</w:t>
-            </w:r>
-            <w:r>
-              <w:rPr>
-                <w:rFonts w:asciiTheme="minorHAnsi" w:eastAsiaTheme="minorEastAsia" w:hAnsiTheme="minorHAnsi" w:cstheme="minorBidi"/>
-                <w:b/>
-                <w:bCs/>
-                <w:color w:val="000000" w:themeColor="text1"/>
-                <w:sz w:val="28"/>
-                <w:szCs w:val="28"/>
-                <w:lang w:eastAsia="zh-TW"/>
-              </w:rPr>
-              <w:t>可以</w:t>
-            </w:r>
-            <w:r>
-              <w:rPr>
-                <w:rFonts w:asciiTheme="minorHAnsi" w:eastAsiaTheme="minorEastAsia" w:hAnsiTheme="minorHAnsi" w:cstheme="minorBidi"/>
-                <w:b/>
-                <w:bCs/>
-                <w:color w:val="000000" w:themeColor="text1"/>
-                <w:sz w:val="28"/>
-                <w:szCs w:val="28"/>
-                <w:lang w:eastAsia="zh-TW"/>
-              </w:rPr>
-              <w:t>查看餐廳推薦</w:t>
-            </w:r>
-            <w:r>
-              <w:rPr>
-                <w:rFonts w:asciiTheme="minorHAnsi" w:eastAsiaTheme="minorEastAsia" w:hAnsiTheme="minorHAnsi" w:cstheme="minorBidi"/>
-                <w:b/>
-                <w:bCs/>
-                <w:color w:val="000000" w:themeColor="text1"/>
-                <w:sz w:val="28"/>
-                <w:szCs w:val="28"/>
-                <w:lang w:eastAsia="zh-TW"/>
-              </w:rPr>
-              <w:t>小幫手</w:t>
-            </w:r>
-            <w:r>
-              <w:rPr>
-                <w:rFonts w:asciiTheme="minorHAnsi" w:eastAsiaTheme="minorEastAsia" w:hAnsiTheme="minorHAnsi" w:cstheme="minorBidi"/>
-                <w:b/>
-                <w:bCs/>
-                <w:color w:val="000000" w:themeColor="text1"/>
-                <w:sz w:val="28"/>
-                <w:szCs w:val="28"/>
-                <w:lang w:eastAsia="zh-TW"/>
-              </w:rPr>
-              <w:t>使用指南、</w:t>
-            </w:r>
-            <w:r>
-              <w:rPr>
-                <w:rFonts w:asciiTheme="minorHAnsi" w:eastAsiaTheme="minorEastAsia" w:hAnsiTheme="minorHAnsi" w:cstheme="minorBidi"/>
-                <w:b/>
-                <w:bCs/>
-                <w:color w:val="000000" w:themeColor="text1"/>
-                <w:sz w:val="28"/>
-                <w:szCs w:val="28"/>
-                <w:lang w:eastAsia="zh-TW"/>
-              </w:rPr>
-              <w:t>開始</w:t>
-            </w:r>
-            <w:r>
-              <w:rPr>
-                <w:rFonts w:asciiTheme="minorHAnsi" w:eastAsiaTheme="minorEastAsia" w:hAnsiTheme="minorHAnsi" w:cstheme="minorBidi"/>
-                <w:b/>
-                <w:bCs/>
-                <w:color w:val="000000" w:themeColor="text1"/>
-                <w:sz w:val="28"/>
-                <w:szCs w:val="28"/>
-                <w:lang w:eastAsia="zh-TW"/>
-              </w:rPr>
-              <w:t>進行餐廳</w:t>
-            </w:r>
-            <w:r>
-              <w:rPr>
-                <w:rFonts w:asciiTheme="minorHAnsi" w:eastAsiaTheme="minorEastAsia" w:hAnsiTheme="minorHAnsi" w:cstheme="minorBidi"/>
-                <w:b/>
-                <w:bCs/>
-                <w:color w:val="000000" w:themeColor="text1"/>
-                <w:sz w:val="28"/>
-                <w:szCs w:val="28"/>
-                <w:lang w:eastAsia="zh-TW"/>
-              </w:rPr>
-              <w:t>推</w:t>
-            </w:r>
-            <w:r>
-              <w:rPr>
-                <w:rFonts w:asciiTheme="minorHAnsi" w:eastAsiaTheme="minorEastAsia" w:hAnsiTheme="minorHAnsi" w:cstheme="minorBidi"/>
-                <w:b/>
-                <w:bCs/>
-                <w:color w:val="000000" w:themeColor="text1"/>
-                <w:sz w:val="28"/>
-                <w:szCs w:val="28"/>
-                <w:lang w:eastAsia="zh-TW"/>
-              </w:rPr>
-              <w:t>薦</w:t>
-            </w:r>
-            <w:r>
-              <w:rPr>
-                <w:rFonts w:asciiTheme="minorHAnsi" w:eastAsiaTheme="minorEastAsia" w:hAnsiTheme="minorHAnsi" w:cstheme="minorBidi"/>
-                <w:b/>
-                <w:bCs/>
-                <w:color w:val="000000" w:themeColor="text1"/>
-                <w:sz w:val="28"/>
-                <w:szCs w:val="28"/>
-                <w:lang w:eastAsia="zh-TW"/>
-              </w:rPr>
-              <w:t>和探索美食社群</w:t>
+              <w:t>點擊系統介紹，可以看到餐廳推薦系統的介紹，接著點擊底下按鈕可以查看餐廳推薦小幫手使用指南、開始進行餐廳推薦和探索美食社群</w:t>
             </w:r>
           </w:p>
         </w:tc>
       </w:tr>
     </w:tbl>
-    <w:p/>
-    <w:p>
-      <w:pPr>
-        <w:widowControl/>
-      </w:pPr>
+    <w:p>
+      <w:pPr>
+        <w:pStyle w:val="Web"/>
+        <w:ind w:left="480"/>
+        <w:rPr>
+          <w:rFonts w:ascii="標楷體-繁" w:eastAsia="標楷體-繁"/>
+          <w:b/>
+          <w:bCs/>
+          <w:color w:val="000000" w:themeColor="text1"/>
+        </w:rPr>
+      </w:pPr>
+    </w:p>
+    <w:p>
+      <w:pPr>
+        <w:jc w:val="center"/>
+        <w:outlineLvl w:val="3"/>
+        <w:rPr>
+          <w:rFonts w:ascii="標楷體-繁" w:eastAsia="標楷體-繁" w:hAnsi="新細明體" w:cs="新細明體"/>
+          <w:b/>
+          <w:bCs/>
+          <w:color w:val="000000" w:themeColor="text1"/>
+          <w:sz w:val="28"/>
+          <w:szCs w:val="28"/>
+        </w:rPr>
+      </w:pPr>
+    </w:p>
+    <w:p>
       <w:r>
         <w:br w:type="page"/>
       </w:r>
     </w:p>
     <w:p>
       <w:pPr>
-        <w:rPr>
-          <w:rFonts w:hint="eastAsia"/>
-        </w:rPr>
-      </w:pPr>
-    </w:p>
-    <w:p>
-      <w:pPr>
         <w:jc w:val="center"/>
         <w:outlineLvl w:val="3"/>
         <w:rPr>
@@ -1291,51 +991,8 @@
           <w:sz w:val="28"/>
           <w:szCs w:val="28"/>
         </w:rPr>
-        <w:t>表12-</w:t>
-      </w:r>
-      <w:r>
-        <w:rPr>
-          <w:rFonts w:ascii="標楷體-繁" w:eastAsia="標楷體-繁" w:hAnsi="新細明體" w:cs="新細明體"/>
-          <w:b/>
-          <w:bCs/>
-          <w:color w:val="000000" w:themeColor="text1"/>
-          <w:sz w:val="28"/>
-          <w:szCs w:val="28"/>
-        </w:rPr>
-        <w:t>5</w:t>
-      </w:r>
-      <w:r>
-        <w:rPr>
-          <w:rFonts w:ascii="標楷體-繁" w:eastAsia="標楷體-繁" w:hAnsi="新細明體" w:cs="新細明體"/>
-          <w:b/>
-          <w:bCs/>
-          <w:color w:val="000000" w:themeColor="text1"/>
-          <w:sz w:val="28"/>
-          <w:szCs w:val="28"/>
-        </w:rPr>
-        <w:t xml:space="preserve"> </w:t>
-      </w:r>
-      <w:r>
-        <w:rPr>
-          <w:rFonts w:ascii="標楷體-繁" w:eastAsia="標楷體-繁" w:hAnsi="新細明體" w:cs="新細明體"/>
-          <w:b/>
-          <w:bCs/>
-          <w:color w:val="000000" w:themeColor="text1"/>
-          <w:sz w:val="28"/>
-          <w:szCs w:val="28"/>
-        </w:rPr>
-        <w:t>餐廳推薦</w:t>
-      </w:r>
-      <w:r>
-        <w:rPr>
-          <w:rFonts w:ascii="標楷體-繁" w:eastAsia="標楷體-繁" w:hAnsi="新細明體" w:cs="新細明體"/>
-          <w:b/>
-          <w:bCs/>
-          <w:color w:val="000000" w:themeColor="text1"/>
-          <w:sz w:val="28"/>
-          <w:szCs w:val="28"/>
-        </w:rPr>
-        <w:t>畫面</w:t>
+        <w:lastRenderedPageBreak/>
+        <w:t>表12-5 餐廳推薦畫面</w:t>
       </w:r>
     </w:p>
     <w:tbl>
@@ -1380,18 +1037,7 @@
                 <w:sz w:val="28"/>
                 <w:szCs w:val="28"/>
               </w:rPr>
-              <w:t>餐廳推薦</w:t>
-            </w:r>
-            <w:r>
-              <w:rPr>
-                <w:rFonts w:ascii="標楷體-繁" w:eastAsia="標楷體-繁" w:hAnsi="新細明體" w:cs="新細明體"/>
-                <w:b/>
-                <w:bCs/>
-                <w:color w:val="000000" w:themeColor="text1"/>
-                <w:sz w:val="28"/>
-                <w:szCs w:val="28"/>
-              </w:rPr>
-              <w:t>畫面</w:t>
+              <w:t>餐廳推薦畫面</w:t>
             </w:r>
             <w:proofErr w:type="spellEnd"/>
           </w:p>
@@ -1414,7 +1060,7 @@
                 <w:noProof/>
               </w:rPr>
               <w:drawing>
-                <wp:inline distT="0" distB="0" distL="0" distR="0" wp14:anchorId="4D202C75" wp14:editId="56CA792D">
+                <wp:inline distT="0" distB="0" distL="0" distR="0" wp14:anchorId="09EC04AF" wp14:editId="3E7C6F83">
                   <wp:extent cx="5124450" cy="2200275"/>
                   <wp:effectExtent l="0" t="0" r="0" b="0"/>
                   <wp:docPr id="1877043437" name="drawing"/>
@@ -1488,132 +1134,18 @@
                 <w:szCs w:val="28"/>
                 <w:lang w:eastAsia="zh-TW"/>
               </w:rPr>
-              <w:t>點擊</w:t>
-            </w:r>
-            <w:r>
-              <w:rPr>
-                <w:rFonts w:asciiTheme="minorHAnsi" w:eastAsiaTheme="minorEastAsia" w:hAnsiTheme="minorHAnsi" w:cstheme="minorBidi"/>
-                <w:b/>
-                <w:bCs/>
-                <w:color w:val="000000" w:themeColor="text1"/>
+              <w:t>點擊餐廳推薦小幫手，進入餐廳推薦畫面，可以開始輸入用餐需求，系統會回傳餐廳清單跟餐廳資訊</w:t>
+            </w:r>
+            <w:r>
+              <w:rPr>
+                <w:rFonts w:ascii="標楷體-繁" w:eastAsia="標楷體-繁"/>
+                <w:b/>
+                <w:bCs/>
                 <w:sz w:val="28"/>
                 <w:szCs w:val="28"/>
                 <w:lang w:eastAsia="zh-TW"/>
               </w:rPr>
-              <w:t>餐廳推薦小幫手，進入餐廳推薦畫面，可以開始輸入</w:t>
-            </w:r>
-            <w:r>
-              <w:rPr>
-                <w:rFonts w:asciiTheme="minorHAnsi" w:eastAsiaTheme="minorEastAsia" w:hAnsiTheme="minorHAnsi" w:cstheme="minorBidi"/>
-                <w:b/>
-                <w:bCs/>
-                <w:color w:val="000000" w:themeColor="text1"/>
-                <w:sz w:val="28"/>
-                <w:szCs w:val="28"/>
-                <w:lang w:eastAsia="zh-TW"/>
-              </w:rPr>
-              <w:t>用餐需求</w:t>
-            </w:r>
-            <w:r>
-              <w:rPr>
-                <w:rFonts w:asciiTheme="minorHAnsi" w:eastAsiaTheme="minorEastAsia" w:hAnsiTheme="minorHAnsi" w:cstheme="minorBidi"/>
-                <w:b/>
-                <w:bCs/>
-                <w:color w:val="000000" w:themeColor="text1"/>
-                <w:sz w:val="28"/>
-                <w:szCs w:val="28"/>
-                <w:lang w:eastAsia="zh-TW"/>
-              </w:rPr>
-              <w:t>，</w:t>
-            </w:r>
-            <w:r>
-              <w:rPr>
-                <w:rFonts w:asciiTheme="minorHAnsi" w:eastAsiaTheme="minorEastAsia" w:hAnsiTheme="minorHAnsi" w:cstheme="minorBidi"/>
-                <w:b/>
-                <w:bCs/>
-                <w:color w:val="000000" w:themeColor="text1"/>
-                <w:sz w:val="28"/>
-                <w:szCs w:val="28"/>
-                <w:lang w:eastAsia="zh-TW"/>
-              </w:rPr>
-              <w:t>系統會回傳餐廳清單跟餐廳資訊</w:t>
-            </w:r>
-            <w:r>
-              <w:rPr>
-                <w:rFonts w:ascii="標楷體-繁" w:eastAsia="標楷體-繁"/>
-                <w:b/>
-                <w:bCs/>
-                <w:sz w:val="28"/>
-                <w:szCs w:val="28"/>
-                <w:lang w:eastAsia="zh-TW"/>
-              </w:rPr>
-              <w:t>（包含</w:t>
-            </w:r>
-            <w:r>
-              <w:rPr>
-                <w:rFonts w:ascii="標楷體-繁" w:eastAsia="標楷體-繁"/>
-                <w:b/>
-                <w:bCs/>
-                <w:sz w:val="28"/>
-                <w:szCs w:val="28"/>
-                <w:lang w:eastAsia="zh-TW"/>
-              </w:rPr>
-              <w:t>星數</w:t>
-            </w:r>
-            <w:r>
-              <w:rPr>
-                <w:rFonts w:ascii="標楷體-繁" w:eastAsia="標楷體-繁"/>
-                <w:b/>
-                <w:bCs/>
-                <w:sz w:val="28"/>
-                <w:szCs w:val="28"/>
-                <w:lang w:eastAsia="zh-TW"/>
-              </w:rPr>
-              <w:t>、</w:t>
-            </w:r>
-            <w:r>
-              <w:rPr>
-                <w:rFonts w:ascii="標楷體-繁" w:eastAsia="標楷體-繁"/>
-                <w:b/>
-                <w:bCs/>
-                <w:sz w:val="28"/>
-                <w:szCs w:val="28"/>
-                <w:lang w:eastAsia="zh-TW"/>
-              </w:rPr>
-              <w:t>地址</w:t>
-            </w:r>
-            <w:r>
-              <w:rPr>
-                <w:rFonts w:ascii="標楷體-繁" w:eastAsia="標楷體-繁"/>
-                <w:b/>
-                <w:bCs/>
-                <w:sz w:val="28"/>
-                <w:szCs w:val="28"/>
-                <w:lang w:eastAsia="zh-TW"/>
-              </w:rPr>
-              <w:t>、照</w:t>
-            </w:r>
-            <w:r>
-              <w:rPr>
-                <w:rFonts w:ascii="標楷體-繁" w:eastAsia="標楷體-繁"/>
-                <w:b/>
-                <w:bCs/>
-                <w:sz w:val="28"/>
-                <w:szCs w:val="28"/>
-                <w:lang w:eastAsia="zh-TW"/>
-              </w:rPr>
-              <w:t>片</w:t>
-            </w:r>
-            <w:r>
-              <w:rPr>
-                <w:rFonts w:ascii="標楷體-繁" w:eastAsia="標楷體-繁"/>
-                <w:b/>
-                <w:bCs/>
-                <w:sz w:val="28"/>
-                <w:szCs w:val="28"/>
-                <w:lang w:eastAsia="zh-TW"/>
-              </w:rPr>
-              <w:t xml:space="preserve">、營業時間等）    </w:t>
+              <w:t xml:space="preserve">（包含星數、地址、照片、營業時間等）    </w:t>
             </w:r>
           </w:p>
         </w:tc>
@@ -1711,29 +1243,7 @@
           <w:sz w:val="28"/>
           <w:szCs w:val="28"/>
         </w:rPr>
-        <w:t>表12-6 餐廳</w:t>
-      </w:r>
-      <w:r>
-        <w:rPr>
-          <w:rFonts w:ascii="標楷體-繁" w:eastAsia="標楷體-繁" w:hAnsi="新細明體" w:cs="新細明體"/>
-          <w:b/>
-          <w:bCs/>
-          <w:color w:val="000000" w:themeColor="text1"/>
-          <w:sz w:val="28"/>
-          <w:szCs w:val="28"/>
-        </w:rPr>
-        <w:t>詳細資訊</w:t>
-      </w:r>
-      <w:r>
-        <w:rPr>
-          <w:rFonts w:ascii="標楷體-繁" w:eastAsia="標楷體-繁" w:hAnsi="新細明體" w:cs="新細明體"/>
-          <w:b/>
-          <w:bCs/>
-          <w:color w:val="000000" w:themeColor="text1"/>
-          <w:sz w:val="28"/>
-          <w:szCs w:val="28"/>
-        </w:rPr>
-        <w:t>展示畫面</w:t>
+        <w:t>表12-6 餐廳詳細資訊展示畫面</w:t>
       </w:r>
     </w:p>
     <w:tbl>
@@ -1801,7 +1311,7 @@
                 <w:noProof/>
               </w:rPr>
               <w:drawing>
-                <wp:inline distT="0" distB="0" distL="0" distR="0" wp14:anchorId="07EF0325" wp14:editId="3185323E">
+                <wp:inline distT="0" distB="0" distL="0" distR="0" wp14:anchorId="46CEC86F" wp14:editId="05EC2DFC">
                   <wp:extent cx="5124450" cy="2552700"/>
                   <wp:effectExtent l="0" t="0" r="0" b="0"/>
                   <wp:docPr id="1602187752" name="drawing"/>
@@ -1875,62 +1385,7 @@
                 <w:szCs w:val="28"/>
                 <w:lang w:eastAsia="zh-TW"/>
               </w:rPr>
-              <w:t>點擊</w:t>
-            </w:r>
-            <w:r>
-              <w:rPr>
-                <w:rFonts w:ascii="標楷體-繁" w:eastAsia="標楷體-繁"/>
-                <w:b/>
-                <w:bCs/>
-                <w:sz w:val="28"/>
-                <w:szCs w:val="28"/>
-                <w:lang w:eastAsia="zh-TW"/>
-              </w:rPr>
-              <w:t>餐廳</w:t>
-            </w:r>
-            <w:r>
-              <w:rPr>
-                <w:rFonts w:ascii="標楷體-繁" w:eastAsia="標楷體-繁"/>
-                <w:b/>
-                <w:bCs/>
-                <w:sz w:val="28"/>
-                <w:szCs w:val="28"/>
-                <w:lang w:eastAsia="zh-TW"/>
-              </w:rPr>
-              <w:t>推薦</w:t>
-            </w:r>
-            <w:r>
-              <w:rPr>
-                <w:rFonts w:ascii="標楷體-繁" w:eastAsia="標楷體-繁"/>
-                <w:b/>
-                <w:bCs/>
-                <w:sz w:val="28"/>
-                <w:szCs w:val="28"/>
-                <w:lang w:eastAsia="zh-TW"/>
-              </w:rPr>
-              <w:t>卡片</w:t>
-            </w:r>
-            <w:r>
-              <w:rPr>
-                <w:rFonts w:ascii="標楷體-繁" w:eastAsia="標楷體-繁"/>
-                <w:b/>
-                <w:bCs/>
-                <w:sz w:val="28"/>
-                <w:szCs w:val="28"/>
-                <w:lang w:eastAsia="zh-TW"/>
-              </w:rPr>
-              <w:t>的"餐廳詳細資料"</w:t>
-            </w:r>
-            <w:r>
-              <w:rPr>
-                <w:rFonts w:ascii="標楷體-繁" w:eastAsia="標楷體-繁"/>
-                <w:b/>
-                <w:bCs/>
-                <w:sz w:val="28"/>
-                <w:szCs w:val="28"/>
-                <w:lang w:eastAsia="zh-TW"/>
-              </w:rPr>
-              <w:t>，會顯示</w:t>
+              <w:t>點擊餐廳推薦卡片的"餐廳詳細資料"，會顯示</w:t>
             </w:r>
             <w:r>
               <w:rPr>
@@ -2007,40 +1462,7 @@
           <w:szCs w:val="28"/>
         </w:rPr>
         <w:lastRenderedPageBreak/>
-        <w:t>表12-7</w:t>
-      </w:r>
-      <w:r>
-        <w:rPr>
-          <w:rFonts w:ascii="標楷體-繁" w:eastAsia="標楷體-繁" w:hAnsi="新細明體" w:cs="新細明體"/>
-          <w:b/>
-          <w:bCs/>
-          <w:color w:val="000000" w:themeColor="text1"/>
-          <w:sz w:val="28"/>
-          <w:szCs w:val="28"/>
-        </w:rPr>
-        <w:t xml:space="preserve"> </w:t>
-      </w:r>
-      <w:r>
-        <w:rPr>
-          <w:rFonts w:ascii="標楷體-繁" w:eastAsia="標楷體-繁" w:hAnsi="新細明體" w:cs="新細明體"/>
-          <w:b/>
-          <w:bCs/>
-          <w:color w:val="000000" w:themeColor="text1"/>
-          <w:sz w:val="28"/>
-          <w:szCs w:val="28"/>
-        </w:rPr>
-        <w:t>收藏餐廳</w:t>
-      </w:r>
-      <w:r>
-        <w:rPr>
-          <w:rFonts w:ascii="標楷體-繁" w:eastAsia="標楷體-繁" w:hAnsi="新細明體" w:cs="新細明體"/>
-          <w:b/>
-          <w:bCs/>
-          <w:color w:val="000000" w:themeColor="text1"/>
-          <w:sz w:val="28"/>
-          <w:szCs w:val="28"/>
-        </w:rPr>
-        <w:t>畫面</w:t>
+        <w:t>表12-7 收藏餐廳畫面</w:t>
       </w:r>
     </w:p>
     <w:tbl>
@@ -2085,18 +1507,7 @@
                 <w:sz w:val="28"/>
                 <w:szCs w:val="28"/>
               </w:rPr>
-              <w:t>收藏餐廳</w:t>
-            </w:r>
-            <w:r>
-              <w:rPr>
-                <w:rFonts w:ascii="標楷體-繁" w:eastAsia="標楷體-繁" w:hAnsi="新細明體" w:cs="新細明體"/>
-                <w:b/>
-                <w:bCs/>
-                <w:color w:val="000000" w:themeColor="text1"/>
-                <w:sz w:val="28"/>
-                <w:szCs w:val="28"/>
-              </w:rPr>
-              <w:t>畫面</w:t>
+              <w:t>收藏餐廳畫面</w:t>
             </w:r>
             <w:proofErr w:type="spellEnd"/>
           </w:p>
@@ -2119,7 +1530,7 @@
                 <w:noProof/>
               </w:rPr>
               <w:drawing>
-                <wp:inline distT="0" distB="0" distL="0" distR="0" wp14:anchorId="5CBCA300" wp14:editId="7CB21487">
+                <wp:inline distT="0" distB="0" distL="0" distR="0" wp14:anchorId="50ACBFFD" wp14:editId="0E4E2388">
                   <wp:extent cx="5124450" cy="2200275"/>
                   <wp:effectExtent l="0" t="0" r="0" b="0"/>
                   <wp:docPr id="450377151" name="drawing"/>
@@ -2192,128 +1603,7 @@
                 <w:szCs w:val="28"/>
                 <w:lang w:eastAsia="zh-TW"/>
               </w:rPr>
-              <w:t>點擊餐廳推薦卡片的"收藏/儲存餐廳"，</w:t>
-            </w:r>
-            <w:r>
-              <w:rPr>
-                <w:rFonts w:ascii="標楷體-繁" w:eastAsia="標楷體-繁"/>
-                <w:b/>
-                <w:bCs/>
-                <w:sz w:val="28"/>
-                <w:szCs w:val="28"/>
-                <w:lang w:eastAsia="zh-TW"/>
-              </w:rPr>
-              <w:t>再</w:t>
-            </w:r>
-            <w:r>
-              <w:rPr>
-                <w:rFonts w:ascii="標楷體-繁" w:eastAsia="標楷體-繁"/>
-                <w:b/>
-                <w:bCs/>
-                <w:sz w:val="28"/>
-                <w:szCs w:val="28"/>
-                <w:lang w:eastAsia="zh-TW"/>
-              </w:rPr>
-              <w:t>點擊</w:t>
-            </w:r>
-            <w:r>
-              <w:rPr>
-                <w:rFonts w:ascii="標楷體-繁" w:eastAsia="標楷體-繁"/>
-                <w:b/>
-                <w:bCs/>
-                <w:sz w:val="28"/>
-                <w:szCs w:val="28"/>
-                <w:lang w:eastAsia="zh-TW"/>
-              </w:rPr>
-              <w:t>導覽列上的</w:t>
-            </w:r>
-            <w:r>
-              <w:rPr>
-                <w:rFonts w:ascii="標楷體-繁" w:eastAsia="標楷體-繁"/>
-                <w:b/>
-                <w:bCs/>
-                <w:sz w:val="28"/>
-                <w:szCs w:val="28"/>
-                <w:lang w:eastAsia="zh-TW"/>
-              </w:rPr>
-              <w:t>更多-</w:t>
-            </w:r>
-            <w:r>
-              <w:rPr>
-                <w:rFonts w:ascii="標楷體-繁" w:eastAsia="標楷體-繁"/>
-                <w:b/>
-                <w:bCs/>
-                <w:sz w:val="28"/>
-                <w:szCs w:val="28"/>
-                <w:lang w:eastAsia="zh-TW"/>
-              </w:rPr>
-              <w:t>收藏餐廳，</w:t>
-            </w:r>
-            <w:r>
-              <w:rPr>
-                <w:rFonts w:ascii="標楷體-繁" w:eastAsia="標楷體-繁"/>
-                <w:b/>
-                <w:bCs/>
-                <w:sz w:val="28"/>
-                <w:szCs w:val="28"/>
-                <w:lang w:eastAsia="zh-TW"/>
-              </w:rPr>
-              <w:t xml:space="preserve"> </w:t>
-            </w:r>
-            <w:r>
-              <w:rPr>
-                <w:rFonts w:ascii="標楷體-繁" w:eastAsia="標楷體-繁"/>
-                <w:b/>
-                <w:bCs/>
-                <w:sz w:val="28"/>
-                <w:szCs w:val="28"/>
-                <w:lang w:eastAsia="zh-TW"/>
-              </w:rPr>
-              <w:t>就可以看到</w:t>
-            </w:r>
-            <w:r>
-              <w:rPr>
-                <w:rFonts w:ascii="標楷體-繁" w:eastAsia="標楷體-繁"/>
-                <w:b/>
-                <w:bCs/>
-                <w:sz w:val="28"/>
-                <w:szCs w:val="28"/>
-                <w:lang w:eastAsia="zh-TW"/>
-              </w:rPr>
-              <w:t>已</w:t>
-            </w:r>
-            <w:r>
-              <w:rPr>
-                <w:rFonts w:ascii="標楷體-繁" w:eastAsia="標楷體-繁"/>
-                <w:b/>
-                <w:bCs/>
-                <w:sz w:val="28"/>
-                <w:szCs w:val="28"/>
-                <w:lang w:eastAsia="zh-TW"/>
-              </w:rPr>
-              <w:t>收藏的餐廳</w:t>
-            </w:r>
-            <w:r>
-              <w:rPr>
-                <w:rFonts w:ascii="標楷體-繁" w:eastAsia="標楷體-繁"/>
-                <w:b/>
-                <w:bCs/>
-                <w:sz w:val="28"/>
-                <w:szCs w:val="28"/>
-                <w:lang w:eastAsia="zh-TW"/>
-              </w:rPr>
-              <w:t>，</w:t>
-            </w:r>
-            <w:r>
-              <w:rPr>
-                <w:rFonts w:ascii="標楷體-繁" w:eastAsia="標楷體-繁"/>
-                <w:b/>
-                <w:bCs/>
-                <w:sz w:val="28"/>
-                <w:szCs w:val="28"/>
-                <w:lang w:eastAsia="zh-TW"/>
-              </w:rPr>
-              <w:t>若尚未收藏任何餐廳，畫面將顯示提示與引導按鈕，使用者可以開始聊天尋找餐廳</w:t>
+              <w:t>點擊餐廳推薦卡片的"收藏/儲存餐廳"，再點擊導覽列上的更多-收藏餐廳， 就可以看到已收藏的餐廳，若尚未收藏任何餐廳，畫面將顯示提示與引導按鈕，使用者可以開始聊天尋找餐廳</w:t>
             </w:r>
           </w:p>
         </w:tc>
@@ -2322,6 +1612,55 @@
     <w:p>
       <w:pPr>
         <w:pStyle w:val="Web"/>
+        <w:ind w:left="480"/>
+        <w:rPr>
+          <w:rFonts w:ascii="標楷體-繁" w:eastAsia="標楷體-繁"/>
+          <w:b/>
+          <w:bCs/>
+          <w:color w:val="000000" w:themeColor="text1"/>
+        </w:rPr>
+      </w:pPr>
+    </w:p>
+    <w:p>
+      <w:pPr>
+        <w:pStyle w:val="Web"/>
+        <w:ind w:left="480"/>
+        <w:rPr>
+          <w:rFonts w:ascii="標楷體-繁" w:eastAsia="標楷體-繁"/>
+          <w:b/>
+          <w:bCs/>
+          <w:color w:val="000000" w:themeColor="text1"/>
+        </w:rPr>
+      </w:pPr>
+    </w:p>
+    <w:p>
+      <w:pPr>
+        <w:pStyle w:val="Web"/>
+        <w:ind w:left="480"/>
+        <w:rPr>
+          <w:rFonts w:ascii="標楷體-繁" w:eastAsia="標楷體-繁"/>
+          <w:b/>
+          <w:bCs/>
+          <w:color w:val="000000" w:themeColor="text1"/>
+        </w:rPr>
+      </w:pPr>
+    </w:p>
+    <w:p>
+      <w:pPr>
+        <w:pStyle w:val="Web"/>
+        <w:ind w:left="480"/>
+        <w:rPr>
+          <w:rFonts w:ascii="標楷體-繁" w:eastAsia="標楷體-繁"/>
+          <w:b/>
+          <w:bCs/>
+          <w:color w:val="000000" w:themeColor="text1"/>
+        </w:rPr>
+      </w:pPr>
+    </w:p>
+    <w:p>
+      <w:pPr>
+        <w:pStyle w:val="Web"/>
+        <w:ind w:left="480"/>
         <w:rPr>
           <w:rFonts w:ascii="標楷體-繁" w:eastAsia="標楷體-繁"/>
           <w:b/>
@@ -2355,8 +1694,9 @@
     <w:p>
       <w:pPr>
         <w:pStyle w:val="Web"/>
-        <w:rPr>
-          <w:rFonts w:ascii="標楷體-繁" w:eastAsia="標楷體-繁" w:hint="eastAsia"/>
+        <w:ind w:left="480"/>
+        <w:rPr>
+          <w:rFonts w:ascii="標楷體-繁" w:eastAsia="標楷體-繁"/>
           <w:b/>
           <w:bCs/>
           <w:color w:val="000000" w:themeColor="text1"/>
@@ -2385,40 +1725,7 @@
           <w:sz w:val="28"/>
           <w:szCs w:val="28"/>
         </w:rPr>
-        <w:t>表12-8</w:t>
-      </w:r>
-      <w:r>
-        <w:rPr>
-          <w:rFonts w:ascii="標楷體-繁" w:eastAsia="標楷體-繁" w:hAnsi="新細明體" w:cs="新細明體"/>
-          <w:b/>
-          <w:bCs/>
-          <w:color w:val="000000" w:themeColor="text1"/>
-          <w:sz w:val="28"/>
-          <w:szCs w:val="28"/>
-        </w:rPr>
-        <w:t xml:space="preserve"> </w:t>
-      </w:r>
-      <w:r>
-        <w:rPr>
-          <w:rFonts w:ascii="標楷體-繁" w:eastAsia="標楷體-繁" w:hAnsi="新細明體" w:cs="新細明體"/>
-          <w:b/>
-          <w:bCs/>
-          <w:color w:val="000000" w:themeColor="text1"/>
-          <w:sz w:val="28"/>
-          <w:szCs w:val="28"/>
-        </w:rPr>
-        <w:t>導航</w:t>
-      </w:r>
-      <w:r>
-        <w:rPr>
-          <w:rFonts w:ascii="標楷體-繁" w:eastAsia="標楷體-繁" w:hAnsi="新細明體" w:cs="新細明體"/>
-          <w:b/>
-          <w:bCs/>
-          <w:color w:val="000000" w:themeColor="text1"/>
-          <w:sz w:val="28"/>
-          <w:szCs w:val="28"/>
-        </w:rPr>
-        <w:t>畫面</w:t>
+        <w:t>表12-8 導航畫面</w:t>
       </w:r>
     </w:p>
     <w:tbl>
@@ -2463,18 +1770,7 @@
                 <w:sz w:val="28"/>
                 <w:szCs w:val="28"/>
               </w:rPr>
-              <w:t>導航</w:t>
-            </w:r>
-            <w:r>
-              <w:rPr>
-                <w:rFonts w:ascii="標楷體-繁" w:eastAsia="標楷體-繁" w:hAnsi="新細明體" w:cs="新細明體"/>
-                <w:b/>
-                <w:bCs/>
-                <w:color w:val="000000" w:themeColor="text1"/>
-                <w:sz w:val="28"/>
-                <w:szCs w:val="28"/>
-              </w:rPr>
-              <w:t>畫面</w:t>
+              <w:t>導航畫面</w:t>
             </w:r>
             <w:proofErr w:type="spellEnd"/>
           </w:p>
@@ -2497,7 +1793,7 @@
                 <w:noProof/>
               </w:rPr>
               <w:drawing>
-                <wp:inline distT="0" distB="0" distL="0" distR="0" wp14:anchorId="5E5A764B" wp14:editId="3ECA21FE">
+                <wp:inline distT="0" distB="0" distL="0" distR="0" wp14:anchorId="66B5CAFB" wp14:editId="6738F053">
                   <wp:extent cx="5124450" cy="2543175"/>
                   <wp:effectExtent l="0" t="0" r="0" b="0"/>
                   <wp:docPr id="1543239544" name="drawing"/>
@@ -2570,95 +1866,7 @@
                 <w:szCs w:val="28"/>
                 <w:lang w:eastAsia="zh-TW"/>
               </w:rPr>
-              <w:t>點擊餐廳推薦卡片的"導航前往"，</w:t>
-            </w:r>
-            <w:r>
-              <w:rPr>
-                <w:rFonts w:ascii="標楷體-繁" w:eastAsia="標楷體-繁"/>
-                <w:b/>
-                <w:bCs/>
-                <w:sz w:val="28"/>
-                <w:szCs w:val="28"/>
-                <w:lang w:eastAsia="zh-TW"/>
-              </w:rPr>
-              <w:t xml:space="preserve"> 系統</w:t>
-            </w:r>
-            <w:r>
-              <w:rPr>
-                <w:rFonts w:ascii="標楷體-繁" w:eastAsia="標楷體-繁"/>
-                <w:b/>
-                <w:bCs/>
-                <w:sz w:val="28"/>
-                <w:szCs w:val="28"/>
-                <w:lang w:eastAsia="zh-TW"/>
-              </w:rPr>
-              <w:t>會提供正確</w:t>
-            </w:r>
-            <w:r>
-              <w:rPr>
-                <w:rFonts w:ascii="標楷體-繁" w:eastAsia="標楷體-繁"/>
-                <w:b/>
-                <w:bCs/>
-                <w:sz w:val="28"/>
-                <w:szCs w:val="28"/>
-                <w:lang w:eastAsia="zh-TW"/>
-              </w:rPr>
-              <w:t>的</w:t>
-            </w:r>
-            <w:r>
-              <w:rPr>
-                <w:rFonts w:ascii="標楷體-繁" w:eastAsia="標楷體-繁"/>
-                <w:b/>
-                <w:bCs/>
-                <w:sz w:val="28"/>
-                <w:szCs w:val="28"/>
-                <w:lang w:eastAsia="zh-TW"/>
-              </w:rPr>
-              <w:t>導航路線</w:t>
-            </w:r>
-            <w:r>
-              <w:rPr>
-                <w:rFonts w:ascii="標楷體-繁" w:eastAsia="標楷體-繁"/>
-                <w:b/>
-                <w:bCs/>
-                <w:sz w:val="28"/>
-                <w:szCs w:val="28"/>
-                <w:lang w:eastAsia="zh-TW"/>
-              </w:rPr>
-              <w:t>，使用者可以開始</w:t>
-            </w:r>
-            <w:r>
-              <w:rPr>
-                <w:rFonts w:ascii="標楷體-繁" w:eastAsia="標楷體-繁"/>
-                <w:b/>
-                <w:bCs/>
-                <w:sz w:val="28"/>
-                <w:szCs w:val="28"/>
-                <w:lang w:eastAsia="zh-TW"/>
-              </w:rPr>
-              <w:t>導航</w:t>
-            </w:r>
-            <w:r>
-              <w:rPr>
-                <w:rFonts w:ascii="標楷體-繁" w:eastAsia="標楷體-繁"/>
-                <w:b/>
-                <w:bCs/>
-                <w:sz w:val="28"/>
-                <w:szCs w:val="28"/>
-                <w:lang w:eastAsia="zh-TW"/>
-              </w:rPr>
-              <w:t>前往餐廳</w:t>
-            </w:r>
-            <w:r>
-              <w:rPr>
-                <w:rFonts w:ascii="標楷體-繁" w:eastAsia="標楷體-繁"/>
-                <w:b/>
-                <w:bCs/>
-                <w:sz w:val="28"/>
-                <w:szCs w:val="28"/>
-                <w:lang w:eastAsia="zh-TW"/>
-              </w:rPr>
-              <w:t xml:space="preserve"> </w:t>
+              <w:t xml:space="preserve">點擊餐廳推薦卡片的"導航前往"， 系統會提供正確的導航路線，使用者可以開始導航前往餐廳 </w:t>
             </w:r>
           </w:p>
         </w:tc>
@@ -2706,40 +1914,7 @@
           <w:szCs w:val="28"/>
         </w:rPr>
         <w:lastRenderedPageBreak/>
-        <w:t>表12-</w:t>
-      </w:r>
-      <w:r>
-        <w:rPr>
-          <w:rFonts w:ascii="標楷體-繁" w:eastAsia="標楷體-繁" w:hAnsi="新細明體" w:cs="新細明體"/>
-          <w:b/>
-          <w:bCs/>
-          <w:color w:val="000000" w:themeColor="text1"/>
-          <w:sz w:val="28"/>
-          <w:szCs w:val="28"/>
-        </w:rPr>
-        <w:t>9</w:t>
-      </w:r>
-      <w:r>
-        <w:rPr>
-          <w:rFonts w:ascii="標楷體-繁" w:eastAsia="標楷體-繁" w:hAnsi="新細明體" w:cs="新細明體"/>
-          <w:b/>
-          <w:bCs/>
-          <w:color w:val="000000" w:themeColor="text1"/>
-          <w:sz w:val="28"/>
-          <w:szCs w:val="28"/>
-        </w:rPr>
-        <w:t xml:space="preserve"> </w:t>
-      </w:r>
-      <w:r>
-        <w:rPr>
-          <w:rFonts w:ascii="標楷體-繁" w:eastAsia="標楷體-繁" w:hAnsi="新細明體" w:cs="新細明體"/>
-          <w:b/>
-          <w:bCs/>
-          <w:color w:val="000000" w:themeColor="text1"/>
-          <w:sz w:val="28"/>
-          <w:szCs w:val="28"/>
-        </w:rPr>
-        <w:t>個人動態牆畫面</w:t>
+        <w:t>表12-9 個人動態牆畫面</w:t>
       </w:r>
     </w:p>
     <w:tbl>
@@ -2807,7 +1982,7 @@
                 <w:noProof/>
               </w:rPr>
               <w:drawing>
-                <wp:inline distT="0" distB="0" distL="0" distR="0" wp14:anchorId="7D7B727B" wp14:editId="67F35288">
+                <wp:inline distT="0" distB="0" distL="0" distR="0" wp14:anchorId="0E6884A2" wp14:editId="5AB50494">
                   <wp:extent cx="5124450" cy="2209800"/>
                   <wp:effectExtent l="0" t="0" r="0" b="0"/>
                   <wp:docPr id="1214970784" name="drawing"/>
@@ -2970,18 +2145,6 @@
     </w:p>
     <w:p>
       <w:pPr>
-        <w:pStyle w:val="Web"/>
-        <w:ind w:left="480"/>
-        <w:rPr>
-          <w:rFonts w:ascii="標楷體-繁" w:eastAsia="標楷體-繁"/>
-          <w:b/>
-          <w:bCs/>
-          <w:color w:val="000000" w:themeColor="text1"/>
-        </w:rPr>
-      </w:pPr>
-    </w:p>
-    <w:p>
-      <w:pPr>
         <w:jc w:val="center"/>
         <w:outlineLvl w:val="3"/>
         <w:rPr>
@@ -3002,40 +2165,8 @@
           <w:sz w:val="28"/>
           <w:szCs w:val="28"/>
         </w:rPr>
-        <w:t>表12-</w:t>
-      </w:r>
-      <w:r>
-        <w:rPr>
-          <w:rFonts w:ascii="標楷體-繁" w:eastAsia="標楷體-繁" w:hAnsi="新細明體" w:cs="新細明體"/>
-          <w:b/>
-          <w:bCs/>
-          <w:color w:val="000000" w:themeColor="text1"/>
-          <w:sz w:val="28"/>
-          <w:szCs w:val="28"/>
-        </w:rPr>
-        <w:t>10</w:t>
-      </w:r>
-      <w:r>
-        <w:rPr>
-          <w:rFonts w:ascii="標楷體-繁" w:eastAsia="標楷體-繁" w:hAnsi="新細明體" w:cs="新細明體"/>
-          <w:b/>
-          <w:bCs/>
-          <w:color w:val="000000" w:themeColor="text1"/>
-          <w:sz w:val="28"/>
-          <w:szCs w:val="28"/>
-        </w:rPr>
-        <w:t xml:space="preserve"> </w:t>
-      </w:r>
-      <w:r>
-        <w:rPr>
-          <w:rFonts w:ascii="標楷體-繁" w:eastAsia="標楷體-繁" w:hAnsi="新細明體" w:cs="新細明體"/>
-          <w:b/>
-          <w:bCs/>
-          <w:color w:val="000000" w:themeColor="text1"/>
-          <w:sz w:val="28"/>
-          <w:szCs w:val="28"/>
-        </w:rPr>
-        <w:t>探索畫面</w:t>
+        <w:lastRenderedPageBreak/>
+        <w:t>表12-10 探索畫面</w:t>
       </w:r>
     </w:p>
     <w:tbl>
@@ -3103,7 +2234,7 @@
                 <w:noProof/>
               </w:rPr>
               <w:drawing>
-                <wp:inline distT="0" distB="0" distL="0" distR="0" wp14:anchorId="5E68DEFC" wp14:editId="039AE296">
+                <wp:inline distT="0" distB="0" distL="0" distR="0" wp14:anchorId="6D7D97C6" wp14:editId="06348A5C">
                   <wp:extent cx="5124450" cy="2238375"/>
                   <wp:effectExtent l="0" t="0" r="0" b="0"/>
                   <wp:docPr id="2096070677" name="drawing"/>
@@ -3270,40 +2401,42 @@
     </w:p>
     <w:p>
       <w:pPr>
+        <w:pStyle w:val="Web"/>
+        <w:ind w:left="480"/>
+        <w:rPr>
+          <w:rFonts w:ascii="標楷體-繁" w:eastAsia="標楷體-繁"/>
+          <w:b/>
+          <w:bCs/>
+          <w:color w:val="000000" w:themeColor="text1"/>
+        </w:rPr>
+      </w:pPr>
+    </w:p>
+    <w:p>
+      <w:pPr>
         <w:widowControl/>
         <w:rPr>
           <w:rFonts w:ascii="標楷體-繁" w:eastAsia="標楷體-繁" w:hAnsi="新細明體" w:cs="新細明體"/>
           <w:b/>
           <w:bCs/>
           <w:color w:val="000000" w:themeColor="text1"/>
-          <w:kern w:val="0"/>
-          <w14:ligatures w14:val="none"/>
+          <w:sz w:val="28"/>
+          <w:szCs w:val="28"/>
         </w:rPr>
       </w:pPr>
       <w:r>
         <w:rPr>
-          <w:rFonts w:ascii="標楷體-繁" w:eastAsia="標楷體-繁"/>
-          <w:b/>
-          <w:bCs/>
-          <w:color w:val="000000" w:themeColor="text1"/>
+          <w:rFonts w:ascii="標楷體-繁" w:eastAsia="標楷體-繁" w:hAnsi="新細明體" w:cs="新細明體"/>
+          <w:b/>
+          <w:bCs/>
+          <w:color w:val="000000" w:themeColor="text1"/>
+          <w:sz w:val="28"/>
+          <w:szCs w:val="28"/>
         </w:rPr>
         <w:br w:type="page"/>
       </w:r>
     </w:p>
     <w:p>
       <w:pPr>
-        <w:pStyle w:val="Web"/>
-        <w:ind w:left="480"/>
-        <w:rPr>
-          <w:rFonts w:ascii="標楷體-繁" w:eastAsia="標楷體-繁"/>
-          <w:b/>
-          <w:bCs/>
-          <w:color w:val="000000" w:themeColor="text1"/>
-        </w:rPr>
-      </w:pPr>
-    </w:p>
-    <w:p>
-      <w:pPr>
         <w:jc w:val="center"/>
         <w:outlineLvl w:val="3"/>
         <w:rPr>
@@ -3324,40 +2457,8 @@
           <w:sz w:val="28"/>
           <w:szCs w:val="28"/>
         </w:rPr>
-        <w:t>表12-</w:t>
-      </w:r>
-      <w:r>
-        <w:rPr>
-          <w:rFonts w:ascii="標楷體-繁" w:eastAsia="標楷體-繁" w:hAnsi="新細明體" w:cs="新細明體"/>
-          <w:b/>
-          <w:bCs/>
-          <w:color w:val="000000" w:themeColor="text1"/>
-          <w:sz w:val="28"/>
-          <w:szCs w:val="28"/>
-        </w:rPr>
-        <w:t>11</w:t>
-      </w:r>
-      <w:r>
-        <w:rPr>
-          <w:rFonts w:ascii="標楷體-繁" w:eastAsia="標楷體-繁" w:hAnsi="新細明體" w:cs="新細明體"/>
-          <w:b/>
-          <w:bCs/>
-          <w:color w:val="000000" w:themeColor="text1"/>
-          <w:sz w:val="28"/>
-          <w:szCs w:val="28"/>
-        </w:rPr>
-        <w:t xml:space="preserve"> </w:t>
-      </w:r>
-      <w:r>
-        <w:rPr>
-          <w:rFonts w:ascii="標楷體-繁" w:eastAsia="標楷體-繁" w:hAnsi="新細明體" w:cs="新細明體"/>
-          <w:b/>
-          <w:bCs/>
-          <w:color w:val="000000" w:themeColor="text1"/>
-          <w:sz w:val="28"/>
-          <w:szCs w:val="28"/>
-        </w:rPr>
-        <w:t>系統公告畫面</w:t>
+        <w:lastRenderedPageBreak/>
+        <w:t>表12-11 系統公告畫面</w:t>
       </w:r>
     </w:p>
     <w:tbl>
@@ -3425,7 +2526,7 @@
                 <w:noProof/>
               </w:rPr>
               <w:drawing>
-                <wp:inline distT="0" distB="0" distL="0" distR="0" wp14:anchorId="2E581393" wp14:editId="4D6DAD37">
+                <wp:inline distT="0" distB="0" distL="0" distR="0" wp14:anchorId="28AC8F77" wp14:editId="7F0889DD">
                   <wp:extent cx="5124450" cy="2733675"/>
                   <wp:effectExtent l="0" t="0" r="0" b="0"/>
                   <wp:docPr id="696442247" name="drawing"/>
@@ -3542,40 +2643,42 @@
     </w:p>
     <w:p>
       <w:pPr>
+        <w:pStyle w:val="Web"/>
+        <w:ind w:left="480"/>
+        <w:rPr>
+          <w:rFonts w:ascii="標楷體-繁" w:eastAsia="標楷體-繁"/>
+          <w:b/>
+          <w:bCs/>
+          <w:color w:val="000000" w:themeColor="text1"/>
+        </w:rPr>
+      </w:pPr>
+    </w:p>
+    <w:p>
+      <w:pPr>
         <w:widowControl/>
         <w:rPr>
           <w:rFonts w:ascii="標楷體-繁" w:eastAsia="標楷體-繁" w:hAnsi="新細明體" w:cs="新細明體"/>
           <w:b/>
           <w:bCs/>
           <w:color w:val="000000" w:themeColor="text1"/>
-          <w:kern w:val="0"/>
-          <w14:ligatures w14:val="none"/>
+          <w:sz w:val="28"/>
+          <w:szCs w:val="28"/>
         </w:rPr>
       </w:pPr>
       <w:r>
         <w:rPr>
-          <w:rFonts w:ascii="標楷體-繁" w:eastAsia="標楷體-繁"/>
-          <w:b/>
-          <w:bCs/>
-          <w:color w:val="000000" w:themeColor="text1"/>
+          <w:rFonts w:ascii="標楷體-繁" w:eastAsia="標楷體-繁" w:hAnsi="新細明體" w:cs="新細明體"/>
+          <w:b/>
+          <w:bCs/>
+          <w:color w:val="000000" w:themeColor="text1"/>
+          <w:sz w:val="28"/>
+          <w:szCs w:val="28"/>
         </w:rPr>
         <w:br w:type="page"/>
       </w:r>
     </w:p>
     <w:p>
       <w:pPr>
-        <w:pStyle w:val="Web"/>
-        <w:ind w:left="480"/>
-        <w:rPr>
-          <w:rFonts w:ascii="標楷體-繁" w:eastAsia="標楷體-繁"/>
-          <w:b/>
-          <w:bCs/>
-          <w:color w:val="000000" w:themeColor="text1"/>
-        </w:rPr>
-      </w:pPr>
-    </w:p>
-    <w:p>
-      <w:pPr>
         <w:jc w:val="center"/>
         <w:outlineLvl w:val="3"/>
         <w:rPr>
@@ -3596,40 +2699,8 @@
           <w:sz w:val="28"/>
           <w:szCs w:val="28"/>
         </w:rPr>
-        <w:t>表12-1</w:t>
-      </w:r>
-      <w:r>
-        <w:rPr>
-          <w:rFonts w:ascii="標楷體-繁" w:eastAsia="標楷體-繁" w:hAnsi="新細明體" w:cs="新細明體"/>
-          <w:b/>
-          <w:bCs/>
-          <w:color w:val="000000" w:themeColor="text1"/>
-          <w:sz w:val="28"/>
-          <w:szCs w:val="28"/>
-        </w:rPr>
-        <w:t>2</w:t>
-      </w:r>
-      <w:r>
-        <w:rPr>
-          <w:rFonts w:ascii="標楷體-繁" w:eastAsia="標楷體-繁" w:hAnsi="新細明體" w:cs="新細明體"/>
-          <w:b/>
-          <w:bCs/>
-          <w:color w:val="000000" w:themeColor="text1"/>
-          <w:sz w:val="28"/>
-          <w:szCs w:val="28"/>
-        </w:rPr>
-        <w:t xml:space="preserve"> </w:t>
-      </w:r>
-      <w:r>
-        <w:rPr>
-          <w:rFonts w:ascii="標楷體-繁" w:eastAsia="標楷體-繁" w:hAnsi="新細明體" w:cs="新細明體"/>
-          <w:b/>
-          <w:bCs/>
-          <w:color w:val="000000" w:themeColor="text1"/>
-          <w:sz w:val="28"/>
-          <w:szCs w:val="28"/>
-        </w:rPr>
-        <w:t>通知中心畫面</w:t>
+        <w:lastRenderedPageBreak/>
+        <w:t>表12-12 通知中心畫面</w:t>
       </w:r>
     </w:p>
     <w:tbl>
@@ -3697,7 +2768,7 @@
                 <w:noProof/>
               </w:rPr>
               <w:drawing>
-                <wp:inline distT="0" distB="0" distL="0" distR="0" wp14:anchorId="728CAEBC" wp14:editId="143EEF44">
+                <wp:inline distT="0" distB="0" distL="0" distR="0" wp14:anchorId="059DE7FD" wp14:editId="15D97C66">
                   <wp:extent cx="5124450" cy="2200275"/>
                   <wp:effectExtent l="0" t="0" r="0" b="0"/>
                   <wp:docPr id="1471653794" name="drawing"/>
@@ -3779,7 +2850,7 @@
                 <w:noProof/>
               </w:rPr>
               <w:drawing>
-                <wp:inline distT="0" distB="0" distL="0" distR="0" wp14:anchorId="5E75486A" wp14:editId="41B22622">
+                <wp:inline distT="0" distB="0" distL="0" distR="0" wp14:anchorId="53862454" wp14:editId="5C2C8B19">
                   <wp:extent cx="304800" cy="342900"/>
                   <wp:effectExtent l="0" t="0" r="0" b="0"/>
                   <wp:docPr id="693457483" name="drawing"/>
@@ -3830,67 +2901,7 @@
                 <w:szCs w:val="28"/>
                 <w:lang w:eastAsia="zh-TW"/>
               </w:rPr>
-              <w:t>，</w:t>
-            </w:r>
-            <w:r>
-              <w:rPr>
-                <w:rFonts w:ascii="標楷體-繁" w:eastAsia="標楷體-繁"/>
-                <w:b/>
-                <w:bCs/>
-                <w:color w:val="000000" w:themeColor="text1"/>
-                <w:sz w:val="28"/>
-                <w:szCs w:val="28"/>
-                <w:lang w:eastAsia="zh-TW"/>
-              </w:rPr>
-              <w:t>進入通知中心</w:t>
-            </w:r>
-            <w:r>
-              <w:rPr>
-                <w:rFonts w:ascii="標楷體-繁" w:eastAsia="標楷體-繁"/>
-                <w:b/>
-                <w:bCs/>
-                <w:color w:val="000000" w:themeColor="text1"/>
-                <w:sz w:val="28"/>
-                <w:szCs w:val="28"/>
-                <w:lang w:eastAsia="zh-TW"/>
-              </w:rPr>
-              <w:t>畫面</w:t>
-            </w:r>
-            <w:r>
-              <w:rPr>
-                <w:rFonts w:ascii="標楷體-繁" w:eastAsia="標楷體-繁"/>
-                <w:b/>
-                <w:bCs/>
-                <w:color w:val="000000" w:themeColor="text1"/>
-                <w:sz w:val="28"/>
-                <w:szCs w:val="28"/>
-                <w:lang w:eastAsia="zh-TW"/>
-              </w:rPr>
-              <w:t>，會顯示與使用者帳號有關的互動通知內容（如：誰按了貼文讚、誰</w:t>
-            </w:r>
-            <w:r>
-              <w:rPr>
-                <w:rFonts w:ascii="標楷體-繁" w:eastAsia="標楷體-繁"/>
-                <w:b/>
-                <w:bCs/>
-                <w:color w:val="000000" w:themeColor="text1"/>
-                <w:sz w:val="28"/>
-                <w:szCs w:val="28"/>
-                <w:lang w:eastAsia="zh-TW"/>
-              </w:rPr>
-              <w:t>評論</w:t>
-            </w:r>
-            <w:r>
-              <w:rPr>
-                <w:rFonts w:ascii="標楷體-繁" w:eastAsia="標楷體-繁"/>
-                <w:b/>
-                <w:bCs/>
-                <w:color w:val="000000" w:themeColor="text1"/>
-                <w:sz w:val="28"/>
-                <w:szCs w:val="28"/>
-                <w:lang w:eastAsia="zh-TW"/>
-              </w:rPr>
-              <w:t>、誰追蹤）</w:t>
+              <w:t>，進入通知中心畫面，會顯示與使用者帳號有關的互動通知內容（如：誰按了貼文讚、誰評論、誰追蹤）</w:t>
             </w:r>
           </w:p>
         </w:tc>
@@ -3948,29 +2959,7 @@
           <w:szCs w:val="28"/>
         </w:rPr>
         <w:lastRenderedPageBreak/>
-        <w:t>表12-13</w:t>
-      </w:r>
-      <w:r>
-        <w:rPr>
-          <w:rFonts w:ascii="標楷體-繁" w:eastAsia="標楷體-繁" w:hAnsi="新細明體" w:cs="新細明體"/>
-          <w:b/>
-          <w:bCs/>
-          <w:color w:val="000000" w:themeColor="text1"/>
-          <w:sz w:val="28"/>
-          <w:szCs w:val="28"/>
-        </w:rPr>
-        <w:t xml:space="preserve"> </w:t>
-      </w:r>
-      <w:r>
-        <w:rPr>
-          <w:rFonts w:ascii="標楷體-繁" w:eastAsia="標楷體-繁" w:hAnsi="新細明體" w:cs="新細明體"/>
-          <w:b/>
-          <w:bCs/>
-          <w:color w:val="000000" w:themeColor="text1"/>
-          <w:sz w:val="28"/>
-          <w:szCs w:val="28"/>
-        </w:rPr>
-        <w:t>建立貼文畫面</w:t>
+        <w:t>表12-13 建立貼文畫面</w:t>
       </w:r>
     </w:p>
     <w:tbl>
@@ -4015,18 +3004,7 @@
                 <w:sz w:val="28"/>
                 <w:szCs w:val="28"/>
               </w:rPr>
-              <w:t>建立貼文</w:t>
-            </w:r>
-            <w:r>
-              <w:rPr>
-                <w:rFonts w:ascii="標楷體-繁" w:eastAsia="標楷體-繁" w:hAnsi="新細明體" w:cs="新細明體"/>
-                <w:b/>
-                <w:bCs/>
-                <w:color w:val="000000" w:themeColor="text1"/>
-                <w:sz w:val="28"/>
-                <w:szCs w:val="28"/>
-              </w:rPr>
-              <w:t>畫面</w:t>
+              <w:t>建立貼文畫面</w:t>
             </w:r>
             <w:proofErr w:type="spellEnd"/>
           </w:p>
@@ -4049,7 +3027,7 @@
                 <w:noProof/>
               </w:rPr>
               <w:drawing>
-                <wp:inline distT="0" distB="0" distL="0" distR="0" wp14:anchorId="0E7B1F1E" wp14:editId="456A25F5">
+                <wp:inline distT="0" distB="0" distL="0" distR="0" wp14:anchorId="33E11D18" wp14:editId="5E25E17B">
                   <wp:extent cx="5124450" cy="2743200"/>
                   <wp:effectExtent l="0" t="0" r="0" b="0"/>
                   <wp:docPr id="23069553" name="drawing"/>
@@ -4122,29 +3100,7 @@
                 <w:szCs w:val="28"/>
                 <w:lang w:eastAsia="zh-TW"/>
               </w:rPr>
-              <w:t>透過「更多」選單或個人頁面</w:t>
-            </w:r>
-            <w:r>
-              <w:rPr>
-                <w:rFonts w:ascii="標楷體-繁" w:eastAsia="標楷體-繁"/>
-                <w:b/>
-                <w:bCs/>
-                <w:sz w:val="28"/>
-                <w:szCs w:val="28"/>
-                <w:lang w:eastAsia="zh-TW"/>
-              </w:rPr>
-              <w:t>（首次發文）</w:t>
-            </w:r>
-            <w:r>
-              <w:rPr>
-                <w:rFonts w:ascii="標楷體-繁" w:eastAsia="標楷體-繁"/>
-                <w:b/>
-                <w:bCs/>
-                <w:sz w:val="28"/>
-                <w:szCs w:val="28"/>
-                <w:lang w:eastAsia="zh-TW"/>
-              </w:rPr>
-              <w:t>進入貼文編輯，填寫標題、內容、圖片與餐廳地點後，點擊「發佈貼文」完成送出。</w:t>
+              <w:t>透過「更多」選單或個人頁面（首次發文）進入貼文編輯，填寫標題、內容、圖片與餐廳地點後，點擊「發佈貼文」完成送出。</w:t>
             </w:r>
           </w:p>
         </w:tc>
@@ -4188,40 +3144,42 @@
     </w:p>
     <w:p>
       <w:pPr>
+        <w:pStyle w:val="Web"/>
+        <w:ind w:left="480"/>
+        <w:rPr>
+          <w:rFonts w:ascii="標楷體-繁" w:eastAsia="標楷體-繁"/>
+          <w:b/>
+          <w:bCs/>
+          <w:color w:val="000000" w:themeColor="text1"/>
+        </w:rPr>
+      </w:pPr>
+    </w:p>
+    <w:p>
+      <w:pPr>
         <w:widowControl/>
         <w:rPr>
           <w:rFonts w:ascii="標楷體-繁" w:eastAsia="標楷體-繁" w:hAnsi="新細明體" w:cs="新細明體"/>
           <w:b/>
           <w:bCs/>
           <w:color w:val="000000" w:themeColor="text1"/>
-          <w:kern w:val="0"/>
-          <w14:ligatures w14:val="none"/>
+          <w:sz w:val="28"/>
+          <w:szCs w:val="28"/>
         </w:rPr>
       </w:pPr>
       <w:r>
         <w:rPr>
-          <w:rFonts w:ascii="標楷體-繁" w:eastAsia="標楷體-繁"/>
-          <w:b/>
-          <w:bCs/>
-          <w:color w:val="000000" w:themeColor="text1"/>
+          <w:rFonts w:ascii="標楷體-繁" w:eastAsia="標楷體-繁" w:hAnsi="新細明體" w:cs="新細明體"/>
+          <w:b/>
+          <w:bCs/>
+          <w:color w:val="000000" w:themeColor="text1"/>
+          <w:sz w:val="28"/>
+          <w:szCs w:val="28"/>
         </w:rPr>
         <w:br w:type="page"/>
       </w:r>
     </w:p>
     <w:p>
       <w:pPr>
-        <w:pStyle w:val="Web"/>
-        <w:ind w:left="480"/>
-        <w:rPr>
-          <w:rFonts w:ascii="標楷體-繁" w:eastAsia="標楷體-繁"/>
-          <w:b/>
-          <w:bCs/>
-          <w:color w:val="000000" w:themeColor="text1"/>
-        </w:rPr>
-      </w:pPr>
-    </w:p>
-    <w:p>
-      <w:pPr>
         <w:jc w:val="center"/>
         <w:outlineLvl w:val="3"/>
         <w:rPr>
@@ -4242,40 +3200,8 @@
           <w:sz w:val="28"/>
           <w:szCs w:val="28"/>
         </w:rPr>
-        <w:t>表12-14</w:t>
-      </w:r>
-      <w:r>
-        <w:rPr>
-          <w:rFonts w:ascii="標楷體-繁" w:eastAsia="標楷體-繁" w:hAnsi="新細明體" w:cs="新細明體"/>
-          <w:b/>
-          <w:bCs/>
-          <w:color w:val="000000" w:themeColor="text1"/>
-          <w:sz w:val="28"/>
-          <w:szCs w:val="28"/>
-        </w:rPr>
-        <w:t xml:space="preserve"> </w:t>
-      </w:r>
-      <w:r>
-        <w:rPr>
-          <w:rFonts w:ascii="標楷體-繁" w:eastAsia="標楷體-繁" w:hAnsi="新細明體" w:cs="新細明體"/>
-          <w:b/>
-          <w:bCs/>
-          <w:color w:val="000000" w:themeColor="text1"/>
-          <w:sz w:val="28"/>
-          <w:szCs w:val="28"/>
-        </w:rPr>
-        <w:t>貼文紀錄</w:t>
-      </w:r>
-      <w:r>
-        <w:rPr>
-          <w:rFonts w:ascii="標楷體-繁" w:eastAsia="標楷體-繁" w:hAnsi="新細明體" w:cs="新細明體"/>
-          <w:b/>
-          <w:bCs/>
-          <w:color w:val="000000" w:themeColor="text1"/>
-          <w:sz w:val="28"/>
-          <w:szCs w:val="28"/>
-        </w:rPr>
-        <w:t>畫面</w:t>
+        <w:lastRenderedPageBreak/>
+        <w:t>表12-14 貼文紀錄畫面</w:t>
       </w:r>
     </w:p>
     <w:tbl>
@@ -4320,18 +3246,7 @@
                 <w:sz w:val="28"/>
                 <w:szCs w:val="28"/>
               </w:rPr>
-              <w:t>貼文紀錄</w:t>
-            </w:r>
-            <w:r>
-              <w:rPr>
-                <w:rFonts w:ascii="標楷體-繁" w:eastAsia="標楷體-繁" w:hAnsi="新細明體" w:cs="新細明體"/>
-                <w:b/>
-                <w:bCs/>
-                <w:color w:val="000000" w:themeColor="text1"/>
-                <w:sz w:val="28"/>
-                <w:szCs w:val="28"/>
-              </w:rPr>
-              <w:t>畫面</w:t>
+              <w:t>貼文紀錄畫面</w:t>
             </w:r>
             <w:proofErr w:type="spellEnd"/>
           </w:p>
@@ -4354,7 +3269,7 @@
                 <w:noProof/>
               </w:rPr>
               <w:drawing>
-                <wp:inline distT="0" distB="0" distL="0" distR="0" wp14:anchorId="5F4231B2" wp14:editId="7B6DFC04">
+                <wp:inline distT="0" distB="0" distL="0" distR="0" wp14:anchorId="6E481BA0" wp14:editId="5F58B133">
                   <wp:extent cx="5124450" cy="2190750"/>
                   <wp:effectExtent l="0" t="0" r="0" b="0"/>
                   <wp:docPr id="1759014373" name="drawing"/>
@@ -4497,40 +3412,7 @@
           <w:szCs w:val="28"/>
         </w:rPr>
         <w:lastRenderedPageBreak/>
-        <w:t>表12-1</w:t>
-      </w:r>
-      <w:r>
-        <w:rPr>
-          <w:rFonts w:ascii="標楷體-繁" w:eastAsia="標楷體-繁" w:hAnsi="新細明體" w:cs="新細明體"/>
-          <w:b/>
-          <w:bCs/>
-          <w:color w:val="000000" w:themeColor="text1"/>
-          <w:sz w:val="28"/>
-          <w:szCs w:val="28"/>
-        </w:rPr>
-        <w:t>5</w:t>
-      </w:r>
-      <w:r>
-        <w:rPr>
-          <w:rFonts w:ascii="標楷體-繁" w:eastAsia="標楷體-繁" w:hAnsi="新細明體" w:cs="新細明體"/>
-          <w:b/>
-          <w:bCs/>
-          <w:color w:val="000000" w:themeColor="text1"/>
-          <w:sz w:val="28"/>
-          <w:szCs w:val="28"/>
-        </w:rPr>
-        <w:t xml:space="preserve"> </w:t>
-      </w:r>
-      <w:r>
-        <w:rPr>
-          <w:rFonts w:ascii="標楷體-繁" w:eastAsia="標楷體-繁" w:hAnsi="新細明體" w:cs="新細明體"/>
-          <w:b/>
-          <w:bCs/>
-          <w:color w:val="000000" w:themeColor="text1"/>
-          <w:sz w:val="28"/>
-          <w:szCs w:val="28"/>
-        </w:rPr>
-        <w:t>刪除貼文畫面</w:t>
+        <w:t>表12-15 刪除貼文畫面</w:t>
       </w:r>
     </w:p>
     <w:tbl>
@@ -4575,18 +3457,7 @@
                 <w:sz w:val="28"/>
                 <w:szCs w:val="28"/>
               </w:rPr>
-              <w:t>刪除貼文</w:t>
-            </w:r>
-            <w:r>
-              <w:rPr>
-                <w:rFonts w:ascii="標楷體-繁" w:eastAsia="標楷體-繁" w:hAnsi="新細明體" w:cs="新細明體"/>
-                <w:b/>
-                <w:bCs/>
-                <w:color w:val="000000" w:themeColor="text1"/>
-                <w:sz w:val="28"/>
-                <w:szCs w:val="28"/>
-              </w:rPr>
-              <w:t>畫面</w:t>
+              <w:t>刪除貼文畫面</w:t>
             </w:r>
             <w:proofErr w:type="spellEnd"/>
           </w:p>
@@ -4609,7 +3480,7 @@
                 <w:noProof/>
               </w:rPr>
               <w:drawing>
-                <wp:inline distT="0" distB="0" distL="0" distR="0" wp14:anchorId="5FE0DBC4" wp14:editId="7FD3CD0A">
+                <wp:inline distT="0" distB="0" distL="0" distR="0" wp14:anchorId="6892D6E7" wp14:editId="644B52E7">
                   <wp:extent cx="5124450" cy="2190750"/>
                   <wp:effectExtent l="0" t="0" r="0" b="0"/>
                   <wp:docPr id="2111956943" name="drawing"/>
@@ -4714,40 +3585,42 @@
     </w:p>
     <w:p>
       <w:pPr>
+        <w:pStyle w:val="Web"/>
+        <w:ind w:left="480"/>
+        <w:rPr>
+          <w:rFonts w:ascii="標楷體-繁" w:eastAsia="標楷體-繁"/>
+          <w:b/>
+          <w:bCs/>
+          <w:color w:val="000000" w:themeColor="text1"/>
+        </w:rPr>
+      </w:pPr>
+    </w:p>
+    <w:p>
+      <w:pPr>
         <w:widowControl/>
         <w:rPr>
           <w:rFonts w:ascii="標楷體-繁" w:eastAsia="標楷體-繁" w:hAnsi="新細明體" w:cs="新細明體"/>
           <w:b/>
           <w:bCs/>
           <w:color w:val="000000" w:themeColor="text1"/>
-          <w:kern w:val="0"/>
-          <w14:ligatures w14:val="none"/>
+          <w:sz w:val="28"/>
+          <w:szCs w:val="28"/>
         </w:rPr>
       </w:pPr>
       <w:r>
         <w:rPr>
-          <w:rFonts w:ascii="標楷體-繁" w:eastAsia="標楷體-繁"/>
-          <w:b/>
-          <w:bCs/>
-          <w:color w:val="000000" w:themeColor="text1"/>
+          <w:rFonts w:ascii="標楷體-繁" w:eastAsia="標楷體-繁" w:hAnsi="新細明體" w:cs="新細明體"/>
+          <w:b/>
+          <w:bCs/>
+          <w:color w:val="000000" w:themeColor="text1"/>
+          <w:sz w:val="28"/>
+          <w:szCs w:val="28"/>
         </w:rPr>
         <w:br w:type="page"/>
       </w:r>
     </w:p>
     <w:p>
       <w:pPr>
-        <w:pStyle w:val="Web"/>
-        <w:ind w:left="480"/>
-        <w:rPr>
-          <w:rFonts w:ascii="標楷體-繁" w:eastAsia="標楷體-繁"/>
-          <w:b/>
-          <w:bCs/>
-          <w:color w:val="000000" w:themeColor="text1"/>
-        </w:rPr>
-      </w:pPr>
-    </w:p>
-    <w:p>
-      <w:pPr>
         <w:jc w:val="center"/>
         <w:outlineLvl w:val="3"/>
         <w:rPr>
@@ -4768,29 +3641,8 @@
           <w:sz w:val="28"/>
           <w:szCs w:val="28"/>
         </w:rPr>
-        <w:t>表12-16</w:t>
-      </w:r>
-      <w:r>
-        <w:rPr>
-          <w:rFonts w:ascii="標楷體-繁" w:eastAsia="標楷體-繁" w:hAnsi="新細明體" w:cs="新細明體"/>
-          <w:b/>
-          <w:bCs/>
-          <w:color w:val="000000" w:themeColor="text1"/>
-          <w:sz w:val="28"/>
-          <w:szCs w:val="28"/>
-        </w:rPr>
-        <w:t xml:space="preserve"> </w:t>
-      </w:r>
-      <w:r>
-        <w:rPr>
-          <w:rFonts w:ascii="標楷體-繁" w:eastAsia="標楷體-繁" w:hAnsi="新細明體" w:cs="新細明體"/>
-          <w:b/>
-          <w:bCs/>
-          <w:color w:val="000000" w:themeColor="text1"/>
-          <w:sz w:val="28"/>
-          <w:szCs w:val="28"/>
-        </w:rPr>
-        <w:t>收藏貼文畫面</w:t>
+        <w:lastRenderedPageBreak/>
+        <w:t>表12-16 收藏貼文畫面</w:t>
       </w:r>
     </w:p>
     <w:tbl>
@@ -4835,18 +3687,7 @@
                 <w:sz w:val="28"/>
                 <w:szCs w:val="28"/>
               </w:rPr>
-              <w:t>收藏貼文</w:t>
-            </w:r>
-            <w:r>
-              <w:rPr>
-                <w:rFonts w:ascii="標楷體-繁" w:eastAsia="標楷體-繁" w:hAnsi="新細明體" w:cs="新細明體"/>
-                <w:b/>
-                <w:bCs/>
-                <w:color w:val="000000" w:themeColor="text1"/>
-                <w:sz w:val="28"/>
-                <w:szCs w:val="28"/>
-              </w:rPr>
-              <w:t>畫面</w:t>
+              <w:t>收藏貼文畫面</w:t>
             </w:r>
             <w:proofErr w:type="spellEnd"/>
           </w:p>
@@ -4869,7 +3710,7 @@
                 <w:noProof/>
               </w:rPr>
               <w:drawing>
-                <wp:inline distT="0" distB="0" distL="0" distR="0" wp14:anchorId="4F617ED3" wp14:editId="1E60BA32">
+                <wp:inline distT="0" distB="0" distL="0" distR="0" wp14:anchorId="38B852D7" wp14:editId="124EE3AA">
                   <wp:extent cx="5124450" cy="2752725"/>
                   <wp:effectExtent l="0" t="0" r="0" b="0"/>
                   <wp:docPr id="950229423" name="drawing"/>
@@ -4942,29 +3783,7 @@
                 <w:szCs w:val="28"/>
                 <w:lang w:eastAsia="zh-TW"/>
               </w:rPr>
-              <w:t>透過「更多」選單進入「我的收藏」</w:t>
-            </w:r>
-            <w:r>
-              <w:rPr>
-                <w:rFonts w:ascii="標楷體-繁" w:eastAsia="標楷體-繁"/>
-                <w:b/>
-                <w:bCs/>
-                <w:sz w:val="28"/>
-                <w:szCs w:val="28"/>
-                <w:lang w:eastAsia="zh-TW"/>
-              </w:rPr>
-              <w:t>頁面</w:t>
-            </w:r>
-            <w:r>
-              <w:rPr>
-                <w:rFonts w:ascii="標楷體-繁" w:eastAsia="標楷體-繁"/>
-                <w:b/>
-                <w:bCs/>
-                <w:sz w:val="28"/>
-                <w:szCs w:val="28"/>
-                <w:lang w:eastAsia="zh-TW"/>
-              </w:rPr>
-              <w:t>可查看使用者收藏的貼文內容。若尚未收藏任何貼文，畫面將顯示提示與引導按鈕，方便使用者前往探索與收藏。</w:t>
+              <w:t>透過「更多」選單進入「我的收藏」頁面可查看使用者收藏的貼文內容。若尚未收藏任何貼文，畫面將顯示提示與引導按鈕，方便使用者前往探索與收藏。</w:t>
             </w:r>
           </w:p>
         </w:tc>
@@ -4989,18 +3808,6 @@
     </w:p>
     <w:p>
       <w:pPr>
-        <w:pStyle w:val="Web"/>
-        <w:ind w:left="480"/>
-        <w:rPr>
-          <w:rFonts w:ascii="標楷體-繁" w:eastAsia="標楷體-繁"/>
-          <w:b/>
-          <w:bCs/>
-          <w:color w:val="000000" w:themeColor="text1"/>
-        </w:rPr>
-      </w:pPr>
-    </w:p>
-    <w:p>
-      <w:pPr>
         <w:jc w:val="center"/>
         <w:outlineLvl w:val="3"/>
         <w:rPr>
@@ -5021,40 +3828,8 @@
           <w:sz w:val="28"/>
           <w:szCs w:val="28"/>
         </w:rPr>
-        <w:t>表12-</w:t>
-      </w:r>
-      <w:r>
-        <w:rPr>
-          <w:rFonts w:ascii="標楷體-繁" w:eastAsia="標楷體-繁" w:hAnsi="新細明體" w:cs="新細明體"/>
-          <w:b/>
-          <w:bCs/>
-          <w:color w:val="000000" w:themeColor="text1"/>
-          <w:sz w:val="28"/>
-          <w:szCs w:val="28"/>
-        </w:rPr>
-        <w:t>17</w:t>
-      </w:r>
-      <w:r>
-        <w:rPr>
-          <w:rFonts w:ascii="標楷體-繁" w:eastAsia="標楷體-繁" w:hAnsi="新細明體" w:cs="新細明體"/>
-          <w:b/>
-          <w:bCs/>
-          <w:color w:val="000000" w:themeColor="text1"/>
-          <w:sz w:val="28"/>
-          <w:szCs w:val="28"/>
-        </w:rPr>
-        <w:t xml:space="preserve"> </w:t>
-      </w:r>
-      <w:r>
-        <w:rPr>
-          <w:rFonts w:ascii="標楷體-繁" w:eastAsia="標楷體-繁" w:hAnsi="新細明體" w:cs="新細明體"/>
-          <w:b/>
-          <w:bCs/>
-          <w:color w:val="000000" w:themeColor="text1"/>
-          <w:sz w:val="28"/>
-          <w:szCs w:val="28"/>
-        </w:rPr>
-        <w:t>追蹤與粉絲畫面</w:t>
+        <w:lastRenderedPageBreak/>
+        <w:t>表12-17 追蹤與粉絲畫面</w:t>
       </w:r>
     </w:p>
     <w:tbl>
@@ -5122,7 +3897,7 @@
                 <w:noProof/>
               </w:rPr>
               <w:drawing>
-                <wp:inline distT="0" distB="0" distL="0" distR="0" wp14:anchorId="17062ED8" wp14:editId="2AF89B0B">
+                <wp:inline distT="0" distB="0" distL="0" distR="0" wp14:anchorId="7780B743" wp14:editId="2003829F">
                   <wp:extent cx="5124450" cy="2324100"/>
                   <wp:effectExtent l="0" t="0" r="0" b="0"/>
                   <wp:docPr id="1774782647" name="drawing"/>
@@ -5220,33 +3995,24 @@
           <w:b/>
           <w:bCs/>
           <w:color w:val="000000" w:themeColor="text1"/>
-          <w:kern w:val="0"/>
-          <w14:ligatures w14:val="none"/>
+          <w:sz w:val="28"/>
+          <w:szCs w:val="28"/>
         </w:rPr>
       </w:pPr>
       <w:r>
         <w:rPr>
-          <w:rFonts w:ascii="標楷體-繁" w:eastAsia="標楷體-繁"/>
-          <w:b/>
-          <w:bCs/>
-          <w:color w:val="000000" w:themeColor="text1"/>
+          <w:rFonts w:ascii="標楷體-繁" w:eastAsia="標楷體-繁" w:hAnsi="新細明體" w:cs="新細明體"/>
+          <w:b/>
+          <w:bCs/>
+          <w:color w:val="000000" w:themeColor="text1"/>
+          <w:sz w:val="28"/>
+          <w:szCs w:val="28"/>
         </w:rPr>
         <w:br w:type="page"/>
       </w:r>
     </w:p>
     <w:p>
       <w:pPr>
-        <w:pStyle w:val="Web"/>
-        <w:rPr>
-          <w:rFonts w:ascii="標楷體-繁" w:eastAsia="標楷體-繁"/>
-          <w:b/>
-          <w:bCs/>
-          <w:color w:val="000000" w:themeColor="text1"/>
-        </w:rPr>
-      </w:pPr>
-    </w:p>
-    <w:p>
-      <w:pPr>
         <w:jc w:val="center"/>
         <w:outlineLvl w:val="3"/>
         <w:rPr>
@@ -5267,40 +4033,8 @@
           <w:sz w:val="28"/>
           <w:szCs w:val="28"/>
         </w:rPr>
-        <w:t>表12-18</w:t>
-      </w:r>
-      <w:r>
-        <w:rPr>
-          <w:rFonts w:ascii="標楷體-繁" w:eastAsia="標楷體-繁" w:hAnsi="新細明體" w:cs="新細明體"/>
-          <w:b/>
-          <w:bCs/>
-          <w:color w:val="000000" w:themeColor="text1"/>
-          <w:sz w:val="28"/>
-          <w:szCs w:val="28"/>
-        </w:rPr>
-        <w:t xml:space="preserve"> </w:t>
-      </w:r>
-      <w:r>
-        <w:rPr>
-          <w:rFonts w:ascii="標楷體-繁" w:eastAsia="標楷體-繁" w:hAnsi="新細明體" w:cs="新細明體"/>
-          <w:b/>
-          <w:bCs/>
-          <w:color w:val="000000" w:themeColor="text1"/>
-          <w:sz w:val="28"/>
-          <w:szCs w:val="28"/>
-        </w:rPr>
-        <w:t>回報</w:t>
-      </w:r>
-      <w:r>
-        <w:rPr>
-          <w:rFonts w:ascii="標楷體-繁" w:eastAsia="標楷體-繁" w:hAnsi="新細明體" w:cs="新細明體"/>
-          <w:b/>
-          <w:bCs/>
-          <w:color w:val="000000" w:themeColor="text1"/>
-          <w:sz w:val="28"/>
-          <w:szCs w:val="28"/>
-        </w:rPr>
-        <w:t>畫面</w:t>
+        <w:lastRenderedPageBreak/>
+        <w:t>表12-18 回報畫面</w:t>
       </w:r>
     </w:p>
     <w:tbl>
@@ -5345,18 +4079,7 @@
                 <w:sz w:val="28"/>
                 <w:szCs w:val="28"/>
               </w:rPr>
-              <w:t>回報</w:t>
-            </w:r>
-            <w:r>
-              <w:rPr>
-                <w:rFonts w:ascii="標楷體-繁" w:eastAsia="標楷體-繁" w:hAnsi="新細明體" w:cs="新細明體"/>
-                <w:b/>
-                <w:bCs/>
-                <w:color w:val="000000" w:themeColor="text1"/>
-                <w:sz w:val="28"/>
-                <w:szCs w:val="28"/>
-              </w:rPr>
-              <w:t>畫面</w:t>
+              <w:t>回報畫面</w:t>
             </w:r>
             <w:proofErr w:type="spellEnd"/>
           </w:p>
@@ -5379,7 +4102,7 @@
                 <w:noProof/>
               </w:rPr>
               <w:drawing>
-                <wp:inline distT="0" distB="0" distL="0" distR="0" wp14:anchorId="7A913C86" wp14:editId="0B4D7978">
+                <wp:inline distT="0" distB="0" distL="0" distR="0" wp14:anchorId="41B6DC36" wp14:editId="1F2AE447">
                   <wp:extent cx="3867150" cy="1681995"/>
                   <wp:effectExtent l="0" t="0" r="0" b="0"/>
                   <wp:docPr id="1762272773" name="drawing"/>
@@ -5435,7 +4158,7 @@
                 <w:noProof/>
               </w:rPr>
               <w:drawing>
-                <wp:inline distT="0" distB="0" distL="0" distR="0" wp14:anchorId="04A25228" wp14:editId="1239734C">
+                <wp:inline distT="0" distB="0" distL="0" distR="0" wp14:anchorId="4B843768" wp14:editId="2A4E72CA">
                   <wp:extent cx="3975584" cy="1729157"/>
                   <wp:effectExtent l="0" t="0" r="0" b="0"/>
                   <wp:docPr id="1684466875" name="drawing"/>
@@ -5541,7 +4264,7 @@
                 <w:noProof/>
               </w:rPr>
               <w:drawing>
-                <wp:inline distT="0" distB="0" distL="0" distR="0" wp14:anchorId="669D257E" wp14:editId="78CB4E68">
+                <wp:inline distT="0" distB="0" distL="0" distR="0" wp14:anchorId="1E967957" wp14:editId="0DB9BCCD">
                   <wp:extent cx="139700" cy="177800"/>
                   <wp:effectExtent l="0" t="0" r="0" b="0"/>
                   <wp:docPr id="65300917" name="drawing"/>
@@ -5615,59 +4338,19 @@
                 <w:szCs w:val="28"/>
                 <w:lang w:eastAsia="zh-TW"/>
               </w:rPr>
-              <w:t>，並填寫回報表單，提交回報後，</w:t>
-            </w:r>
-            <w:r>
-              <w:rPr>
-                <w:rFonts w:ascii="標楷體-繁" w:eastAsia="標楷體-繁"/>
-                <w:b/>
-                <w:bCs/>
-                <w:sz w:val="28"/>
-                <w:szCs w:val="28"/>
-                <w:lang w:eastAsia="zh-TW"/>
-              </w:rPr>
-              <w:t>管理員會進行審核</w:t>
+              <w:t>，並填寫回報表單，提交回報後，管理員會進行審核</w:t>
             </w:r>
           </w:p>
         </w:tc>
       </w:tr>
     </w:tbl>
     <w:p>
-      <w:pPr>
-        <w:pStyle w:val="Web"/>
-        <w:ind w:left="480"/>
-        <w:rPr>
-          <w:rFonts w:ascii="標楷體-繁" w:eastAsia="標楷體-繁"/>
-          <w:b/>
-          <w:bCs/>
-          <w:color w:val="000000" w:themeColor="text1"/>
-        </w:rPr>
-      </w:pPr>
-    </w:p>
-    <w:p>
       <w:r>
         <w:br w:type="page"/>
       </w:r>
     </w:p>
     <w:p>
       <w:pPr>
-        <w:pStyle w:val="Web"/>
-        <w:ind w:left="480"/>
-        <w:rPr>
-          <w:rFonts w:ascii="標楷體-繁" w:eastAsia="標楷體-繁"/>
-          <w:b/>
-          <w:bCs/>
-          <w:color w:val="000000" w:themeColor="text1"/>
-        </w:rPr>
-      </w:pPr>
-    </w:p>
-    <w:p>
-      <w:pPr>
-        <w:pStyle w:val="Web"/>
-      </w:pPr>
-    </w:p>
-    <w:p>
-      <w:pPr>
         <w:jc w:val="center"/>
         <w:outlineLvl w:val="3"/>
         <w:rPr>
@@ -5688,29 +4371,8 @@
           <w:sz w:val="28"/>
           <w:szCs w:val="28"/>
         </w:rPr>
-        <w:t>表12-19</w:t>
-      </w:r>
-      <w:r>
-        <w:rPr>
-          <w:rFonts w:ascii="標楷體-繁" w:eastAsia="標楷體-繁" w:hAnsi="新細明體" w:cs="新細明體"/>
-          <w:b/>
-          <w:bCs/>
-          <w:color w:val="000000" w:themeColor="text1"/>
-          <w:sz w:val="28"/>
-          <w:szCs w:val="28"/>
-        </w:rPr>
-        <w:t xml:space="preserve"> </w:t>
-      </w:r>
-      <w:r>
-        <w:rPr>
-          <w:rFonts w:ascii="標楷體-繁" w:eastAsia="標楷體-繁" w:hAnsi="新細明體" w:cs="新細明體"/>
-          <w:b/>
-          <w:bCs/>
-          <w:color w:val="000000" w:themeColor="text1"/>
-          <w:sz w:val="28"/>
-          <w:szCs w:val="28"/>
-        </w:rPr>
-        <w:t>使用者登出畫面</w:t>
+        <w:lastRenderedPageBreak/>
+        <w:t>表12-19 使用者登出畫面</w:t>
       </w:r>
     </w:p>
     <w:tbl>
@@ -5778,7 +4440,7 @@
                 <w:noProof/>
               </w:rPr>
               <w:drawing>
-                <wp:inline distT="0" distB="0" distL="0" distR="0" wp14:anchorId="0313D3BD" wp14:editId="0E569757">
+                <wp:inline distT="0" distB="0" distL="0" distR="0" wp14:anchorId="298CAECF" wp14:editId="151B06BB">
                   <wp:extent cx="5124450" cy="2571750"/>
                   <wp:effectExtent l="0" t="0" r="0" b="0"/>
                   <wp:docPr id="861669734" name="drawing"/>
@@ -5907,21 +4569,7 @@
           <w:szCs w:val="28"/>
         </w:rPr>
         <w:lastRenderedPageBreak/>
-        <w:t>2</w:t>
-      </w:r>
-      <w:r>
-        <w:rPr>
-          <w:rFonts w:ascii="標楷體-繁" w:eastAsia="標楷體-繁" w:hAnsi="新細明體" w:cs="新細明體"/>
-          <w:b/>
-          <w:bCs/>
-          <w:color w:val="000000" w:themeColor="text1"/>
-          <w:sz w:val="28"/>
-          <w:szCs w:val="28"/>
-        </w:rPr>
-        <w:t>.商家使用者介面：</w:t>
-      </w:r>
-      <w:r>
-        <w:br/>
+        <w:t>2.商家使用者介面：</w:t>
       </w:r>
     </w:p>
     <w:p>
@@ -5987,29 +4635,7 @@
           <w:sz w:val="28"/>
           <w:szCs w:val="28"/>
         </w:rPr>
-        <w:t>表12-2</w:t>
-      </w:r>
-      <w:r>
-        <w:rPr>
-          <w:rFonts w:ascii="標楷體-繁" w:eastAsia="標楷體-繁" w:hAnsi="新細明體" w:cs="新細明體"/>
-          <w:b/>
-          <w:bCs/>
-          <w:color w:val="000000" w:themeColor="text1"/>
-          <w:sz w:val="28"/>
-          <w:szCs w:val="28"/>
-        </w:rPr>
-        <w:t>0</w:t>
-      </w:r>
-      <w:r>
-        <w:rPr>
-          <w:rFonts w:ascii="標楷體-繁" w:eastAsia="標楷體-繁" w:hAnsi="新細明體" w:cs="新細明體"/>
-          <w:b/>
-          <w:bCs/>
-          <w:color w:val="000000" w:themeColor="text1"/>
-          <w:sz w:val="28"/>
-          <w:szCs w:val="28"/>
-        </w:rPr>
-        <w:t xml:space="preserve"> 商家註冊畫面</w:t>
+        <w:t>表12-20 商家註冊畫面</w:t>
       </w:r>
     </w:p>
     <w:tbl>
@@ -6074,7 +4700,7 @@
                 <w:noProof/>
               </w:rPr>
               <w:drawing>
-                <wp:inline distT="0" distB="0" distL="0" distR="0" wp14:anchorId="7735023C" wp14:editId="1D9C402C">
+                <wp:inline distT="0" distB="0" distL="0" distR="0" wp14:anchorId="48DDEB01" wp14:editId="048D729D">
                   <wp:extent cx="5124450" cy="2200275"/>
                   <wp:effectExtent l="0" t="0" r="0" b="0"/>
                   <wp:docPr id="1741567746" name="drawing"/>
@@ -6148,43 +4774,7 @@
                 <w:szCs w:val="28"/>
                 <w:lang w:eastAsia="zh-TW"/>
               </w:rPr>
-              <w:t>點選登入畫面底下的立即註冊，輸入用戶名、電子郵件、密碼和確認密碼，接著選擇</w:t>
-            </w:r>
-            <w:r>
-              <w:rPr>
-                <w:rFonts w:ascii="標楷體-繁" w:eastAsia="標楷體-繁" w:hAnsi="新細明體" w:cs="新細明體"/>
-                <w:b/>
-                <w:bCs/>
-                <w:color w:val="000000" w:themeColor="text1"/>
-                <w:sz w:val="28"/>
-                <w:szCs w:val="28"/>
-                <w:lang w:eastAsia="zh-TW"/>
-              </w:rPr>
-              <w:t>商家</w:t>
-            </w:r>
-            <w:r>
-              <w:rPr>
-                <w:rFonts w:ascii="標楷體-繁" w:eastAsia="標楷體-繁" w:hAnsi="新細明體" w:cs="新細明體"/>
-                <w:b/>
-                <w:bCs/>
-                <w:color w:val="000000" w:themeColor="text1"/>
-                <w:sz w:val="28"/>
-                <w:szCs w:val="28"/>
-                <w:lang w:eastAsia="zh-TW"/>
-              </w:rPr>
-              <w:t>，完成註冊</w:t>
-            </w:r>
-            <w:r>
-              <w:rPr>
-                <w:rFonts w:ascii="標楷體-繁" w:eastAsia="標楷體-繁" w:hAnsi="新細明體" w:cs="新細明體"/>
-                <w:b/>
-                <w:bCs/>
-                <w:color w:val="000000" w:themeColor="text1"/>
-                <w:sz w:val="28"/>
-                <w:szCs w:val="28"/>
-                <w:lang w:eastAsia="zh-TW"/>
-              </w:rPr>
-              <w:t>。</w:t>
+              <w:t>點選登入畫面底下的立即註冊，輸入用戶名、電子郵件、密碼和確認密碼，接著選擇商家，完成註冊。</w:t>
             </w:r>
           </w:p>
         </w:tc>
@@ -6212,15 +4802,13 @@
           <w:b/>
           <w:bCs/>
           <w:color w:val="000000" w:themeColor="text1"/>
-          <w:kern w:val="0"/>
-          <w:sz w:val="28"/>
-          <w:szCs w:val="28"/>
-          <w14:ligatures w14:val="none"/>
+          <w:sz w:val="28"/>
+          <w:szCs w:val="28"/>
         </w:rPr>
       </w:pPr>
       <w:r>
         <w:rPr>
-          <w:rFonts w:ascii="標楷體-繁" w:eastAsia="標楷體-繁"/>
+          <w:rFonts w:ascii="標楷體-繁" w:eastAsia="標楷體-繁" w:hAnsi="新細明體" w:cs="新細明體"/>
           <w:b/>
           <w:bCs/>
           <w:color w:val="000000" w:themeColor="text1"/>
@@ -6232,20 +4820,6 @@
     </w:p>
     <w:p>
       <w:pPr>
-        <w:pStyle w:val="Web"/>
-        <w:outlineLvl w:val="3"/>
-        <w:rPr>
-          <w:rFonts w:ascii="標楷體-繁" w:eastAsia="標楷體-繁"/>
-          <w:b/>
-          <w:bCs/>
-          <w:color w:val="000000" w:themeColor="text1"/>
-          <w:sz w:val="28"/>
-          <w:szCs w:val="28"/>
-        </w:rPr>
-      </w:pPr>
-    </w:p>
-    <w:p>
-      <w:pPr>
         <w:jc w:val="center"/>
         <w:outlineLvl w:val="3"/>
         <w:rPr>
@@ -6266,29 +4840,8 @@
           <w:sz w:val="28"/>
           <w:szCs w:val="28"/>
         </w:rPr>
-        <w:t>表12-2</w:t>
-      </w:r>
-      <w:r>
-        <w:rPr>
-          <w:rFonts w:ascii="標楷體-繁" w:eastAsia="標楷體-繁" w:hAnsi="新細明體" w:cs="新細明體"/>
-          <w:b/>
-          <w:bCs/>
-          <w:color w:val="000000" w:themeColor="text1"/>
-          <w:sz w:val="28"/>
-          <w:szCs w:val="28"/>
-        </w:rPr>
-        <w:t>1</w:t>
-      </w:r>
-      <w:r>
-        <w:rPr>
-          <w:rFonts w:ascii="標楷體-繁" w:eastAsia="標楷體-繁" w:hAnsi="新細明體" w:cs="新細明體"/>
-          <w:b/>
-          <w:bCs/>
-          <w:color w:val="000000" w:themeColor="text1"/>
-          <w:sz w:val="28"/>
-          <w:szCs w:val="28"/>
-        </w:rPr>
-        <w:t xml:space="preserve"> 申請商家認證畫面</w:t>
+        <w:lastRenderedPageBreak/>
+        <w:t>表12-21 申請商家認證畫面</w:t>
       </w:r>
     </w:p>
     <w:tbl>
@@ -6333,18 +4886,7 @@
                 <w:sz w:val="28"/>
                 <w:szCs w:val="28"/>
               </w:rPr>
-              <w:t>申請商家認證</w:t>
-            </w:r>
-            <w:r>
-              <w:rPr>
-                <w:rFonts w:ascii="標楷體-繁" w:eastAsia="標楷體-繁" w:hAnsi="新細明體" w:cs="新細明體"/>
-                <w:b/>
-                <w:bCs/>
-                <w:color w:val="000000" w:themeColor="text1"/>
-                <w:sz w:val="28"/>
-                <w:szCs w:val="28"/>
-              </w:rPr>
-              <w:t>畫面</w:t>
+              <w:t>申請商家認證畫面</w:t>
             </w:r>
             <w:proofErr w:type="spellEnd"/>
           </w:p>
@@ -6364,7 +4906,7 @@
                 <w:noProof/>
               </w:rPr>
               <w:drawing>
-                <wp:inline distT="0" distB="0" distL="0" distR="0" wp14:anchorId="6C082C3D" wp14:editId="28BAB41B">
+                <wp:inline distT="0" distB="0" distL="0" distR="0" wp14:anchorId="41729E11" wp14:editId="6526D262">
                   <wp:extent cx="5124450" cy="2466975"/>
                   <wp:effectExtent l="0" t="0" r="0" b="0"/>
                   <wp:docPr id="762651952" name="drawing"/>
@@ -6486,29 +5028,7 @@
           <w:szCs w:val="28"/>
         </w:rPr>
         <w:lastRenderedPageBreak/>
-        <w:t xml:space="preserve">表12-2 </w:t>
-      </w:r>
-      <w:r>
-        <w:rPr>
-          <w:rFonts w:ascii="標楷體-繁" w:eastAsia="標楷體-繁" w:hAnsi="新細明體" w:cs="新細明體"/>
-          <w:b/>
-          <w:bCs/>
-          <w:color w:val="000000" w:themeColor="text1"/>
-          <w:sz w:val="28"/>
-          <w:szCs w:val="28"/>
-        </w:rPr>
-        <w:t>商家標識顯示畫</w:t>
-      </w:r>
-      <w:r>
-        <w:rPr>
-          <w:rFonts w:ascii="標楷體-繁" w:eastAsia="標楷體-繁" w:hAnsi="新細明體" w:cs="新細明體"/>
-          <w:b/>
-          <w:bCs/>
-          <w:color w:val="000000" w:themeColor="text1"/>
-          <w:sz w:val="28"/>
-          <w:szCs w:val="28"/>
-        </w:rPr>
-        <w:t>面</w:t>
+        <w:t>表12-22 商家標識顯示畫面</w:t>
       </w:r>
     </w:p>
     <w:tbl>
@@ -6563,7 +5083,7 @@
       </w:tr>
       <w:tr>
         <w:trPr>
-          <w:trHeight w:val="300"/>
+          <w:trHeight w:val="2880"/>
         </w:trPr>
         <w:tc>
           <w:tcPr>
@@ -6575,10 +5095,10 @@
                 <w:noProof/>
               </w:rPr>
               <w:drawing>
-                <wp:inline distT="0" distB="0" distL="0" distR="0" wp14:anchorId="66E23441" wp14:editId="34408490">
-                  <wp:extent cx="2486025" cy="1968488"/>
+                <wp:inline distT="0" distB="0" distL="0" distR="0" wp14:anchorId="1D61DC22" wp14:editId="4E46D8B8">
+                  <wp:extent cx="2486025" cy="1809750"/>
                   <wp:effectExtent l="0" t="0" r="0" b="0"/>
-                  <wp:docPr id="1886415755" name="drawing"/>
+                  <wp:docPr id="2031074470" name="drawing"/>
                   <wp:cNvGraphicFramePr>
                     <a:graphicFrameLocks xmlns:a="http://schemas.openxmlformats.org/drawingml/2006/main" noChangeAspect="1"/>
                   </wp:cNvGraphicFramePr>
@@ -6586,14 +5106,14 @@
                     <a:graphicData uri="http://schemas.openxmlformats.org/drawingml/2006/picture">
                       <pic:pic xmlns:pic="http://schemas.openxmlformats.org/drawingml/2006/picture">
                         <pic:nvPicPr>
-                          <pic:cNvPr id="1139807316" name=""/>
+                          <pic:cNvPr id="2031074470" name=""/>
                           <pic:cNvPicPr/>
                         </pic:nvPicPr>
                         <pic:blipFill>
-                          <a:blip r:embed="rId28">
+                          <a:blip r:embed="rId28" cstate="print">
                             <a:extLst>
                               <a:ext uri="{28A0092B-C50C-407E-A947-70E740481C1C}">
-                                <a14:useLocalDpi xmlns:a14="http://schemas.microsoft.com/office/drawing/2010/main"/>
+                                <a14:useLocalDpi xmlns:a14="http://schemas.microsoft.com/office/drawing/2010/main" val="0"/>
                               </a:ext>
                             </a:extLst>
                           </a:blip>
@@ -6604,7 +5124,7 @@
                         <pic:spPr>
                           <a:xfrm>
                             <a:off x="0" y="0"/>
-                            <a:ext cx="2486025" cy="1968488"/>
+                            <a:ext cx="2486025" cy="1809750"/>
                           </a:xfrm>
                           <a:prstGeom prst="rect">
                             <a:avLst/>
@@ -6628,10 +5148,10 @@
                 <w:noProof/>
               </w:rPr>
               <w:drawing>
-                <wp:inline distT="0" distB="0" distL="0" distR="0" wp14:anchorId="06532B01" wp14:editId="032FF9F6">
-                  <wp:extent cx="2486025" cy="1968488"/>
+                <wp:inline distT="0" distB="0" distL="0" distR="0" wp14:anchorId="0EF4F8EB" wp14:editId="66FDFC53">
+                  <wp:extent cx="2486025" cy="1809355"/>
                   <wp:effectExtent l="0" t="0" r="0" b="0"/>
-                  <wp:docPr id="1972847813" name="drawing"/>
+                  <wp:docPr id="381747924" name="drawing"/>
                   <wp:cNvGraphicFramePr>
                     <a:graphicFrameLocks xmlns:a="http://schemas.openxmlformats.org/drawingml/2006/main" noChangeAspect="1"/>
                   </wp:cNvGraphicFramePr>
@@ -6639,7 +5159,7 @@
                     <a:graphicData uri="http://schemas.openxmlformats.org/drawingml/2006/picture">
                       <pic:pic xmlns:pic="http://schemas.openxmlformats.org/drawingml/2006/picture">
                         <pic:nvPicPr>
-                          <pic:cNvPr id="1388002564" name=""/>
+                          <pic:cNvPr id="1111822560" name=""/>
                           <pic:cNvPicPr/>
                         </pic:nvPicPr>
                         <pic:blipFill>
@@ -6657,7 +5177,118 @@
                         <pic:spPr>
                           <a:xfrm>
                             <a:off x="0" y="0"/>
-                            <a:ext cx="2486025" cy="1968488"/>
+                            <a:ext cx="2486025" cy="1809355"/>
+                          </a:xfrm>
+                          <a:prstGeom prst="rect">
+                            <a:avLst/>
+                          </a:prstGeom>
+                        </pic:spPr>
+                      </pic:pic>
+                    </a:graphicData>
+                  </a:graphic>
+                </wp:inline>
+              </w:drawing>
+            </w:r>
+          </w:p>
+        </w:tc>
+      </w:tr>
+      <w:tr>
+        <w:trPr>
+          <w:trHeight w:val="2880"/>
+        </w:trPr>
+        <w:tc>
+          <w:tcPr>
+            <w:tcW w:w="4148" w:type="dxa"/>
+          </w:tcPr>
+          <w:p>
+            <w:r>
+              <w:rPr>
+                <w:noProof/>
+              </w:rPr>
+              <w:drawing>
+                <wp:inline distT="0" distB="0" distL="0" distR="0" wp14:anchorId="38C5FBC2" wp14:editId="1E5801C4">
+                  <wp:extent cx="2486025" cy="1809750"/>
+                  <wp:effectExtent l="0" t="0" r="0" b="0"/>
+                  <wp:docPr id="489683216" name="drawing"/>
+                  <wp:cNvGraphicFramePr>
+                    <a:graphicFrameLocks xmlns:a="http://schemas.openxmlformats.org/drawingml/2006/main" noChangeAspect="1"/>
+                  </wp:cNvGraphicFramePr>
+                  <a:graphic xmlns:a="http://schemas.openxmlformats.org/drawingml/2006/main">
+                    <a:graphicData uri="http://schemas.openxmlformats.org/drawingml/2006/picture">
+                      <pic:pic xmlns:pic="http://schemas.openxmlformats.org/drawingml/2006/picture">
+                        <pic:nvPicPr>
+                          <pic:cNvPr id="489683216" name=""/>
+                          <pic:cNvPicPr/>
+                        </pic:nvPicPr>
+                        <pic:blipFill>
+                          <a:blip r:embed="rId30" cstate="print">
+                            <a:extLst>
+                              <a:ext uri="{28A0092B-C50C-407E-A947-70E740481C1C}">
+                                <a14:useLocalDpi xmlns:a14="http://schemas.microsoft.com/office/drawing/2010/main" val="0"/>
+                              </a:ext>
+                            </a:extLst>
+                          </a:blip>
+                          <a:stretch>
+                            <a:fillRect/>
+                          </a:stretch>
+                        </pic:blipFill>
+                        <pic:spPr>
+                          <a:xfrm>
+                            <a:off x="0" y="0"/>
+                            <a:ext cx="2486025" cy="1809750"/>
+                          </a:xfrm>
+                          <a:prstGeom prst="rect">
+                            <a:avLst/>
+                          </a:prstGeom>
+                        </pic:spPr>
+                      </pic:pic>
+                    </a:graphicData>
+                  </a:graphic>
+                </wp:inline>
+              </w:drawing>
+            </w:r>
+          </w:p>
+        </w:tc>
+        <w:tc>
+          <w:tcPr>
+            <w:tcW w:w="4148" w:type="dxa"/>
+          </w:tcPr>
+          <w:p>
+            <w:r>
+              <w:rPr>
+                <w:noProof/>
+              </w:rPr>
+              <w:drawing>
+                <wp:inline distT="0" distB="0" distL="0" distR="0" wp14:anchorId="31489033" wp14:editId="47D0BFC1">
+                  <wp:extent cx="2486025" cy="1809750"/>
+                  <wp:effectExtent l="0" t="0" r="0" b="0"/>
+                  <wp:docPr id="1360408374" name="drawing"/>
+                  <wp:cNvGraphicFramePr>
+                    <a:graphicFrameLocks xmlns:a="http://schemas.openxmlformats.org/drawingml/2006/main" noChangeAspect="1"/>
+                  </wp:cNvGraphicFramePr>
+                  <a:graphic xmlns:a="http://schemas.openxmlformats.org/drawingml/2006/main">
+                    <a:graphicData uri="http://schemas.openxmlformats.org/drawingml/2006/picture">
+                      <pic:pic xmlns:pic="http://schemas.openxmlformats.org/drawingml/2006/picture">
+                        <pic:nvPicPr>
+                          <pic:cNvPr id="1360408374" name=""/>
+                          <pic:cNvPicPr/>
+                        </pic:nvPicPr>
+                        <pic:blipFill>
+                          <a:blip r:embed="rId31" cstate="print">
+                            <a:extLst>
+                              <a:ext uri="{28A0092B-C50C-407E-A947-70E740481C1C}">
+                                <a14:useLocalDpi xmlns:a14="http://schemas.microsoft.com/office/drawing/2010/main" val="0"/>
+                              </a:ext>
+                            </a:extLst>
+                          </a:blip>
+                          <a:stretch>
+                            <a:fillRect/>
+                          </a:stretch>
+                        </pic:blipFill>
+                        <pic:spPr>
+                          <a:xfrm>
+                            <a:off x="0" y="0"/>
+                            <a:ext cx="2486025" cy="1809750"/>
                           </a:xfrm>
                           <a:prstGeom prst="rect">
                             <a:avLst/>
@@ -6782,33 +5413,1935 @@
               <w:t>已驗證：審核通過，完成認證</w:t>
             </w:r>
           </w:p>
+          <w:p>
+            <w:pPr>
+              <w:rPr>
+                <w:rFonts w:ascii="標楷體-繁" w:eastAsia="標楷體-繁" w:hAnsi="新細明體" w:cs="新細明體"/>
+                <w:b/>
+                <w:bCs/>
+                <w:color w:val="000000" w:themeColor="text1"/>
+                <w:sz w:val="28"/>
+                <w:szCs w:val="28"/>
+                <w:lang w:eastAsia="zh-TW"/>
+              </w:rPr>
+            </w:pPr>
+            <w:r>
+              <w:rPr>
+                <w:rFonts w:ascii="標楷體-繁" w:eastAsia="標楷體-繁" w:hAnsi="新細明體" w:cs="新細明體"/>
+                <w:b/>
+                <w:bCs/>
+                <w:color w:val="000000" w:themeColor="text1"/>
+                <w:sz w:val="28"/>
+                <w:szCs w:val="28"/>
+                <w:lang w:eastAsia="zh-TW"/>
+              </w:rPr>
+              <w:t>已拒絕：申請後被駁回</w:t>
+            </w:r>
+          </w:p>
         </w:tc>
       </w:tr>
     </w:tbl>
+    <w:p/>
     <w:p>
       <w:pPr>
         <w:pStyle w:val="Web"/>
         <w:ind w:left="480"/>
+        <w:outlineLvl w:val="3"/>
         <w:rPr>
           <w:rFonts w:ascii="標楷體-繁" w:eastAsia="標楷體-繁"/>
           <w:b/>
           <w:bCs/>
           <w:color w:val="000000" w:themeColor="text1"/>
-        </w:rPr>
-      </w:pPr>
-    </w:p>
+          <w:sz w:val="28"/>
+          <w:szCs w:val="28"/>
+        </w:rPr>
+      </w:pPr>
+      <w:r>
+        <w:rPr>
+          <w:rFonts w:ascii="標楷體-繁" w:eastAsia="標楷體-繁"/>
+          <w:b/>
+          <w:bCs/>
+          <w:color w:val="000000" w:themeColor="text1"/>
+          <w:sz w:val="28"/>
+          <w:szCs w:val="28"/>
+        </w:rPr>
+        <w:lastRenderedPageBreak/>
+        <w:t>3. 平台管理者介面：</w:t>
+      </w:r>
+    </w:p>
+    <w:p>
+      <w:pPr>
+        <w:jc w:val="center"/>
+        <w:outlineLvl w:val="3"/>
+        <w:rPr>
+          <w:rFonts w:ascii="標楷體-繁" w:eastAsia="標楷體-繁" w:hAnsi="新細明體" w:cs="新細明體"/>
+          <w:b/>
+          <w:bCs/>
+          <w:color w:val="000000" w:themeColor="text1"/>
+          <w:sz w:val="28"/>
+          <w:szCs w:val="28"/>
+        </w:rPr>
+      </w:pPr>
+      <w:r>
+        <w:rPr>
+          <w:rFonts w:ascii="標楷體-繁" w:eastAsia="標楷體-繁" w:hAnsi="新細明體" w:cs="新細明體"/>
+          <w:b/>
+          <w:bCs/>
+          <w:color w:val="000000" w:themeColor="text1"/>
+          <w:sz w:val="28"/>
+          <w:szCs w:val="28"/>
+        </w:rPr>
+        <w:t>表12-23 平台管理者登入畫面</w:t>
+      </w:r>
+    </w:p>
+    <w:tbl>
+      <w:tblPr>
+        <w:tblStyle w:val="af"/>
+        <w:tblW w:w="0" w:type="auto"/>
+        <w:tblLayout w:type="fixed"/>
+        <w:tblLook w:val="06A0" w:firstRow="1" w:lastRow="0" w:firstColumn="1" w:lastColumn="0" w:noHBand="1" w:noVBand="1"/>
+      </w:tblPr>
+      <w:tblGrid>
+        <w:gridCol w:w="8295"/>
+      </w:tblGrid>
+      <w:tr>
+        <w:trPr>
+          <w:trHeight w:val="300"/>
+        </w:trPr>
+        <w:tc>
+          <w:tcPr>
+            <w:tcW w:w="8295" w:type="dxa"/>
+            <w:shd w:val="clear" w:color="auto" w:fill="EBE1F2"/>
+          </w:tcPr>
+          <w:p>
+            <w:pPr>
+              <w:jc w:val="center"/>
+              <w:outlineLvl w:val="3"/>
+              <w:rPr>
+                <w:rFonts w:ascii="標楷體-繁" w:eastAsia="標楷體-繁" w:hAnsi="新細明體" w:cs="新細明體"/>
+                <w:b/>
+                <w:bCs/>
+                <w:color w:val="000000" w:themeColor="text1"/>
+                <w:sz w:val="28"/>
+                <w:szCs w:val="28"/>
+              </w:rPr>
+            </w:pPr>
+            <w:proofErr w:type="spellStart"/>
+            <w:r>
+              <w:rPr>
+                <w:rFonts w:ascii="標楷體-繁" w:eastAsia="標楷體-繁" w:hAnsi="新細明體" w:cs="新細明體"/>
+                <w:b/>
+                <w:bCs/>
+                <w:color w:val="000000" w:themeColor="text1"/>
+                <w:sz w:val="28"/>
+                <w:szCs w:val="28"/>
+              </w:rPr>
+              <w:t>登入畫面</w:t>
+            </w:r>
+            <w:proofErr w:type="spellEnd"/>
+          </w:p>
+        </w:tc>
+      </w:tr>
+      <w:tr>
+        <w:trPr>
+          <w:trHeight w:val="300"/>
+        </w:trPr>
+        <w:tc>
+          <w:tcPr>
+            <w:tcW w:w="8295" w:type="dxa"/>
+          </w:tcPr>
+          <w:p>
+            <w:pPr>
+              <w:rPr>
+                <w:rFonts w:ascii="標楷體-繁" w:eastAsia="標楷體-繁" w:hAnsi="新細明體" w:cs="新細明體"/>
+                <w:b/>
+                <w:bCs/>
+                <w:color w:val="000000" w:themeColor="text1"/>
+                <w:sz w:val="28"/>
+                <w:szCs w:val="28"/>
+              </w:rPr>
+            </w:pPr>
+            <w:r>
+              <w:rPr>
+                <w:noProof/>
+              </w:rPr>
+              <w:drawing>
+                <wp:inline distT="0" distB="0" distL="0" distR="0" wp14:anchorId="2E59370A" wp14:editId="2FA15200">
+                  <wp:extent cx="5124450" cy="2200275"/>
+                  <wp:effectExtent l="0" t="0" r="0" b="0"/>
+                  <wp:docPr id="1450954622" name="drawing"/>
+                  <wp:cNvGraphicFramePr>
+                    <a:graphicFrameLocks xmlns:a="http://schemas.openxmlformats.org/drawingml/2006/main" noChangeAspect="1"/>
+                  </wp:cNvGraphicFramePr>
+                  <a:graphic xmlns:a="http://schemas.openxmlformats.org/drawingml/2006/main">
+                    <a:graphicData uri="http://schemas.openxmlformats.org/drawingml/2006/picture">
+                      <pic:pic xmlns:pic="http://schemas.openxmlformats.org/drawingml/2006/picture">
+                        <pic:nvPicPr>
+                          <pic:cNvPr id="989659988" name=""/>
+                          <pic:cNvPicPr/>
+                        </pic:nvPicPr>
+                        <pic:blipFill>
+                          <a:blip r:embed="rId5" cstate="print">
+                            <a:extLst>
+                              <a:ext uri="{28A0092B-C50C-407E-A947-70E740481C1C}">
+                                <a14:useLocalDpi xmlns:a14="http://schemas.microsoft.com/office/drawing/2010/main" val="0"/>
+                              </a:ext>
+                            </a:extLst>
+                          </a:blip>
+                          <a:stretch>
+                            <a:fillRect/>
+                          </a:stretch>
+                        </pic:blipFill>
+                        <pic:spPr>
+                          <a:xfrm>
+                            <a:off x="0" y="0"/>
+                            <a:ext cx="5124450" cy="2200275"/>
+                          </a:xfrm>
+                          <a:prstGeom prst="rect">
+                            <a:avLst/>
+                          </a:prstGeom>
+                        </pic:spPr>
+                      </pic:pic>
+                    </a:graphicData>
+                  </a:graphic>
+                </wp:inline>
+              </w:drawing>
+            </w:r>
+          </w:p>
+        </w:tc>
+      </w:tr>
+      <w:tr>
+        <w:trPr>
+          <w:trHeight w:val="300"/>
+        </w:trPr>
+        <w:tc>
+          <w:tcPr>
+            <w:tcW w:w="8295" w:type="dxa"/>
+            <w:vAlign w:val="center"/>
+          </w:tcPr>
+          <w:p>
+            <w:pPr>
+              <w:rPr>
+                <w:rFonts w:ascii="標楷體-繁" w:eastAsia="標楷體-繁" w:hAnsi="新細明體" w:cs="新細明體"/>
+                <w:b/>
+                <w:bCs/>
+                <w:color w:val="000000" w:themeColor="text1"/>
+                <w:sz w:val="28"/>
+                <w:szCs w:val="28"/>
+                <w:lang w:eastAsia="zh-TW"/>
+              </w:rPr>
+            </w:pPr>
+            <w:r>
+              <w:rPr>
+                <w:rFonts w:ascii="標楷體-繁" w:eastAsia="標楷體-繁" w:hAnsi="新細明體" w:cs="新細明體"/>
+                <w:b/>
+                <w:bCs/>
+                <w:color w:val="000000" w:themeColor="text1"/>
+                <w:sz w:val="28"/>
+                <w:szCs w:val="28"/>
+                <w:lang w:eastAsia="zh-TW"/>
+              </w:rPr>
+              <w:t>平台管理者進入登入畫面 ， 輸入用戶名跟密碼，登入系統</w:t>
+            </w:r>
+          </w:p>
+        </w:tc>
+      </w:tr>
+    </w:tbl>
     <w:p>
       <w:pPr>
         <w:pStyle w:val="Web"/>
         <w:ind w:left="480"/>
+        <w:outlineLvl w:val="3"/>
+        <w:rPr>
+          <w:rFonts w:ascii="標楷體-繁" w:eastAsia="標楷體-繁"/>
+          <w:b/>
+          <w:bCs/>
+          <w:color w:val="000000" w:themeColor="text1"/>
+          <w:sz w:val="28"/>
+          <w:szCs w:val="28"/>
+        </w:rPr>
       </w:pPr>
     </w:p>
     <w:p>
       <w:pPr>
         <w:pStyle w:val="Web"/>
         <w:ind w:left="480"/>
-      </w:pPr>
-    </w:p>
+        <w:outlineLvl w:val="3"/>
+        <w:rPr>
+          <w:rFonts w:ascii="標楷體-繁" w:eastAsia="標楷體-繁"/>
+          <w:b/>
+          <w:bCs/>
+          <w:color w:val="000000" w:themeColor="text1"/>
+          <w:sz w:val="28"/>
+          <w:szCs w:val="28"/>
+        </w:rPr>
+      </w:pPr>
+    </w:p>
+    <w:p>
+      <w:pPr>
+        <w:pStyle w:val="Web"/>
+        <w:ind w:left="480"/>
+        <w:outlineLvl w:val="3"/>
+        <w:rPr>
+          <w:rFonts w:ascii="標楷體-繁" w:eastAsia="標楷體-繁"/>
+          <w:b/>
+          <w:bCs/>
+          <w:color w:val="000000" w:themeColor="text1"/>
+          <w:sz w:val="28"/>
+          <w:szCs w:val="28"/>
+        </w:rPr>
+      </w:pPr>
+    </w:p>
+    <w:p>
+      <w:pPr>
+        <w:widowControl/>
+        <w:rPr>
+          <w:rFonts w:ascii="標楷體-繁" w:eastAsia="標楷體-繁" w:hAnsi="新細明體" w:cs="新細明體"/>
+          <w:b/>
+          <w:bCs/>
+          <w:color w:val="000000" w:themeColor="text1"/>
+          <w:sz w:val="28"/>
+          <w:szCs w:val="28"/>
+        </w:rPr>
+      </w:pPr>
+      <w:r>
+        <w:rPr>
+          <w:rFonts w:ascii="標楷體-繁" w:eastAsia="標楷體-繁" w:hAnsi="新細明體" w:cs="新細明體"/>
+          <w:b/>
+          <w:bCs/>
+          <w:color w:val="000000" w:themeColor="text1"/>
+          <w:sz w:val="28"/>
+          <w:szCs w:val="28"/>
+        </w:rPr>
+        <w:br w:type="page"/>
+      </w:r>
+    </w:p>
+    <w:p>
+      <w:pPr>
+        <w:jc w:val="center"/>
+        <w:outlineLvl w:val="3"/>
+        <w:rPr>
+          <w:rFonts w:ascii="標楷體-繁" w:eastAsia="標楷體-繁" w:hAnsi="新細明體" w:cs="新細明體"/>
+          <w:b/>
+          <w:bCs/>
+          <w:color w:val="000000" w:themeColor="text1"/>
+          <w:sz w:val="28"/>
+          <w:szCs w:val="28"/>
+        </w:rPr>
+      </w:pPr>
+      <w:r>
+        <w:rPr>
+          <w:rFonts w:ascii="標楷體-繁" w:eastAsia="標楷體-繁" w:hAnsi="新細明體" w:cs="新細明體"/>
+          <w:b/>
+          <w:bCs/>
+          <w:color w:val="000000" w:themeColor="text1"/>
+          <w:sz w:val="28"/>
+          <w:szCs w:val="28"/>
+        </w:rPr>
+        <w:lastRenderedPageBreak/>
+        <w:t>表12-24 管理儀表板畫面</w:t>
+      </w:r>
+    </w:p>
+    <w:tbl>
+      <w:tblPr>
+        <w:tblStyle w:val="af"/>
+        <w:tblW w:w="0" w:type="auto"/>
+        <w:tblLayout w:type="fixed"/>
+        <w:tblLook w:val="06A0" w:firstRow="1" w:lastRow="0" w:firstColumn="1" w:lastColumn="0" w:noHBand="1" w:noVBand="1"/>
+      </w:tblPr>
+      <w:tblGrid>
+        <w:gridCol w:w="8295"/>
+      </w:tblGrid>
+      <w:tr>
+        <w:trPr>
+          <w:trHeight w:val="300"/>
+        </w:trPr>
+        <w:tc>
+          <w:tcPr>
+            <w:tcW w:w="8295" w:type="dxa"/>
+            <w:shd w:val="clear" w:color="auto" w:fill="EBE1F2"/>
+          </w:tcPr>
+          <w:p>
+            <w:pPr>
+              <w:jc w:val="center"/>
+              <w:outlineLvl w:val="3"/>
+              <w:rPr>
+                <w:rFonts w:ascii="標楷體-繁" w:eastAsia="標楷體-繁" w:hAnsi="新細明體" w:cs="新細明體"/>
+                <w:b/>
+                <w:bCs/>
+                <w:color w:val="000000" w:themeColor="text1"/>
+                <w:sz w:val="28"/>
+                <w:szCs w:val="28"/>
+              </w:rPr>
+            </w:pPr>
+            <w:proofErr w:type="spellStart"/>
+            <w:r>
+              <w:rPr>
+                <w:rFonts w:ascii="標楷體-繁" w:eastAsia="標楷體-繁" w:hAnsi="新細明體" w:cs="新細明體"/>
+                <w:b/>
+                <w:bCs/>
+                <w:color w:val="000000" w:themeColor="text1"/>
+                <w:sz w:val="28"/>
+                <w:szCs w:val="28"/>
+              </w:rPr>
+              <w:t>管理儀表板畫面</w:t>
+            </w:r>
+            <w:proofErr w:type="spellEnd"/>
+          </w:p>
+        </w:tc>
+      </w:tr>
+      <w:tr>
+        <w:trPr>
+          <w:trHeight w:val="300"/>
+        </w:trPr>
+        <w:tc>
+          <w:tcPr>
+            <w:tcW w:w="8295" w:type="dxa"/>
+          </w:tcPr>
+          <w:p>
+            <w:r>
+              <w:rPr>
+                <w:noProof/>
+              </w:rPr>
+              <w:drawing>
+                <wp:inline distT="0" distB="0" distL="0" distR="0" wp14:anchorId="5AD39BE5" wp14:editId="03108E7D">
+                  <wp:extent cx="5124450" cy="2286000"/>
+                  <wp:effectExtent l="0" t="0" r="0" b="0"/>
+                  <wp:docPr id="1997481737" name="drawing"/>
+                  <wp:cNvGraphicFramePr>
+                    <a:graphicFrameLocks xmlns:a="http://schemas.openxmlformats.org/drawingml/2006/main" noChangeAspect="1"/>
+                  </wp:cNvGraphicFramePr>
+                  <a:graphic xmlns:a="http://schemas.openxmlformats.org/drawingml/2006/main">
+                    <a:graphicData uri="http://schemas.openxmlformats.org/drawingml/2006/picture">
+                      <pic:pic xmlns:pic="http://schemas.openxmlformats.org/drawingml/2006/picture">
+                        <pic:nvPicPr>
+                          <pic:cNvPr id="1997481737" name=""/>
+                          <pic:cNvPicPr/>
+                        </pic:nvPicPr>
+                        <pic:blipFill>
+                          <a:blip r:embed="rId32" cstate="print">
+                            <a:extLst>
+                              <a:ext uri="{28A0092B-C50C-407E-A947-70E740481C1C}">
+                                <a14:useLocalDpi xmlns:a14="http://schemas.microsoft.com/office/drawing/2010/main" val="0"/>
+                              </a:ext>
+                            </a:extLst>
+                          </a:blip>
+                          <a:stretch>
+                            <a:fillRect/>
+                          </a:stretch>
+                        </pic:blipFill>
+                        <pic:spPr>
+                          <a:xfrm>
+                            <a:off x="0" y="0"/>
+                            <a:ext cx="5124450" cy="2286000"/>
+                          </a:xfrm>
+                          <a:prstGeom prst="rect">
+                            <a:avLst/>
+                          </a:prstGeom>
+                        </pic:spPr>
+                      </pic:pic>
+                    </a:graphicData>
+                  </a:graphic>
+                </wp:inline>
+              </w:drawing>
+            </w:r>
+          </w:p>
+        </w:tc>
+      </w:tr>
+      <w:tr>
+        <w:trPr>
+          <w:trHeight w:val="300"/>
+        </w:trPr>
+        <w:tc>
+          <w:tcPr>
+            <w:tcW w:w="8295" w:type="dxa"/>
+            <w:vAlign w:val="center"/>
+          </w:tcPr>
+          <w:p>
+            <w:pPr>
+              <w:rPr>
+                <w:rFonts w:ascii="標楷體-繁" w:eastAsia="標楷體-繁" w:hAnsi="新細明體" w:cs="新細明體"/>
+                <w:b/>
+                <w:bCs/>
+                <w:color w:val="000000" w:themeColor="text1"/>
+                <w:sz w:val="28"/>
+                <w:szCs w:val="28"/>
+                <w:lang w:eastAsia="zh-TW"/>
+              </w:rPr>
+            </w:pPr>
+            <w:r>
+              <w:rPr>
+                <w:rFonts w:ascii="標楷體-繁" w:eastAsia="標楷體-繁" w:hAnsi="新細明體" w:cs="新細明體"/>
+                <w:b/>
+                <w:bCs/>
+                <w:color w:val="000000" w:themeColor="text1"/>
+                <w:sz w:val="28"/>
+                <w:szCs w:val="28"/>
+                <w:lang w:eastAsia="zh-TW"/>
+              </w:rPr>
+              <w:t>登入後會自動進入此畫面，顯示目前系統待處理事項、平台使用統計與近期活動紀錄。</w:t>
+            </w:r>
+            <w:r>
+              <w:rPr>
+                <w:lang w:eastAsia="zh-TW"/>
+              </w:rPr>
+              <w:br/>
+            </w:r>
+            <w:r>
+              <w:rPr>
+                <w:rFonts w:ascii="標楷體-繁" w:eastAsia="標楷體-繁" w:hAnsi="新細明體" w:cs="新細明體"/>
+                <w:b/>
+                <w:bCs/>
+                <w:color w:val="000000" w:themeColor="text1"/>
+                <w:sz w:val="28"/>
+                <w:szCs w:val="28"/>
+                <w:lang w:eastAsia="zh-TW"/>
+              </w:rPr>
+              <w:t>其中「待處理事項」與「最近活動」可點擊查看詳細內容，「平台統計」僅提供概況資訊，無進一步操作功能。</w:t>
+            </w:r>
+          </w:p>
+        </w:tc>
+      </w:tr>
+    </w:tbl>
+    <w:p>
+      <w:pPr>
+        <w:pStyle w:val="Web"/>
+        <w:ind w:left="480"/>
+        <w:outlineLvl w:val="3"/>
+        <w:rPr>
+          <w:rFonts w:ascii="標楷體-繁" w:eastAsia="標楷體-繁"/>
+          <w:b/>
+          <w:bCs/>
+          <w:color w:val="000000" w:themeColor="text1"/>
+          <w:sz w:val="28"/>
+          <w:szCs w:val="28"/>
+        </w:rPr>
+      </w:pPr>
+    </w:p>
+    <w:p>
+      <w:pPr>
+        <w:pStyle w:val="Web"/>
+        <w:ind w:left="480"/>
+        <w:outlineLvl w:val="3"/>
+        <w:rPr>
+          <w:rFonts w:ascii="標楷體-繁" w:eastAsia="標楷體-繁"/>
+          <w:b/>
+          <w:bCs/>
+          <w:color w:val="000000" w:themeColor="text1"/>
+          <w:sz w:val="28"/>
+          <w:szCs w:val="28"/>
+        </w:rPr>
+      </w:pPr>
+    </w:p>
+    <w:p>
+      <w:r>
+        <w:br w:type="page"/>
+      </w:r>
+    </w:p>
+    <w:p>
+      <w:pPr>
+        <w:jc w:val="center"/>
+        <w:outlineLvl w:val="3"/>
+        <w:rPr>
+          <w:rFonts w:ascii="標楷體-繁" w:eastAsia="標楷體-繁" w:hAnsi="新細明體" w:cs="新細明體"/>
+          <w:b/>
+          <w:bCs/>
+          <w:color w:val="000000" w:themeColor="text1"/>
+          <w:sz w:val="28"/>
+          <w:szCs w:val="28"/>
+        </w:rPr>
+      </w:pPr>
+      <w:r>
+        <w:rPr>
+          <w:rFonts w:ascii="標楷體-繁" w:eastAsia="標楷體-繁" w:hAnsi="新細明體" w:cs="新細明體"/>
+          <w:b/>
+          <w:bCs/>
+          <w:color w:val="000000" w:themeColor="text1"/>
+          <w:sz w:val="28"/>
+          <w:szCs w:val="28"/>
+        </w:rPr>
+        <w:lastRenderedPageBreak/>
+        <w:t>表12-25 待處理事項－待審核商家認證畫面</w:t>
+      </w:r>
+    </w:p>
+    <w:tbl>
+      <w:tblPr>
+        <w:tblStyle w:val="af"/>
+        <w:tblW w:w="0" w:type="auto"/>
+        <w:tblLayout w:type="fixed"/>
+        <w:tblLook w:val="06A0" w:firstRow="1" w:lastRow="0" w:firstColumn="1" w:lastColumn="0" w:noHBand="1" w:noVBand="1"/>
+      </w:tblPr>
+      <w:tblGrid>
+        <w:gridCol w:w="8295"/>
+      </w:tblGrid>
+      <w:tr>
+        <w:trPr>
+          <w:trHeight w:val="300"/>
+        </w:trPr>
+        <w:tc>
+          <w:tcPr>
+            <w:tcW w:w="8295" w:type="dxa"/>
+            <w:shd w:val="clear" w:color="auto" w:fill="EBE1F2"/>
+          </w:tcPr>
+          <w:p>
+            <w:pPr>
+              <w:jc w:val="center"/>
+              <w:outlineLvl w:val="3"/>
+              <w:rPr>
+                <w:rFonts w:ascii="標楷體-繁" w:eastAsia="標楷體-繁" w:hAnsi="新細明體" w:cs="新細明體"/>
+                <w:b/>
+                <w:bCs/>
+                <w:color w:val="000000" w:themeColor="text1"/>
+                <w:sz w:val="28"/>
+                <w:szCs w:val="28"/>
+                <w:lang w:eastAsia="zh-TW"/>
+              </w:rPr>
+            </w:pPr>
+            <w:r>
+              <w:rPr>
+                <w:rFonts w:ascii="標楷體-繁" w:eastAsia="標楷體-繁" w:hAnsi="新細明體" w:cs="新細明體"/>
+                <w:b/>
+                <w:bCs/>
+                <w:color w:val="000000" w:themeColor="text1"/>
+                <w:sz w:val="28"/>
+                <w:szCs w:val="28"/>
+                <w:lang w:eastAsia="zh-TW"/>
+              </w:rPr>
+              <w:t>待處理事項－待審核商家認證畫面</w:t>
+            </w:r>
+          </w:p>
+        </w:tc>
+      </w:tr>
+      <w:tr>
+        <w:trPr>
+          <w:trHeight w:val="300"/>
+        </w:trPr>
+        <w:tc>
+          <w:tcPr>
+            <w:tcW w:w="8295" w:type="dxa"/>
+          </w:tcPr>
+          <w:p>
+            <w:r>
+              <w:rPr>
+                <w:noProof/>
+              </w:rPr>
+              <w:drawing>
+                <wp:inline distT="0" distB="0" distL="0" distR="0" wp14:anchorId="2D371346" wp14:editId="34EB314F">
+                  <wp:extent cx="5124450" cy="1695450"/>
+                  <wp:effectExtent l="0" t="0" r="0" b="0"/>
+                  <wp:docPr id="338331522" name="drawing"/>
+                  <wp:cNvGraphicFramePr>
+                    <a:graphicFrameLocks xmlns:a="http://schemas.openxmlformats.org/drawingml/2006/main" noChangeAspect="1"/>
+                  </wp:cNvGraphicFramePr>
+                  <a:graphic xmlns:a="http://schemas.openxmlformats.org/drawingml/2006/main">
+                    <a:graphicData uri="http://schemas.openxmlformats.org/drawingml/2006/picture">
+                      <pic:pic xmlns:pic="http://schemas.openxmlformats.org/drawingml/2006/picture">
+                        <pic:nvPicPr>
+                          <pic:cNvPr id="338331522" name=""/>
+                          <pic:cNvPicPr/>
+                        </pic:nvPicPr>
+                        <pic:blipFill>
+                          <a:blip r:embed="rId33" cstate="print">
+                            <a:extLst>
+                              <a:ext uri="{28A0092B-C50C-407E-A947-70E740481C1C}">
+                                <a14:useLocalDpi xmlns:a14="http://schemas.microsoft.com/office/drawing/2010/main" val="0"/>
+                              </a:ext>
+                            </a:extLst>
+                          </a:blip>
+                          <a:stretch>
+                            <a:fillRect/>
+                          </a:stretch>
+                        </pic:blipFill>
+                        <pic:spPr>
+                          <a:xfrm>
+                            <a:off x="0" y="0"/>
+                            <a:ext cx="5124450" cy="1695450"/>
+                          </a:xfrm>
+                          <a:prstGeom prst="rect">
+                            <a:avLst/>
+                          </a:prstGeom>
+                        </pic:spPr>
+                      </pic:pic>
+                    </a:graphicData>
+                  </a:graphic>
+                </wp:inline>
+              </w:drawing>
+            </w:r>
+          </w:p>
+        </w:tc>
+      </w:tr>
+      <w:tr>
+        <w:trPr>
+          <w:trHeight w:val="300"/>
+        </w:trPr>
+        <w:tc>
+          <w:tcPr>
+            <w:tcW w:w="8295" w:type="dxa"/>
+            <w:vAlign w:val="center"/>
+          </w:tcPr>
+          <w:p>
+            <w:pPr>
+              <w:rPr>
+                <w:rFonts w:ascii="標楷體-繁" w:eastAsia="標楷體-繁" w:hAnsi="新細明體" w:cs="新細明體"/>
+                <w:b/>
+                <w:bCs/>
+                <w:color w:val="000000" w:themeColor="text1"/>
+                <w:sz w:val="28"/>
+                <w:szCs w:val="28"/>
+                <w:lang w:eastAsia="zh-TW"/>
+              </w:rPr>
+            </w:pPr>
+            <w:r>
+              <w:rPr>
+                <w:rFonts w:ascii="標楷體-繁" w:eastAsia="標楷體-繁" w:hAnsi="新細明體" w:cs="新細明體"/>
+                <w:b/>
+                <w:bCs/>
+                <w:color w:val="000000" w:themeColor="text1"/>
+                <w:sz w:val="28"/>
+                <w:szCs w:val="28"/>
+                <w:lang w:eastAsia="zh-TW"/>
+              </w:rPr>
+              <w:t>點擊首頁儀表板的「待審核商家認證」後，會進入此管理畫面，管理者可在此頁面切換查看「待審核」、「已通過」與「已拒絕」三種申請狀態。點選「審核」可查看申請詳情並進行處理，其餘區塊則供後續查閱。</w:t>
+            </w:r>
+          </w:p>
+        </w:tc>
+      </w:tr>
+    </w:tbl>
+    <w:p>
+      <w:pPr>
+        <w:pStyle w:val="Web"/>
+        <w:ind w:left="480"/>
+      </w:pPr>
+    </w:p>
+    <w:p>
+      <w:pPr>
+        <w:pStyle w:val="Web"/>
+        <w:ind w:left="480"/>
+      </w:pPr>
+    </w:p>
+    <w:p>
+      <w:pPr>
+        <w:pStyle w:val="Web"/>
+        <w:ind w:left="480"/>
+      </w:pPr>
+    </w:p>
+    <w:p>
+      <w:pPr>
+        <w:pStyle w:val="Web"/>
+        <w:ind w:left="480"/>
+      </w:pPr>
+    </w:p>
+    <w:p>
+      <w:pPr>
+        <w:pStyle w:val="Web"/>
+        <w:ind w:left="480"/>
+      </w:pPr>
+    </w:p>
+    <w:p>
+      <w:r>
+        <w:br w:type="page"/>
+      </w:r>
+    </w:p>
+    <w:p>
+      <w:pPr>
+        <w:jc w:val="center"/>
+        <w:outlineLvl w:val="3"/>
+        <w:rPr>
+          <w:rFonts w:ascii="標楷體-繁" w:eastAsia="標楷體-繁" w:hAnsi="新細明體" w:cs="新細明體"/>
+          <w:b/>
+          <w:bCs/>
+          <w:color w:val="000000" w:themeColor="text1"/>
+          <w:sz w:val="28"/>
+          <w:szCs w:val="28"/>
+        </w:rPr>
+      </w:pPr>
+      <w:r>
+        <w:rPr>
+          <w:rFonts w:ascii="標楷體-繁" w:eastAsia="標楷體-繁" w:hAnsi="新細明體" w:cs="新細明體"/>
+          <w:b/>
+          <w:bCs/>
+          <w:color w:val="000000" w:themeColor="text1"/>
+          <w:sz w:val="28"/>
+          <w:szCs w:val="28"/>
+        </w:rPr>
+        <w:lastRenderedPageBreak/>
+        <w:t>表12-26 審核商家認證申請畫面</w:t>
+      </w:r>
+    </w:p>
+    <w:tbl>
+      <w:tblPr>
+        <w:tblStyle w:val="af"/>
+        <w:tblW w:w="0" w:type="auto"/>
+        <w:tblLayout w:type="fixed"/>
+        <w:tblLook w:val="06A0" w:firstRow="1" w:lastRow="0" w:firstColumn="1" w:lastColumn="0" w:noHBand="1" w:noVBand="1"/>
+      </w:tblPr>
+      <w:tblGrid>
+        <w:gridCol w:w="8295"/>
+      </w:tblGrid>
+      <w:tr>
+        <w:trPr>
+          <w:trHeight w:val="300"/>
+        </w:trPr>
+        <w:tc>
+          <w:tcPr>
+            <w:tcW w:w="8295" w:type="dxa"/>
+            <w:shd w:val="clear" w:color="auto" w:fill="EBE1F2"/>
+          </w:tcPr>
+          <w:p>
+            <w:pPr>
+              <w:jc w:val="center"/>
+              <w:outlineLvl w:val="3"/>
+              <w:rPr>
+                <w:rFonts w:ascii="標楷體-繁" w:eastAsia="標楷體-繁" w:hAnsi="新細明體" w:cs="新細明體"/>
+                <w:b/>
+                <w:bCs/>
+                <w:color w:val="000000" w:themeColor="text1"/>
+                <w:sz w:val="28"/>
+                <w:szCs w:val="28"/>
+                <w:lang w:eastAsia="zh-TW"/>
+              </w:rPr>
+            </w:pPr>
+            <w:r>
+              <w:rPr>
+                <w:rFonts w:ascii="標楷體-繁" w:eastAsia="標楷體-繁" w:hAnsi="新細明體" w:cs="新細明體"/>
+                <w:b/>
+                <w:bCs/>
+                <w:color w:val="000000" w:themeColor="text1"/>
+                <w:sz w:val="28"/>
+                <w:szCs w:val="28"/>
+                <w:lang w:eastAsia="zh-TW"/>
+              </w:rPr>
+              <w:t>審核商家認證申請畫面</w:t>
+            </w:r>
+          </w:p>
+        </w:tc>
+      </w:tr>
+      <w:tr>
+        <w:trPr>
+          <w:trHeight w:val="300"/>
+        </w:trPr>
+        <w:tc>
+          <w:tcPr>
+            <w:tcW w:w="8295" w:type="dxa"/>
+          </w:tcPr>
+          <w:p>
+            <w:pPr>
+              <w:jc w:val="center"/>
+            </w:pPr>
+            <w:r>
+              <w:rPr>
+                <w:noProof/>
+              </w:rPr>
+              <w:drawing>
+                <wp:inline distT="0" distB="0" distL="0" distR="0" wp14:anchorId="3DCF7C1D" wp14:editId="5BD94B43">
+                  <wp:extent cx="3438525" cy="5124450"/>
+                  <wp:effectExtent l="0" t="0" r="0" b="0"/>
+                  <wp:docPr id="1446775585" name="drawing"/>
+                  <wp:cNvGraphicFramePr>
+                    <a:graphicFrameLocks xmlns:a="http://schemas.openxmlformats.org/drawingml/2006/main" noChangeAspect="1"/>
+                  </wp:cNvGraphicFramePr>
+                  <a:graphic xmlns:a="http://schemas.openxmlformats.org/drawingml/2006/main">
+                    <a:graphicData uri="http://schemas.openxmlformats.org/drawingml/2006/picture">
+                      <pic:pic xmlns:pic="http://schemas.openxmlformats.org/drawingml/2006/picture">
+                        <pic:nvPicPr>
+                          <pic:cNvPr id="1446775585" name=""/>
+                          <pic:cNvPicPr/>
+                        </pic:nvPicPr>
+                        <pic:blipFill>
+                          <a:blip r:embed="rId34" cstate="print">
+                            <a:extLst>
+                              <a:ext uri="{28A0092B-C50C-407E-A947-70E740481C1C}">
+                                <a14:useLocalDpi xmlns:a14="http://schemas.microsoft.com/office/drawing/2010/main" val="0"/>
+                              </a:ext>
+                            </a:extLst>
+                          </a:blip>
+                          <a:stretch>
+                            <a:fillRect/>
+                          </a:stretch>
+                        </pic:blipFill>
+                        <pic:spPr>
+                          <a:xfrm>
+                            <a:off x="0" y="0"/>
+                            <a:ext cx="3438525" cy="5124450"/>
+                          </a:xfrm>
+                          <a:prstGeom prst="rect">
+                            <a:avLst/>
+                          </a:prstGeom>
+                        </pic:spPr>
+                      </pic:pic>
+                    </a:graphicData>
+                  </a:graphic>
+                </wp:inline>
+              </w:drawing>
+            </w:r>
+          </w:p>
+        </w:tc>
+      </w:tr>
+      <w:tr>
+        <w:trPr>
+          <w:trHeight w:val="300"/>
+        </w:trPr>
+        <w:tc>
+          <w:tcPr>
+            <w:tcW w:w="8295" w:type="dxa"/>
+            <w:vAlign w:val="center"/>
+          </w:tcPr>
+          <w:p>
+            <w:pPr>
+              <w:rPr>
+                <w:rFonts w:ascii="標楷體-繁" w:eastAsia="標楷體-繁" w:hAnsi="新細明體" w:cs="新細明體"/>
+                <w:b/>
+                <w:bCs/>
+                <w:color w:val="000000" w:themeColor="text1"/>
+                <w:sz w:val="28"/>
+                <w:szCs w:val="28"/>
+                <w:lang w:eastAsia="zh-TW"/>
+              </w:rPr>
+            </w:pPr>
+            <w:r>
+              <w:rPr>
+                <w:rFonts w:ascii="標楷體-繁" w:eastAsia="標楷體-繁" w:hAnsi="新細明體" w:cs="新細明體"/>
+                <w:b/>
+                <w:bCs/>
+                <w:color w:val="000000" w:themeColor="text1"/>
+                <w:sz w:val="28"/>
+                <w:szCs w:val="28"/>
+                <w:lang w:eastAsia="zh-TW"/>
+              </w:rPr>
+              <w:t>進入審核頁面後，管理者可查看商家填寫的基本資料、聯絡方式與上傳的認證文件，並可根據實際狀況選擇「批准認證」或「拒絕認證」，下方亦可填寫審核備註作為記錄。</w:t>
+            </w:r>
+          </w:p>
+        </w:tc>
+      </w:tr>
+    </w:tbl>
+    <w:p>
+      <w:pPr>
+        <w:pStyle w:val="Web"/>
+        <w:ind w:left="480"/>
+      </w:pPr>
+    </w:p>
+    <w:p>
+      <w:r>
+        <w:br w:type="page"/>
+      </w:r>
+    </w:p>
+    <w:p>
+      <w:pPr>
+        <w:jc w:val="center"/>
+        <w:outlineLvl w:val="3"/>
+        <w:rPr>
+          <w:rFonts w:ascii="標楷體-繁" w:eastAsia="標楷體-繁" w:hAnsi="新細明體" w:cs="新細明體"/>
+          <w:b/>
+          <w:bCs/>
+          <w:color w:val="000000" w:themeColor="text1"/>
+          <w:sz w:val="28"/>
+          <w:szCs w:val="28"/>
+        </w:rPr>
+      </w:pPr>
+      <w:r>
+        <w:rPr>
+          <w:rFonts w:ascii="標楷體-繁" w:eastAsia="標楷體-繁" w:hAnsi="新細明體" w:cs="新細明體"/>
+          <w:b/>
+          <w:bCs/>
+          <w:color w:val="000000" w:themeColor="text1"/>
+          <w:sz w:val="28"/>
+          <w:szCs w:val="28"/>
+        </w:rPr>
+        <w:lastRenderedPageBreak/>
+        <w:t>表12-27 待處理事項－待處理回報畫面</w:t>
+      </w:r>
+    </w:p>
+    <w:tbl>
+      <w:tblPr>
+        <w:tblStyle w:val="af"/>
+        <w:tblW w:w="0" w:type="auto"/>
+        <w:tblLayout w:type="fixed"/>
+        <w:tblLook w:val="06A0" w:firstRow="1" w:lastRow="0" w:firstColumn="1" w:lastColumn="0" w:noHBand="1" w:noVBand="1"/>
+      </w:tblPr>
+      <w:tblGrid>
+        <w:gridCol w:w="8295"/>
+      </w:tblGrid>
+      <w:tr>
+        <w:trPr>
+          <w:trHeight w:val="300"/>
+        </w:trPr>
+        <w:tc>
+          <w:tcPr>
+            <w:tcW w:w="8295" w:type="dxa"/>
+            <w:shd w:val="clear" w:color="auto" w:fill="EBE1F2"/>
+          </w:tcPr>
+          <w:p>
+            <w:pPr>
+              <w:jc w:val="center"/>
+              <w:outlineLvl w:val="3"/>
+              <w:rPr>
+                <w:rFonts w:ascii="標楷體-繁" w:eastAsia="標楷體-繁" w:hAnsi="新細明體" w:cs="新細明體"/>
+                <w:b/>
+                <w:bCs/>
+                <w:color w:val="000000" w:themeColor="text1"/>
+                <w:sz w:val="28"/>
+                <w:szCs w:val="28"/>
+                <w:lang w:eastAsia="zh-TW"/>
+              </w:rPr>
+            </w:pPr>
+            <w:r>
+              <w:rPr>
+                <w:rFonts w:ascii="標楷體-繁" w:eastAsia="標楷體-繁" w:hAnsi="新細明體" w:cs="新細明體"/>
+                <w:b/>
+                <w:bCs/>
+                <w:color w:val="000000" w:themeColor="text1"/>
+                <w:sz w:val="28"/>
+                <w:szCs w:val="28"/>
+                <w:lang w:eastAsia="zh-TW"/>
+              </w:rPr>
+              <w:t>待處理事項－待處理回報畫面</w:t>
+            </w:r>
+          </w:p>
+        </w:tc>
+      </w:tr>
+      <w:tr>
+        <w:trPr>
+          <w:trHeight w:val="300"/>
+        </w:trPr>
+        <w:tc>
+          <w:tcPr>
+            <w:tcW w:w="8295" w:type="dxa"/>
+          </w:tcPr>
+          <w:p>
+            <w:r>
+              <w:rPr>
+                <w:noProof/>
+              </w:rPr>
+              <w:drawing>
+                <wp:inline distT="0" distB="0" distL="0" distR="0" wp14:anchorId="3A29244E" wp14:editId="57628B71">
+                  <wp:extent cx="5124450" cy="1695450"/>
+                  <wp:effectExtent l="0" t="0" r="0" b="0"/>
+                  <wp:docPr id="1757660581" name="drawing"/>
+                  <wp:cNvGraphicFramePr>
+                    <a:graphicFrameLocks xmlns:a="http://schemas.openxmlformats.org/drawingml/2006/main" noChangeAspect="1"/>
+                  </wp:cNvGraphicFramePr>
+                  <a:graphic xmlns:a="http://schemas.openxmlformats.org/drawingml/2006/main">
+                    <a:graphicData uri="http://schemas.openxmlformats.org/drawingml/2006/picture">
+                      <pic:pic xmlns:pic="http://schemas.openxmlformats.org/drawingml/2006/picture">
+                        <pic:nvPicPr>
+                          <pic:cNvPr id="338331522" name=""/>
+                          <pic:cNvPicPr/>
+                        </pic:nvPicPr>
+                        <pic:blipFill>
+                          <a:blip r:embed="rId33" cstate="print">
+                            <a:extLst>
+                              <a:ext uri="{28A0092B-C50C-407E-A947-70E740481C1C}">
+                                <a14:useLocalDpi xmlns:a14="http://schemas.microsoft.com/office/drawing/2010/main" val="0"/>
+                              </a:ext>
+                            </a:extLst>
+                          </a:blip>
+                          <a:stretch>
+                            <a:fillRect/>
+                          </a:stretch>
+                        </pic:blipFill>
+                        <pic:spPr>
+                          <a:xfrm>
+                            <a:off x="0" y="0"/>
+                            <a:ext cx="5124450" cy="1695450"/>
+                          </a:xfrm>
+                          <a:prstGeom prst="rect">
+                            <a:avLst/>
+                          </a:prstGeom>
+                        </pic:spPr>
+                      </pic:pic>
+                    </a:graphicData>
+                  </a:graphic>
+                </wp:inline>
+              </w:drawing>
+            </w:r>
+          </w:p>
+        </w:tc>
+      </w:tr>
+      <w:tr>
+        <w:trPr>
+          <w:trHeight w:val="300"/>
+        </w:trPr>
+        <w:tc>
+          <w:tcPr>
+            <w:tcW w:w="8295" w:type="dxa"/>
+            <w:vAlign w:val="center"/>
+          </w:tcPr>
+          <w:p>
+            <w:pPr>
+              <w:rPr>
+                <w:rFonts w:ascii="標楷體-繁" w:eastAsia="標楷體-繁" w:hAnsi="新細明體" w:cs="新細明體"/>
+                <w:b/>
+                <w:bCs/>
+                <w:color w:val="000000" w:themeColor="text1"/>
+                <w:sz w:val="28"/>
+                <w:szCs w:val="28"/>
+                <w:lang w:eastAsia="zh-TW"/>
+              </w:rPr>
+            </w:pPr>
+            <w:r>
+              <w:rPr>
+                <w:rFonts w:ascii="標楷體-繁" w:eastAsia="標楷體-繁" w:hAnsi="新細明體" w:cs="新細明體"/>
+                <w:b/>
+                <w:bCs/>
+                <w:color w:val="000000" w:themeColor="text1"/>
+                <w:sz w:val="28"/>
+                <w:szCs w:val="28"/>
+                <w:lang w:eastAsia="zh-TW"/>
+              </w:rPr>
+              <w:t>點選「待審核商家認證」後，進入管理頁面，可切換查看「待審核」、「已通過」、「已拒絕」的申請狀態。管理者可點選「審核」查看詳情並進行處理。</w:t>
+            </w:r>
+          </w:p>
+        </w:tc>
+      </w:tr>
+    </w:tbl>
+    <w:p>
+      <w:pPr>
+        <w:pStyle w:val="Web"/>
+        <w:ind w:left="480"/>
+      </w:pPr>
+    </w:p>
+    <w:p>
+      <w:pPr>
+        <w:pStyle w:val="Web"/>
+        <w:ind w:left="480"/>
+      </w:pPr>
+    </w:p>
+    <w:p>
+      <w:pPr>
+        <w:pStyle w:val="Web"/>
+        <w:ind w:left="480"/>
+      </w:pPr>
+    </w:p>
+    <w:p>
+      <w:pPr>
+        <w:widowControl/>
+        <w:rPr>
+          <w:rFonts w:ascii="標楷體-繁" w:eastAsia="標楷體-繁" w:hAnsi="新細明體" w:cs="新細明體"/>
+          <w:b/>
+          <w:bCs/>
+          <w:color w:val="000000" w:themeColor="text1"/>
+          <w:sz w:val="28"/>
+          <w:szCs w:val="28"/>
+        </w:rPr>
+      </w:pPr>
+      <w:r>
+        <w:rPr>
+          <w:rFonts w:ascii="標楷體-繁" w:eastAsia="標楷體-繁" w:hAnsi="新細明體" w:cs="新細明體"/>
+          <w:b/>
+          <w:bCs/>
+          <w:color w:val="000000" w:themeColor="text1"/>
+          <w:sz w:val="28"/>
+          <w:szCs w:val="28"/>
+        </w:rPr>
+        <w:br w:type="page"/>
+      </w:r>
+    </w:p>
+    <w:p>
+      <w:pPr>
+        <w:jc w:val="center"/>
+        <w:outlineLvl w:val="3"/>
+        <w:rPr>
+          <w:rFonts w:ascii="標楷體-繁" w:eastAsia="標楷體-繁" w:hAnsi="新細明體" w:cs="新細明體"/>
+          <w:b/>
+          <w:bCs/>
+          <w:color w:val="000000" w:themeColor="text1"/>
+          <w:sz w:val="28"/>
+          <w:szCs w:val="28"/>
+        </w:rPr>
+      </w:pPr>
+      <w:r>
+        <w:rPr>
+          <w:rFonts w:ascii="標楷體-繁" w:eastAsia="標楷體-繁" w:hAnsi="新細明體" w:cs="新細明體"/>
+          <w:b/>
+          <w:bCs/>
+          <w:color w:val="000000" w:themeColor="text1"/>
+          <w:sz w:val="28"/>
+          <w:szCs w:val="28"/>
+        </w:rPr>
+        <w:lastRenderedPageBreak/>
+        <w:t>表12-28 待處理事項－處理回報畫面</w:t>
+      </w:r>
+    </w:p>
+    <w:tbl>
+      <w:tblPr>
+        <w:tblStyle w:val="af"/>
+        <w:tblW w:w="0" w:type="auto"/>
+        <w:tblLayout w:type="fixed"/>
+        <w:tblLook w:val="06A0" w:firstRow="1" w:lastRow="0" w:firstColumn="1" w:lastColumn="0" w:noHBand="1" w:noVBand="1"/>
+      </w:tblPr>
+      <w:tblGrid>
+        <w:gridCol w:w="8295"/>
+      </w:tblGrid>
+      <w:tr>
+        <w:trPr>
+          <w:trHeight w:val="300"/>
+        </w:trPr>
+        <w:tc>
+          <w:tcPr>
+            <w:tcW w:w="8295" w:type="dxa"/>
+            <w:shd w:val="clear" w:color="auto" w:fill="EBE1F2"/>
+          </w:tcPr>
+          <w:p>
+            <w:pPr>
+              <w:jc w:val="center"/>
+              <w:outlineLvl w:val="3"/>
+              <w:rPr>
+                <w:rFonts w:ascii="標楷體-繁" w:eastAsia="標楷體-繁" w:hAnsi="新細明體" w:cs="新細明體"/>
+                <w:b/>
+                <w:bCs/>
+                <w:color w:val="000000" w:themeColor="text1"/>
+                <w:sz w:val="28"/>
+                <w:szCs w:val="28"/>
+                <w:lang w:eastAsia="zh-TW"/>
+              </w:rPr>
+            </w:pPr>
+            <w:r>
+              <w:rPr>
+                <w:rFonts w:ascii="標楷體-繁" w:eastAsia="標楷體-繁" w:hAnsi="新細明體" w:cs="新細明體"/>
+                <w:b/>
+                <w:bCs/>
+                <w:color w:val="000000" w:themeColor="text1"/>
+                <w:sz w:val="28"/>
+                <w:szCs w:val="28"/>
+                <w:lang w:eastAsia="zh-TW"/>
+              </w:rPr>
+              <w:t>待處理事項－處理回報畫面</w:t>
+            </w:r>
+          </w:p>
+        </w:tc>
+      </w:tr>
+      <w:tr>
+        <w:trPr>
+          <w:trHeight w:val="300"/>
+        </w:trPr>
+        <w:tc>
+          <w:tcPr>
+            <w:tcW w:w="8295" w:type="dxa"/>
+          </w:tcPr>
+          <w:p>
+            <w:r>
+              <w:rPr>
+                <w:noProof/>
+              </w:rPr>
+              <w:drawing>
+                <wp:inline distT="0" distB="0" distL="0" distR="0" wp14:anchorId="7A8C5659" wp14:editId="74D98E8A">
+                  <wp:extent cx="5124450" cy="3657600"/>
+                  <wp:effectExtent l="0" t="0" r="0" b="0"/>
+                  <wp:docPr id="1552629940" name="drawing" title="正在插入影像..."/>
+                  <wp:cNvGraphicFramePr>
+                    <a:graphicFrameLocks xmlns:a="http://schemas.openxmlformats.org/drawingml/2006/main" noChangeAspect="1"/>
+                  </wp:cNvGraphicFramePr>
+                  <a:graphic xmlns:a="http://schemas.openxmlformats.org/drawingml/2006/main">
+                    <a:graphicData uri="http://schemas.openxmlformats.org/drawingml/2006/picture">
+                      <pic:pic xmlns:pic="http://schemas.openxmlformats.org/drawingml/2006/picture">
+                        <pic:nvPicPr>
+                          <pic:cNvPr id="1552629940" name=""/>
+                          <pic:cNvPicPr/>
+                        </pic:nvPicPr>
+                        <pic:blipFill>
+                          <a:blip r:embed="rId35" cstate="print">
+                            <a:extLst>
+                              <a:ext uri="{28A0092B-C50C-407E-A947-70E740481C1C}">
+                                <a14:useLocalDpi xmlns:a14="http://schemas.microsoft.com/office/drawing/2010/main" val="0"/>
+                              </a:ext>
+                            </a:extLst>
+                          </a:blip>
+                          <a:stretch>
+                            <a:fillRect/>
+                          </a:stretch>
+                        </pic:blipFill>
+                        <pic:spPr>
+                          <a:xfrm>
+                            <a:off x="0" y="0"/>
+                            <a:ext cx="5124450" cy="3657600"/>
+                          </a:xfrm>
+                          <a:prstGeom prst="rect">
+                            <a:avLst/>
+                          </a:prstGeom>
+                        </pic:spPr>
+                      </pic:pic>
+                    </a:graphicData>
+                  </a:graphic>
+                </wp:inline>
+              </w:drawing>
+            </w:r>
+          </w:p>
+        </w:tc>
+      </w:tr>
+      <w:tr>
+        <w:trPr>
+          <w:trHeight w:val="300"/>
+        </w:trPr>
+        <w:tc>
+          <w:tcPr>
+            <w:tcW w:w="8295" w:type="dxa"/>
+            <w:vAlign w:val="center"/>
+          </w:tcPr>
+          <w:p>
+            <w:pPr>
+              <w:rPr>
+                <w:rFonts w:ascii="標楷體-繁" w:eastAsia="標楷體-繁" w:hAnsi="新細明體" w:cs="新細明體"/>
+                <w:b/>
+                <w:bCs/>
+                <w:color w:val="000000" w:themeColor="text1"/>
+                <w:sz w:val="28"/>
+                <w:szCs w:val="28"/>
+                <w:lang w:eastAsia="zh-TW"/>
+              </w:rPr>
+            </w:pPr>
+            <w:r>
+              <w:rPr>
+                <w:rFonts w:ascii="標楷體-繁" w:eastAsia="標楷體-繁" w:hAnsi="新細明體" w:cs="新細明體"/>
+                <w:b/>
+                <w:bCs/>
+                <w:color w:val="000000" w:themeColor="text1"/>
+                <w:sz w:val="28"/>
+                <w:szCs w:val="28"/>
+                <w:lang w:eastAsia="zh-TW"/>
+              </w:rPr>
+              <w:t>點選「審核」後，進入此頁可查看檢舉詳情，管理員可檢視被回報者資訊、回報原因，並依情況選擇「解決回報」、「拒絕回報」或標記為「處理中」。</w:t>
+            </w:r>
+          </w:p>
+        </w:tc>
+      </w:tr>
+    </w:tbl>
+    <w:p>
+      <w:pPr>
+        <w:pStyle w:val="Web"/>
+        <w:ind w:left="480"/>
+      </w:pPr>
+    </w:p>
+    <w:p>
+      <w:r>
+        <w:br w:type="page"/>
+      </w:r>
+    </w:p>
+    <w:p>
+      <w:pPr>
+        <w:jc w:val="center"/>
+        <w:outlineLvl w:val="3"/>
+        <w:rPr>
+          <w:rFonts w:ascii="標楷體-繁" w:eastAsia="標楷體-繁" w:hAnsi="新細明體" w:cs="新細明體"/>
+          <w:b/>
+          <w:bCs/>
+          <w:color w:val="000000" w:themeColor="text1"/>
+          <w:sz w:val="28"/>
+          <w:szCs w:val="28"/>
+        </w:rPr>
+      </w:pPr>
+      <w:r>
+        <w:rPr>
+          <w:rFonts w:ascii="標楷體-繁" w:eastAsia="標楷體-繁" w:hAnsi="新細明體" w:cs="新細明體"/>
+          <w:b/>
+          <w:bCs/>
+          <w:color w:val="000000" w:themeColor="text1"/>
+          <w:sz w:val="28"/>
+          <w:szCs w:val="28"/>
+        </w:rPr>
+        <w:lastRenderedPageBreak/>
+        <w:t>表12-29 最近活動總覽畫面</w:t>
+      </w:r>
+    </w:p>
+    <w:tbl>
+      <w:tblPr>
+        <w:tblStyle w:val="af"/>
+        <w:tblW w:w="0" w:type="auto"/>
+        <w:tblLayout w:type="fixed"/>
+        <w:tblLook w:val="06A0" w:firstRow="1" w:lastRow="0" w:firstColumn="1" w:lastColumn="0" w:noHBand="1" w:noVBand="1"/>
+      </w:tblPr>
+      <w:tblGrid>
+        <w:gridCol w:w="8295"/>
+      </w:tblGrid>
+      <w:tr>
+        <w:trPr>
+          <w:trHeight w:val="300"/>
+        </w:trPr>
+        <w:tc>
+          <w:tcPr>
+            <w:tcW w:w="8295" w:type="dxa"/>
+            <w:shd w:val="clear" w:color="auto" w:fill="EBE1F2"/>
+          </w:tcPr>
+          <w:p>
+            <w:pPr>
+              <w:jc w:val="center"/>
+              <w:outlineLvl w:val="3"/>
+              <w:rPr>
+                <w:rFonts w:ascii="標楷體-繁" w:eastAsia="標楷體-繁" w:hAnsi="新細明體" w:cs="新細明體"/>
+                <w:b/>
+                <w:bCs/>
+                <w:color w:val="000000" w:themeColor="text1"/>
+                <w:sz w:val="28"/>
+                <w:szCs w:val="28"/>
+              </w:rPr>
+            </w:pPr>
+            <w:proofErr w:type="spellStart"/>
+            <w:r>
+              <w:rPr>
+                <w:rFonts w:ascii="標楷體-繁" w:eastAsia="標楷體-繁" w:hAnsi="新細明體" w:cs="新細明體"/>
+                <w:b/>
+                <w:bCs/>
+                <w:color w:val="000000" w:themeColor="text1"/>
+                <w:sz w:val="28"/>
+                <w:szCs w:val="28"/>
+              </w:rPr>
+              <w:t>最近活動總覽畫面</w:t>
+            </w:r>
+            <w:proofErr w:type="spellEnd"/>
+          </w:p>
+        </w:tc>
+      </w:tr>
+      <w:tr>
+        <w:trPr>
+          <w:trHeight w:val="300"/>
+        </w:trPr>
+        <w:tc>
+          <w:tcPr>
+            <w:tcW w:w="8295" w:type="dxa"/>
+          </w:tcPr>
+          <w:p>
+            <w:r>
+              <w:rPr>
+                <w:noProof/>
+              </w:rPr>
+              <w:drawing>
+                <wp:inline distT="0" distB="0" distL="0" distR="0" wp14:anchorId="593E27DC" wp14:editId="408C1A22">
+                  <wp:extent cx="5124450" cy="1866900"/>
+                  <wp:effectExtent l="0" t="0" r="0" b="0"/>
+                  <wp:docPr id="717631634" name="drawing"/>
+                  <wp:cNvGraphicFramePr>
+                    <a:graphicFrameLocks xmlns:a="http://schemas.openxmlformats.org/drawingml/2006/main" noChangeAspect="1"/>
+                  </wp:cNvGraphicFramePr>
+                  <a:graphic xmlns:a="http://schemas.openxmlformats.org/drawingml/2006/main">
+                    <a:graphicData uri="http://schemas.openxmlformats.org/drawingml/2006/picture">
+                      <pic:pic xmlns:pic="http://schemas.openxmlformats.org/drawingml/2006/picture">
+                        <pic:nvPicPr>
+                          <pic:cNvPr id="717631634" name=""/>
+                          <pic:cNvPicPr/>
+                        </pic:nvPicPr>
+                        <pic:blipFill>
+                          <a:blip r:embed="rId36" cstate="print">
+                            <a:extLst>
+                              <a:ext uri="{28A0092B-C50C-407E-A947-70E740481C1C}">
+                                <a14:useLocalDpi xmlns:a14="http://schemas.microsoft.com/office/drawing/2010/main" val="0"/>
+                              </a:ext>
+                            </a:extLst>
+                          </a:blip>
+                          <a:stretch>
+                            <a:fillRect/>
+                          </a:stretch>
+                        </pic:blipFill>
+                        <pic:spPr>
+                          <a:xfrm>
+                            <a:off x="0" y="0"/>
+                            <a:ext cx="5124450" cy="1866900"/>
+                          </a:xfrm>
+                          <a:prstGeom prst="rect">
+                            <a:avLst/>
+                          </a:prstGeom>
+                        </pic:spPr>
+                      </pic:pic>
+                    </a:graphicData>
+                  </a:graphic>
+                </wp:inline>
+              </w:drawing>
+            </w:r>
+          </w:p>
+        </w:tc>
+      </w:tr>
+      <w:tr>
+        <w:trPr>
+          <w:trHeight w:val="300"/>
+        </w:trPr>
+        <w:tc>
+          <w:tcPr>
+            <w:tcW w:w="8295" w:type="dxa"/>
+            <w:vAlign w:val="center"/>
+          </w:tcPr>
+          <w:p>
+            <w:pPr>
+              <w:rPr>
+                <w:rFonts w:ascii="標楷體-繁" w:eastAsia="標楷體-繁" w:hAnsi="新細明體" w:cs="新細明體"/>
+                <w:b/>
+                <w:bCs/>
+                <w:color w:val="000000" w:themeColor="text1"/>
+                <w:sz w:val="28"/>
+                <w:szCs w:val="28"/>
+                <w:lang w:eastAsia="zh-TW"/>
+              </w:rPr>
+            </w:pPr>
+            <w:r>
+              <w:rPr>
+                <w:rFonts w:ascii="標楷體-繁" w:eastAsia="標楷體-繁" w:hAnsi="新細明體" w:cs="新細明體"/>
+                <w:b/>
+                <w:bCs/>
+                <w:color w:val="000000" w:themeColor="text1"/>
+                <w:sz w:val="28"/>
+                <w:szCs w:val="28"/>
+                <w:lang w:eastAsia="zh-TW"/>
+              </w:rPr>
+              <w:t>此部分整合三大區塊：「最近回報」、「最近認證申請」與「最近貼文」，管理員可快速瀏覽最新動態，並點選各項目查看詳情或進行後續處理。</w:t>
+            </w:r>
+          </w:p>
+        </w:tc>
+      </w:tr>
+    </w:tbl>
+    <w:p>
+      <w:pPr>
+        <w:pStyle w:val="Web"/>
+        <w:ind w:left="480"/>
+      </w:pPr>
+    </w:p>
+    <w:p>
+      <w:pPr>
+        <w:pStyle w:val="Web"/>
+        <w:ind w:left="480"/>
+      </w:pPr>
+    </w:p>
+    <w:p>
+      <w:pPr>
+        <w:pStyle w:val="Web"/>
+        <w:ind w:left="480"/>
+      </w:pPr>
+    </w:p>
+    <w:p>
+      <w:pPr>
+        <w:widowControl/>
+        <w:rPr>
+          <w:rFonts w:ascii="標楷體-繁" w:eastAsia="標楷體-繁" w:hAnsi="新細明體" w:cs="新細明體"/>
+          <w:b/>
+          <w:bCs/>
+          <w:color w:val="000000" w:themeColor="text1"/>
+          <w:sz w:val="28"/>
+          <w:szCs w:val="28"/>
+        </w:rPr>
+      </w:pPr>
+      <w:r>
+        <w:rPr>
+          <w:rFonts w:ascii="標楷體-繁" w:eastAsia="標楷體-繁" w:hAnsi="新細明體" w:cs="新細明體"/>
+          <w:b/>
+          <w:bCs/>
+          <w:color w:val="000000" w:themeColor="text1"/>
+          <w:sz w:val="28"/>
+          <w:szCs w:val="28"/>
+        </w:rPr>
+        <w:br w:type="page"/>
+      </w:r>
+    </w:p>
+    <w:p>
+      <w:pPr>
+        <w:jc w:val="center"/>
+        <w:outlineLvl w:val="3"/>
+        <w:rPr>
+          <w:rFonts w:ascii="標楷體-繁" w:eastAsia="標楷體-繁" w:hAnsi="新細明體" w:cs="新細明體"/>
+          <w:b/>
+          <w:bCs/>
+          <w:color w:val="000000" w:themeColor="text1"/>
+          <w:sz w:val="28"/>
+          <w:szCs w:val="28"/>
+        </w:rPr>
+      </w:pPr>
+      <w:r>
+        <w:rPr>
+          <w:rFonts w:ascii="標楷體-繁" w:eastAsia="標楷體-繁" w:hAnsi="新細明體" w:cs="新細明體"/>
+          <w:b/>
+          <w:bCs/>
+          <w:color w:val="000000" w:themeColor="text1"/>
+          <w:sz w:val="28"/>
+          <w:szCs w:val="28"/>
+        </w:rPr>
+        <w:lastRenderedPageBreak/>
+        <w:t>表12-30 最近活動-最近貼文畫面</w:t>
+      </w:r>
+    </w:p>
+    <w:tbl>
+      <w:tblPr>
+        <w:tblStyle w:val="af"/>
+        <w:tblW w:w="0" w:type="auto"/>
+        <w:tblLayout w:type="fixed"/>
+        <w:tblLook w:val="06A0" w:firstRow="1" w:lastRow="0" w:firstColumn="1" w:lastColumn="0" w:noHBand="1" w:noVBand="1"/>
+      </w:tblPr>
+      <w:tblGrid>
+        <w:gridCol w:w="8295"/>
+      </w:tblGrid>
+      <w:tr>
+        <w:trPr>
+          <w:trHeight w:val="300"/>
+        </w:trPr>
+        <w:tc>
+          <w:tcPr>
+            <w:tcW w:w="8295" w:type="dxa"/>
+            <w:shd w:val="clear" w:color="auto" w:fill="EBE1F2"/>
+          </w:tcPr>
+          <w:p>
+            <w:pPr>
+              <w:jc w:val="center"/>
+              <w:outlineLvl w:val="3"/>
+              <w:rPr>
+                <w:rFonts w:ascii="標楷體-繁" w:eastAsia="標楷體-繁" w:hAnsi="新細明體" w:cs="新細明體"/>
+                <w:b/>
+                <w:bCs/>
+                <w:color w:val="000000" w:themeColor="text1"/>
+                <w:sz w:val="28"/>
+                <w:szCs w:val="28"/>
+                <w:lang w:eastAsia="zh-TW"/>
+              </w:rPr>
+            </w:pPr>
+            <w:r>
+              <w:rPr>
+                <w:rFonts w:ascii="標楷體-繁" w:eastAsia="標楷體-繁" w:hAnsi="新細明體" w:cs="新細明體"/>
+                <w:b/>
+                <w:bCs/>
+                <w:color w:val="000000" w:themeColor="text1"/>
+                <w:sz w:val="28"/>
+                <w:szCs w:val="28"/>
+                <w:lang w:eastAsia="zh-TW"/>
+              </w:rPr>
+              <w:t>最近活動-最近貼文畫面</w:t>
+            </w:r>
+          </w:p>
+        </w:tc>
+      </w:tr>
+      <w:tr>
+        <w:trPr>
+          <w:trHeight w:val="300"/>
+        </w:trPr>
+        <w:tc>
+          <w:tcPr>
+            <w:tcW w:w="8295" w:type="dxa"/>
+          </w:tcPr>
+          <w:p>
+            <w:r>
+              <w:rPr>
+                <w:noProof/>
+              </w:rPr>
+              <w:drawing>
+                <wp:inline distT="0" distB="0" distL="0" distR="0" wp14:anchorId="59D363D1" wp14:editId="1DA91E1F">
+                  <wp:extent cx="5124450" cy="2581275"/>
+                  <wp:effectExtent l="0" t="0" r="0" b="0"/>
+                  <wp:docPr id="770004598" name="drawing"/>
+                  <wp:cNvGraphicFramePr>
+                    <a:graphicFrameLocks xmlns:a="http://schemas.openxmlformats.org/drawingml/2006/main" noChangeAspect="1"/>
+                  </wp:cNvGraphicFramePr>
+                  <a:graphic xmlns:a="http://schemas.openxmlformats.org/drawingml/2006/main">
+                    <a:graphicData uri="http://schemas.openxmlformats.org/drawingml/2006/picture">
+                      <pic:pic xmlns:pic="http://schemas.openxmlformats.org/drawingml/2006/picture">
+                        <pic:nvPicPr>
+                          <pic:cNvPr id="770004598" name=""/>
+                          <pic:cNvPicPr/>
+                        </pic:nvPicPr>
+                        <pic:blipFill>
+                          <a:blip r:embed="rId37" cstate="print">
+                            <a:extLst>
+                              <a:ext uri="{28A0092B-C50C-407E-A947-70E740481C1C}">
+                                <a14:useLocalDpi xmlns:a14="http://schemas.microsoft.com/office/drawing/2010/main" val="0"/>
+                              </a:ext>
+                            </a:extLst>
+                          </a:blip>
+                          <a:stretch>
+                            <a:fillRect/>
+                          </a:stretch>
+                        </pic:blipFill>
+                        <pic:spPr>
+                          <a:xfrm>
+                            <a:off x="0" y="0"/>
+                            <a:ext cx="5124450" cy="2581275"/>
+                          </a:xfrm>
+                          <a:prstGeom prst="rect">
+                            <a:avLst/>
+                          </a:prstGeom>
+                        </pic:spPr>
+                      </pic:pic>
+                    </a:graphicData>
+                  </a:graphic>
+                </wp:inline>
+              </w:drawing>
+            </w:r>
+          </w:p>
+        </w:tc>
+      </w:tr>
+      <w:tr>
+        <w:trPr>
+          <w:trHeight w:val="300"/>
+        </w:trPr>
+        <w:tc>
+          <w:tcPr>
+            <w:tcW w:w="8295" w:type="dxa"/>
+            <w:vAlign w:val="center"/>
+          </w:tcPr>
+          <w:p>
+            <w:pPr>
+              <w:rPr>
+                <w:rFonts w:ascii="標楷體-繁" w:eastAsia="標楷體-繁" w:hAnsi="新細明體" w:cs="新細明體"/>
+                <w:b/>
+                <w:bCs/>
+                <w:color w:val="000000" w:themeColor="text1"/>
+                <w:sz w:val="28"/>
+                <w:szCs w:val="28"/>
+                <w:lang w:eastAsia="zh-TW"/>
+              </w:rPr>
+            </w:pPr>
+            <w:r>
+              <w:rPr>
+                <w:rFonts w:ascii="標楷體-繁" w:eastAsia="標楷體-繁" w:hAnsi="新細明體" w:cs="新細明體"/>
+                <w:b/>
+                <w:bCs/>
+                <w:color w:val="000000" w:themeColor="text1"/>
+                <w:sz w:val="28"/>
+                <w:szCs w:val="28"/>
+                <w:lang w:eastAsia="zh-TW"/>
+              </w:rPr>
+              <w:t>點選「查看全部」後，將跳轉至「探索貼文」頁面，顯示所有貼文資訊，並提供收藏與詳閱功能。下方則列出近期活躍商家，供快速查看。</w:t>
+            </w:r>
+          </w:p>
+        </w:tc>
+      </w:tr>
+    </w:tbl>
+    <w:p>
+      <w:pPr>
+        <w:pStyle w:val="Web"/>
+        <w:ind w:left="480"/>
+      </w:pPr>
+    </w:p>
+    <w:p>
+      <w:r>
+        <w:br w:type="page"/>
+      </w:r>
+    </w:p>
+    <w:p>
+      <w:pPr>
+        <w:jc w:val="center"/>
+        <w:outlineLvl w:val="3"/>
+        <w:rPr>
+          <w:rFonts w:ascii="標楷體-繁" w:eastAsia="標楷體-繁" w:hAnsi="新細明體" w:cs="新細明體"/>
+          <w:b/>
+          <w:bCs/>
+          <w:color w:val="000000" w:themeColor="text1"/>
+          <w:sz w:val="28"/>
+          <w:szCs w:val="28"/>
+        </w:rPr>
+      </w:pPr>
+      <w:r>
+        <w:rPr>
+          <w:rFonts w:ascii="標楷體-繁" w:eastAsia="標楷體-繁" w:hAnsi="新細明體" w:cs="新細明體"/>
+          <w:b/>
+          <w:bCs/>
+          <w:color w:val="000000" w:themeColor="text1"/>
+          <w:sz w:val="28"/>
+          <w:szCs w:val="28"/>
+        </w:rPr>
+        <w:lastRenderedPageBreak/>
+        <w:t>表12-31貼文瀏覽與評論畫面</w:t>
+      </w:r>
+    </w:p>
+    <w:tbl>
+      <w:tblPr>
+        <w:tblStyle w:val="af"/>
+        <w:tblW w:w="0" w:type="auto"/>
+        <w:tblLayout w:type="fixed"/>
+        <w:tblLook w:val="06A0" w:firstRow="1" w:lastRow="0" w:firstColumn="1" w:lastColumn="0" w:noHBand="1" w:noVBand="1"/>
+      </w:tblPr>
+      <w:tblGrid>
+        <w:gridCol w:w="8295"/>
+      </w:tblGrid>
+      <w:tr>
+        <w:trPr>
+          <w:trHeight w:val="300"/>
+        </w:trPr>
+        <w:tc>
+          <w:tcPr>
+            <w:tcW w:w="8295" w:type="dxa"/>
+            <w:shd w:val="clear" w:color="auto" w:fill="EBE1F2"/>
+          </w:tcPr>
+          <w:p>
+            <w:pPr>
+              <w:jc w:val="center"/>
+              <w:outlineLvl w:val="3"/>
+              <w:rPr>
+                <w:rFonts w:ascii="標楷體-繁" w:eastAsia="標楷體-繁" w:hAnsi="新細明體" w:cs="新細明體"/>
+                <w:b/>
+                <w:bCs/>
+                <w:color w:val="000000" w:themeColor="text1"/>
+                <w:sz w:val="28"/>
+                <w:szCs w:val="28"/>
+                <w:lang w:eastAsia="zh-TW"/>
+              </w:rPr>
+            </w:pPr>
+            <w:r>
+              <w:rPr>
+                <w:rFonts w:ascii="標楷體-繁" w:eastAsia="標楷體-繁" w:hAnsi="新細明體" w:cs="新細明體"/>
+                <w:b/>
+                <w:bCs/>
+                <w:color w:val="000000" w:themeColor="text1"/>
+                <w:sz w:val="28"/>
+                <w:szCs w:val="28"/>
+                <w:lang w:eastAsia="zh-TW"/>
+              </w:rPr>
+              <w:t>貼文瀏覽與評論管理畫面</w:t>
+            </w:r>
+          </w:p>
+        </w:tc>
+      </w:tr>
+      <w:tr>
+        <w:trPr>
+          <w:trHeight w:val="300"/>
+        </w:trPr>
+        <w:tc>
+          <w:tcPr>
+            <w:tcW w:w="8295" w:type="dxa"/>
+          </w:tcPr>
+          <w:p>
+            <w:r>
+              <w:rPr>
+                <w:noProof/>
+              </w:rPr>
+              <w:drawing>
+                <wp:inline distT="0" distB="0" distL="0" distR="0" wp14:anchorId="7BF552E4" wp14:editId="0D79E78C">
+                  <wp:extent cx="5124450" cy="2181225"/>
+                  <wp:effectExtent l="0" t="0" r="0" b="0"/>
+                  <wp:docPr id="841426724" name="drawing"/>
+                  <wp:cNvGraphicFramePr>
+                    <a:graphicFrameLocks xmlns:a="http://schemas.openxmlformats.org/drawingml/2006/main" noChangeAspect="1"/>
+                  </wp:cNvGraphicFramePr>
+                  <a:graphic xmlns:a="http://schemas.openxmlformats.org/drawingml/2006/main">
+                    <a:graphicData uri="http://schemas.openxmlformats.org/drawingml/2006/picture">
+                      <pic:pic xmlns:pic="http://schemas.openxmlformats.org/drawingml/2006/picture">
+                        <pic:nvPicPr>
+                          <pic:cNvPr id="841426724" name=""/>
+                          <pic:cNvPicPr/>
+                        </pic:nvPicPr>
+                        <pic:blipFill>
+                          <a:blip r:embed="rId38" cstate="print">
+                            <a:extLst>
+                              <a:ext uri="{28A0092B-C50C-407E-A947-70E740481C1C}">
+                                <a14:useLocalDpi xmlns:a14="http://schemas.microsoft.com/office/drawing/2010/main" val="0"/>
+                              </a:ext>
+                            </a:extLst>
+                          </a:blip>
+                          <a:stretch>
+                            <a:fillRect/>
+                          </a:stretch>
+                        </pic:blipFill>
+                        <pic:spPr>
+                          <a:xfrm>
+                            <a:off x="0" y="0"/>
+                            <a:ext cx="5124450" cy="2181225"/>
+                          </a:xfrm>
+                          <a:prstGeom prst="rect">
+                            <a:avLst/>
+                          </a:prstGeom>
+                        </pic:spPr>
+                      </pic:pic>
+                    </a:graphicData>
+                  </a:graphic>
+                </wp:inline>
+              </w:drawing>
+            </w:r>
+          </w:p>
+        </w:tc>
+      </w:tr>
+      <w:tr>
+        <w:trPr>
+          <w:trHeight w:val="300"/>
+        </w:trPr>
+        <w:tc>
+          <w:tcPr>
+            <w:tcW w:w="8295" w:type="dxa"/>
+            <w:vAlign w:val="center"/>
+          </w:tcPr>
+          <w:p>
+            <w:pPr>
+              <w:pStyle w:val="Web"/>
+              <w:rPr>
+                <w:rFonts w:ascii="標楷體-繁" w:eastAsia="標楷體-繁"/>
+                <w:b/>
+                <w:bCs/>
+                <w:color w:val="000000" w:themeColor="text1"/>
+                <w:sz w:val="32"/>
+                <w:szCs w:val="32"/>
+                <w:lang w:eastAsia="zh-TW"/>
+              </w:rPr>
+            </w:pPr>
+            <w:r>
+              <w:rPr>
+                <w:rFonts w:ascii="標楷體-繁" w:eastAsia="標楷體-繁"/>
+                <w:b/>
+                <w:bCs/>
+                <w:color w:val="000000" w:themeColor="text1"/>
+                <w:sz w:val="28"/>
+                <w:szCs w:val="28"/>
+                <w:lang w:eastAsia="zh-TW"/>
+              </w:rPr>
+              <w:t>點擊貼文 ，可以查看貼文、評論內容，點選評論旁的「</w:t>
+            </w:r>
+            <w:r>
+              <w:rPr>
+                <w:noProof/>
+              </w:rPr>
+              <w:drawing>
+                <wp:inline distT="0" distB="0" distL="0" distR="0" wp14:anchorId="18B49CEF" wp14:editId="63F543B4">
+                  <wp:extent cx="158750" cy="158750"/>
+                  <wp:effectExtent l="0" t="0" r="0" b="0"/>
+                  <wp:docPr id="136258070" name="drawing"/>
+                  <wp:cNvGraphicFramePr>
+                    <a:graphicFrameLocks xmlns:a="http://schemas.openxmlformats.org/drawingml/2006/main" noChangeAspect="1"/>
+                  </wp:cNvGraphicFramePr>
+                  <a:graphic xmlns:a="http://schemas.openxmlformats.org/drawingml/2006/main">
+                    <a:graphicData uri="http://schemas.openxmlformats.org/drawingml/2006/picture">
+                      <pic:pic xmlns:pic="http://schemas.openxmlformats.org/drawingml/2006/picture">
+                        <pic:nvPicPr>
+                          <pic:cNvPr id="1246739104" name=""/>
+                          <pic:cNvPicPr/>
+                        </pic:nvPicPr>
+                        <pic:blipFill>
+                          <a:blip r:embed="rId39">
+                            <a:extLst>
+                              <a:ext uri="{28A0092B-C50C-407E-A947-70E740481C1C}">
+                                <a14:useLocalDpi xmlns:a14="http://schemas.microsoft.com/office/drawing/2010/main" val="0"/>
+                              </a:ext>
+                            </a:extLst>
+                          </a:blip>
+                          <a:stretch>
+                            <a:fillRect/>
+                          </a:stretch>
+                        </pic:blipFill>
+                        <pic:spPr>
+                          <a:xfrm>
+                            <a:off x="0" y="0"/>
+                            <a:ext cx="158750" cy="158750"/>
+                          </a:xfrm>
+                          <a:prstGeom prst="rect">
+                            <a:avLst/>
+                          </a:prstGeom>
+                        </pic:spPr>
+                      </pic:pic>
+                    </a:graphicData>
+                  </a:graphic>
+                </wp:inline>
+              </w:drawing>
+            </w:r>
+            <w:r>
+              <w:rPr>
+                <w:rFonts w:ascii="標楷體-繁" w:eastAsia="標楷體-繁"/>
+                <w:b/>
+                <w:bCs/>
+                <w:color w:val="000000" w:themeColor="text1"/>
+                <w:sz w:val="28"/>
+                <w:szCs w:val="28"/>
+                <w:lang w:eastAsia="zh-TW"/>
+              </w:rPr>
+              <w:t>」 ，再點選「刪除」，完成評論刪除，也可以像一般使用者進行收藏、按讚等基本功能</w:t>
+            </w:r>
+          </w:p>
+        </w:tc>
+      </w:tr>
+    </w:tbl>
+    <w:p>
+      <w:pPr>
+        <w:pStyle w:val="Web"/>
+        <w:ind w:left="480"/>
+      </w:pPr>
+    </w:p>
+    <w:p/>
     <w:sectPr>
       <w:pgSz w:w="11906" w:h="16838"/>
       <w:pgMar w:top="1440" w:right="1800" w:bottom="1440" w:left="1800" w:header="851" w:footer="992" w:gutter="0"/>
@@ -8325,6 +8858,7 @@
   <w:style w:type="paragraph" w:default="1" w:styleId="a">
     <w:name w:val="Normal"/>
     <w:qFormat/>
+    <w:rsid w:val="00F207C1"/>
     <w:pPr>
       <w:widowControl w:val="0"/>
     </w:pPr>

--- a/手冊第12章.docx
+++ b/手冊第12章.docx
@@ -26,7 +26,6 @@
     </w:p>
     <w:p>
       <w:pPr>
-        <w:jc w:val="center"/>
         <w:rPr>
           <w:rFonts w:ascii="標楷體-繁" w:eastAsia="標楷體-繁" w:hAnsi="Lahore Gurmukhi" w:cs="Lahore Gurmukhi"/>
           <w:b/>
@@ -35,20 +34,13 @@
           <w:szCs w:val="28"/>
         </w:rPr>
       </w:pPr>
-    </w:p>
-    <w:p>
-      <w:pPr>
+      <w:r>
         <w:rPr>
           <w:rFonts w:ascii="標楷體-繁" w:eastAsia="標楷體-繁" w:hAnsi="Lahore Gurmukhi" w:cs="Lahore Gurmukhi"/>
           <w:b/>
           <w:bCs/>
-        </w:rPr>
-      </w:pPr>
-      <w:r>
-        <w:rPr>
-          <w:rFonts w:ascii="標楷體-繁" w:eastAsia="標楷體-繁" w:hAnsi="Lahore Gurmukhi" w:cs="Lahore Gurmukhi"/>
-          <w:b/>
-          <w:bCs/>
+          <w:sz w:val="28"/>
+          <w:szCs w:val="28"/>
         </w:rPr>
         <w:t>本系統設計了三種不同的使用者角色：一般使用者、商家使用者與平台管理者，以下將分別介紹這三種角色在使用系統時所會接觸到的畫面與操作流程，讓不同身分的使用者都能輕鬆上手。</w:t>
       </w:r>
@@ -87,21 +79,6 @@
         </w:rPr>
         <w:t>1.一般使用者介面：</w:t>
       </w:r>
-    </w:p>
-    <w:p>
-      <w:pPr>
-        <w:widowControl/>
-        <w:spacing w:beforeAutospacing="1" w:afterAutospacing="1" w:line="240" w:lineRule="auto"/>
-        <w:outlineLvl w:val="3"/>
-        <w:rPr>
-          <w:rFonts w:ascii="標楷體-繁" w:eastAsia="標楷體-繁" w:hAnsi="新細明體" w:cs="新細明體"/>
-          <w:b/>
-          <w:bCs/>
-          <w:color w:val="000000" w:themeColor="text1"/>
-          <w:sz w:val="28"/>
-          <w:szCs w:val="28"/>
-        </w:rPr>
-      </w:pPr>
     </w:p>
     <w:p>
       <w:pPr>
@@ -200,7 +177,7 @@
                 <w:noProof/>
               </w:rPr>
               <w:drawing>
-                <wp:inline distT="0" distB="0" distL="0" distR="0" wp14:anchorId="7FAD6D5C" wp14:editId="3B4956F0">
+                <wp:inline distT="0" distB="0" distL="0" distR="0" wp14:anchorId="26FDDECB" wp14:editId="7458CCDD">
                   <wp:extent cx="5124450" cy="2200275"/>
                   <wp:effectExtent l="0" t="0" r="0" b="0"/>
                   <wp:docPr id="989659988" name="drawing"/>
@@ -275,7 +252,7 @@
                 <w:szCs w:val="28"/>
                 <w:lang w:eastAsia="zh-TW"/>
               </w:rPr>
-              <w:t>使用者進入登入畫面 ， 輸入用戶名跟密碼，登入系統</w:t>
+              <w:t>使用者進入登入畫面 ， 輸入用戶名跟密碼，登入系統。</w:t>
             </w:r>
           </w:p>
         </w:tc>
@@ -316,6 +293,30 @@
           <w:color w:val="000000" w:themeColor="text1"/>
         </w:rPr>
       </w:pPr>
+    </w:p>
+    <w:p>
+      <w:pPr>
+        <w:widowControl/>
+        <w:rPr>
+          <w:rFonts w:ascii="標楷體-繁" w:eastAsia="標楷體-繁" w:hAnsi="新細明體" w:cs="新細明體"/>
+          <w:b/>
+          <w:bCs/>
+          <w:color w:val="000000" w:themeColor="text1"/>
+          <w:sz w:val="28"/>
+          <w:szCs w:val="28"/>
+        </w:rPr>
+      </w:pPr>
+      <w:r>
+        <w:rPr>
+          <w:rFonts w:ascii="標楷體-繁" w:eastAsia="標楷體-繁" w:hAnsi="新細明體" w:cs="新細明體"/>
+          <w:b/>
+          <w:bCs/>
+          <w:color w:val="000000" w:themeColor="text1"/>
+          <w:sz w:val="28"/>
+          <w:szCs w:val="28"/>
+        </w:rPr>
+        <w:br w:type="page"/>
+      </w:r>
     </w:p>
     <w:p>
       <w:pPr>
@@ -405,7 +406,7 @@
                 <w:noProof/>
               </w:rPr>
               <w:drawing>
-                <wp:inline distT="0" distB="0" distL="0" distR="0" wp14:anchorId="0798FA0D" wp14:editId="12BD756E">
+                <wp:inline distT="0" distB="0" distL="0" distR="0" wp14:anchorId="0DB82031" wp14:editId="6BB7AC79">
                   <wp:extent cx="5124450" cy="2200275"/>
                   <wp:effectExtent l="0" t="0" r="0" b="0"/>
                   <wp:docPr id="2036058358" name="drawing"/>
@@ -480,7 +481,7 @@
                 <w:szCs w:val="28"/>
                 <w:lang w:eastAsia="zh-TW"/>
               </w:rPr>
-              <w:t>點選登入畫面底下的立即註冊，輸入用戶名、電子郵件、密碼和確認密碼，接著選擇一般使用者，完成註冊</w:t>
+              <w:t>點選登入畫面底下的立即註冊，輸入用戶名、電子郵件、密碼和確認密碼，接著選擇一般使用者，完成註冊。</w:t>
             </w:r>
           </w:p>
         </w:tc>
@@ -591,7 +592,7 @@
                 <w:noProof/>
               </w:rPr>
               <w:drawing>
-                <wp:inline distT="0" distB="0" distL="0" distR="0" wp14:anchorId="094EB2FD" wp14:editId="2B3545F7">
+                <wp:inline distT="0" distB="0" distL="0" distR="0" wp14:anchorId="00609266" wp14:editId="13DD10E0">
                   <wp:extent cx="5124450" cy="2200275"/>
                   <wp:effectExtent l="0" t="0" r="0" b="0"/>
                   <wp:docPr id="702335192" name="drawing"/>
@@ -680,6 +681,18 @@
               </w:rPr>
               <w:t xml:space="preserve"> </w:t>
             </w:r>
+            <w:r>
+              <w:rPr>
+                <w:rFonts w:asciiTheme="minorHAnsi" w:eastAsiaTheme="minorEastAsia" w:hAnsiTheme="minorHAnsi" w:cstheme="minorBidi"/>
+                <w:b/>
+                <w:bCs/>
+                <w:color w:val="000000" w:themeColor="text1"/>
+                <w:sz w:val="28"/>
+                <w:szCs w:val="28"/>
+                <w:lang w:eastAsia="zh-TW"/>
+              </w:rPr>
+              <w:t>。</w:t>
+            </w:r>
           </w:p>
         </w:tc>
       </w:tr>
@@ -734,40 +747,42 @@
     </w:p>
     <w:p>
       <w:pPr>
+        <w:pStyle w:val="Web"/>
+        <w:ind w:left="480"/>
+        <w:rPr>
+          <w:rFonts w:ascii="標楷體-繁" w:eastAsia="標楷體-繁"/>
+          <w:b/>
+          <w:bCs/>
+          <w:color w:val="000000" w:themeColor="text1"/>
+        </w:rPr>
+      </w:pPr>
+    </w:p>
+    <w:p>
+      <w:pPr>
         <w:widowControl/>
         <w:rPr>
           <w:rFonts w:ascii="標楷體-繁" w:eastAsia="標楷體-繁" w:hAnsi="新細明體" w:cs="新細明體"/>
           <w:b/>
           <w:bCs/>
           <w:color w:val="000000" w:themeColor="text1"/>
-          <w:kern w:val="0"/>
-          <w14:ligatures w14:val="none"/>
+          <w:sz w:val="28"/>
+          <w:szCs w:val="28"/>
         </w:rPr>
       </w:pPr>
       <w:r>
         <w:rPr>
-          <w:rFonts w:ascii="標楷體-繁" w:eastAsia="標楷體-繁"/>
-          <w:b/>
-          <w:bCs/>
-          <w:color w:val="000000" w:themeColor="text1"/>
+          <w:rFonts w:ascii="標楷體-繁" w:eastAsia="標楷體-繁" w:hAnsi="新細明體" w:cs="新細明體"/>
+          <w:b/>
+          <w:bCs/>
+          <w:color w:val="000000" w:themeColor="text1"/>
+          <w:sz w:val="28"/>
+          <w:szCs w:val="28"/>
         </w:rPr>
         <w:br w:type="page"/>
       </w:r>
     </w:p>
     <w:p>
       <w:pPr>
-        <w:pStyle w:val="Web"/>
-        <w:ind w:left="480"/>
-        <w:rPr>
-          <w:rFonts w:ascii="標楷體-繁" w:eastAsia="標楷體-繁"/>
-          <w:b/>
-          <w:bCs/>
-          <w:color w:val="000000" w:themeColor="text1"/>
-        </w:rPr>
-      </w:pPr>
-    </w:p>
-    <w:p>
-      <w:pPr>
         <w:jc w:val="center"/>
         <w:outlineLvl w:val="3"/>
         <w:rPr>
@@ -788,6 +803,7 @@
           <w:sz w:val="28"/>
           <w:szCs w:val="28"/>
         </w:rPr>
+        <w:lastRenderedPageBreak/>
         <w:t>表12-4 系統介紹畫面</w:t>
       </w:r>
     </w:p>
@@ -856,7 +872,7 @@
                 <w:noProof/>
               </w:rPr>
               <w:drawing>
-                <wp:inline distT="0" distB="0" distL="0" distR="0" wp14:anchorId="35C9D518" wp14:editId="1B00D4AF">
+                <wp:inline distT="0" distB="0" distL="0" distR="0" wp14:anchorId="22DD0F3C" wp14:editId="159E38F0">
                   <wp:extent cx="5124450" cy="2219325"/>
                   <wp:effectExtent l="0" t="0" r="0" b="0"/>
                   <wp:docPr id="576280690" name="drawing"/>
@@ -932,7 +948,30 @@
                 <w:szCs w:val="28"/>
                 <w:lang w:eastAsia="zh-TW"/>
               </w:rPr>
-              <w:t>點擊系統介紹，可以看到餐廳推薦系統的介紹，接著點擊底下按鈕可以查看餐廳推薦小幫手使用指南、開始進行餐廳推薦和探索美食社群</w:t>
+              <w:t>點擊導覽列的</w:t>
+            </w:r>
+            <w:r>
+              <w:rPr>
+                <w:rFonts w:ascii="標楷體-繁" w:eastAsia="標楷體-繁"/>
+                <w:b/>
+                <w:bCs/>
+                <w:sz w:val="28"/>
+                <w:szCs w:val="28"/>
+                <w:lang w:eastAsia="zh-TW"/>
+              </w:rPr>
+              <w:t>「</w:t>
+            </w:r>
+            <w:r>
+              <w:rPr>
+                <w:rFonts w:asciiTheme="minorHAnsi" w:eastAsiaTheme="minorEastAsia" w:hAnsiTheme="minorHAnsi" w:cstheme="minorBidi"/>
+                <w:b/>
+                <w:bCs/>
+                <w:color w:val="000000" w:themeColor="text1"/>
+                <w:sz w:val="28"/>
+                <w:szCs w:val="28"/>
+                <w:lang w:eastAsia="zh-TW"/>
+              </w:rPr>
+              <w:t>系統介紹」，可以看到餐廳推薦系統的介紹，接著點擊底下按鈕可以查看餐廳推薦小幫手使用指南、開始進行餐廳推薦和探索美食社群。</w:t>
             </w:r>
           </w:p>
         </w:tc>
@@ -1060,7 +1099,7 @@
                 <w:noProof/>
               </w:rPr>
               <w:drawing>
-                <wp:inline distT="0" distB="0" distL="0" distR="0" wp14:anchorId="09EC04AF" wp14:editId="3E7C6F83">
+                <wp:inline distT="0" distB="0" distL="0" distR="0" wp14:anchorId="71FB0775" wp14:editId="4659FD27">
                   <wp:extent cx="5124450" cy="2200275"/>
                   <wp:effectExtent l="0" t="0" r="0" b="0"/>
                   <wp:docPr id="1877043437" name="drawing"/>
@@ -1129,12 +1168,11 @@
                 <w:rFonts w:asciiTheme="minorHAnsi" w:eastAsiaTheme="minorEastAsia" w:hAnsiTheme="minorHAnsi" w:cstheme="minorBidi"/>
                 <w:b/>
                 <w:bCs/>
-                <w:color w:val="000000" w:themeColor="text1"/>
-                <w:sz w:val="28"/>
-                <w:szCs w:val="28"/>
-                <w:lang w:eastAsia="zh-TW"/>
-              </w:rPr>
-              <w:t>點擊餐廳推薦小幫手，進入餐廳推薦畫面，可以開始輸入用餐需求，系統會回傳餐廳清單跟餐廳資訊</w:t>
+                <w:sz w:val="28"/>
+                <w:szCs w:val="28"/>
+                <w:lang w:eastAsia="zh-TW"/>
+              </w:rPr>
+              <w:t>點擊導覽列的</w:t>
             </w:r>
             <w:r>
               <w:rPr>
@@ -1145,7 +1183,29 @@
                 <w:szCs w:val="28"/>
                 <w:lang w:eastAsia="zh-TW"/>
               </w:rPr>
-              <w:t xml:space="preserve">（包含星數、地址、照片、營業時間等）    </w:t>
+              <w:t>「</w:t>
+            </w:r>
+            <w:r>
+              <w:rPr>
+                <w:rFonts w:asciiTheme="minorHAnsi" w:eastAsiaTheme="minorEastAsia" w:hAnsiTheme="minorHAnsi" w:cstheme="minorBidi"/>
+                <w:b/>
+                <w:bCs/>
+                <w:sz w:val="28"/>
+                <w:szCs w:val="28"/>
+                <w:lang w:eastAsia="zh-TW"/>
+              </w:rPr>
+              <w:t>餐廳推薦小幫手」，進入餐廳推薦畫面，可以開始輸入用餐需求，系統會回傳餐廳清單跟餐廳資訊</w:t>
+            </w:r>
+            <w:r>
+              <w:rPr>
+                <w:rFonts w:ascii="標楷體-繁" w:eastAsia="標楷體-繁"/>
+                <w:b/>
+                <w:bCs/>
+                <w:sz w:val="28"/>
+                <w:szCs w:val="28"/>
+                <w:lang w:eastAsia="zh-TW"/>
+              </w:rPr>
+              <w:t>（包含星數、地址、照片、電話等）。</w:t>
             </w:r>
           </w:p>
         </w:tc>
@@ -1189,40 +1249,42 @@
     </w:p>
     <w:p>
       <w:pPr>
+        <w:pStyle w:val="Web"/>
+        <w:ind w:left="480"/>
+        <w:rPr>
+          <w:rFonts w:ascii="標楷體-繁" w:eastAsia="標楷體-繁"/>
+          <w:b/>
+          <w:bCs/>
+          <w:color w:val="000000" w:themeColor="text1"/>
+        </w:rPr>
+      </w:pPr>
+    </w:p>
+    <w:p>
+      <w:pPr>
         <w:widowControl/>
         <w:rPr>
           <w:rFonts w:ascii="標楷體-繁" w:eastAsia="標楷體-繁" w:hAnsi="新細明體" w:cs="新細明體"/>
           <w:b/>
           <w:bCs/>
           <w:color w:val="000000" w:themeColor="text1"/>
-          <w:kern w:val="0"/>
-          <w14:ligatures w14:val="none"/>
+          <w:sz w:val="28"/>
+          <w:szCs w:val="28"/>
         </w:rPr>
       </w:pPr>
       <w:r>
         <w:rPr>
-          <w:rFonts w:ascii="標楷體-繁" w:eastAsia="標楷體-繁"/>
-          <w:b/>
-          <w:bCs/>
-          <w:color w:val="000000" w:themeColor="text1"/>
+          <w:rFonts w:ascii="標楷體-繁" w:eastAsia="標楷體-繁" w:hAnsi="新細明體" w:cs="新細明體"/>
+          <w:b/>
+          <w:bCs/>
+          <w:color w:val="000000" w:themeColor="text1"/>
+          <w:sz w:val="28"/>
+          <w:szCs w:val="28"/>
         </w:rPr>
         <w:br w:type="page"/>
       </w:r>
     </w:p>
     <w:p>
       <w:pPr>
-        <w:pStyle w:val="Web"/>
-        <w:ind w:left="480"/>
-        <w:rPr>
-          <w:rFonts w:ascii="標楷體-繁" w:eastAsia="標楷體-繁"/>
-          <w:b/>
-          <w:bCs/>
-          <w:color w:val="000000" w:themeColor="text1"/>
-        </w:rPr>
-      </w:pPr>
-    </w:p>
-    <w:p>
-      <w:pPr>
         <w:jc w:val="center"/>
         <w:outlineLvl w:val="3"/>
         <w:rPr>
@@ -1243,6 +1305,7 @@
           <w:sz w:val="28"/>
           <w:szCs w:val="28"/>
         </w:rPr>
+        <w:lastRenderedPageBreak/>
         <w:t>表12-6 餐廳詳細資訊展示畫面</w:t>
       </w:r>
     </w:p>
@@ -1311,7 +1374,7 @@
                 <w:noProof/>
               </w:rPr>
               <w:drawing>
-                <wp:inline distT="0" distB="0" distL="0" distR="0" wp14:anchorId="46CEC86F" wp14:editId="05EC2DFC">
+                <wp:inline distT="0" distB="0" distL="0" distR="0" wp14:anchorId="05519F5B" wp14:editId="275B25E6">
                   <wp:extent cx="5124450" cy="2552700"/>
                   <wp:effectExtent l="0" t="0" r="0" b="0"/>
                   <wp:docPr id="1602187752" name="drawing"/>
@@ -1385,19 +1448,41 @@
                 <w:szCs w:val="28"/>
                 <w:lang w:eastAsia="zh-TW"/>
               </w:rPr>
-              <w:t>點擊餐廳推薦卡片的"餐廳詳細資料"，會顯示</w:t>
+              <w:t>點擊餐廳推薦卡片的「餐廳詳細資料</w:t>
+            </w:r>
+            <w:r>
+              <w:rPr>
+                <w:rFonts w:asciiTheme="minorHAnsi" w:eastAsiaTheme="minorEastAsia" w:hAnsiTheme="minorHAnsi" w:cstheme="minorBidi"/>
+                <w:b/>
+                <w:bCs/>
+                <w:sz w:val="28"/>
+                <w:szCs w:val="28"/>
+                <w:lang w:eastAsia="zh-TW"/>
+              </w:rPr>
+              <w:t>」</w:t>
             </w:r>
             <w:r>
               <w:rPr>
                 <w:rFonts w:ascii="標楷體-繁" w:eastAsia="標楷體-繁"/>
                 <w:b/>
                 <w:bCs/>
-                <w:color w:val="000000" w:themeColor="text1"/>
-                <w:sz w:val="28"/>
-                <w:szCs w:val="28"/>
-                <w:lang w:eastAsia="zh-TW"/>
-              </w:rPr>
-              <w:t>星數、地址、照片、營業時間等資訊</w:t>
+                <w:sz w:val="28"/>
+                <w:szCs w:val="28"/>
+                <w:lang w:eastAsia="zh-TW"/>
+              </w:rPr>
+              <w:t>，會顯示</w:t>
+            </w:r>
+            <w:r>
+              <w:rPr>
+                <w:rFonts w:ascii="標楷體-繁" w:eastAsia="標楷體-繁"/>
+                <w:b/>
+                <w:bCs/>
+                <w:color w:val="000000" w:themeColor="text1"/>
+                <w:sz w:val="28"/>
+                <w:szCs w:val="28"/>
+                <w:lang w:eastAsia="zh-TW"/>
+              </w:rPr>
+              <w:t>星數、地址、照片、營業時間等資訊。</w:t>
             </w:r>
           </w:p>
         </w:tc>
@@ -1530,7 +1615,7 @@
                 <w:noProof/>
               </w:rPr>
               <w:drawing>
-                <wp:inline distT="0" distB="0" distL="0" distR="0" wp14:anchorId="50ACBFFD" wp14:editId="0E4E2388">
+                <wp:inline distT="0" distB="0" distL="0" distR="0" wp14:anchorId="6EC9B91A" wp14:editId="4BCEFE66">
                   <wp:extent cx="5124450" cy="2200275"/>
                   <wp:effectExtent l="0" t="0" r="0" b="0"/>
                   <wp:docPr id="450377151" name="drawing"/>
@@ -1603,7 +1688,29 @@
                 <w:szCs w:val="28"/>
                 <w:lang w:eastAsia="zh-TW"/>
               </w:rPr>
-              <w:t>點擊餐廳推薦卡片的"收藏/儲存餐廳"，再點擊導覽列上的更多-收藏餐廳， 就可以看到已收藏的餐廳，若尚未收藏任何餐廳，畫面將顯示提示與引導按鈕，使用者可以開始聊天尋找餐廳</w:t>
+              <w:t>點擊餐廳推薦卡片的「收藏/儲存餐廳</w:t>
+            </w:r>
+            <w:r>
+              <w:rPr>
+                <w:rFonts w:asciiTheme="minorHAnsi" w:eastAsiaTheme="minorEastAsia" w:hAnsiTheme="minorHAnsi" w:cstheme="minorBidi"/>
+                <w:b/>
+                <w:bCs/>
+                <w:sz w:val="28"/>
+                <w:szCs w:val="28"/>
+                <w:lang w:eastAsia="zh-TW"/>
+              </w:rPr>
+              <w:t>」</w:t>
+            </w:r>
+            <w:r>
+              <w:rPr>
+                <w:rFonts w:ascii="標楷體-繁" w:eastAsia="標楷體-繁"/>
+                <w:b/>
+                <w:bCs/>
+                <w:sz w:val="28"/>
+                <w:szCs w:val="28"/>
+                <w:lang w:eastAsia="zh-TW"/>
+              </w:rPr>
+              <w:t>，再點擊導覽列上的更多-收藏餐廳， 就可以看到已收藏的餐廳，若尚未收藏任何餐廳，畫面將顯示提示與引導按鈕，使用者可以開始聊天尋找餐廳。</w:t>
             </w:r>
           </w:p>
         </w:tc>
@@ -1671,40 +1778,42 @@
     </w:p>
     <w:p>
       <w:pPr>
+        <w:pStyle w:val="Web"/>
+        <w:ind w:left="480"/>
+        <w:rPr>
+          <w:rFonts w:ascii="標楷體-繁" w:eastAsia="標楷體-繁"/>
+          <w:b/>
+          <w:bCs/>
+          <w:color w:val="000000" w:themeColor="text1"/>
+        </w:rPr>
+      </w:pPr>
+    </w:p>
+    <w:p>
+      <w:pPr>
         <w:widowControl/>
         <w:rPr>
           <w:rFonts w:ascii="標楷體-繁" w:eastAsia="標楷體-繁" w:hAnsi="新細明體" w:cs="新細明體"/>
           <w:b/>
           <w:bCs/>
           <w:color w:val="000000" w:themeColor="text1"/>
-          <w:kern w:val="0"/>
-          <w14:ligatures w14:val="none"/>
+          <w:sz w:val="28"/>
+          <w:szCs w:val="28"/>
         </w:rPr>
       </w:pPr>
       <w:r>
         <w:rPr>
-          <w:rFonts w:ascii="標楷體-繁" w:eastAsia="標楷體-繁"/>
-          <w:b/>
-          <w:bCs/>
-          <w:color w:val="000000" w:themeColor="text1"/>
+          <w:rFonts w:ascii="標楷體-繁" w:eastAsia="標楷體-繁" w:hAnsi="新細明體" w:cs="新細明體"/>
+          <w:b/>
+          <w:bCs/>
+          <w:color w:val="000000" w:themeColor="text1"/>
+          <w:sz w:val="28"/>
+          <w:szCs w:val="28"/>
         </w:rPr>
         <w:br w:type="page"/>
       </w:r>
     </w:p>
     <w:p>
       <w:pPr>
-        <w:pStyle w:val="Web"/>
-        <w:ind w:left="480"/>
-        <w:rPr>
-          <w:rFonts w:ascii="標楷體-繁" w:eastAsia="標楷體-繁"/>
-          <w:b/>
-          <w:bCs/>
-          <w:color w:val="000000" w:themeColor="text1"/>
-        </w:rPr>
-      </w:pPr>
-    </w:p>
-    <w:p>
-      <w:pPr>
         <w:jc w:val="center"/>
         <w:outlineLvl w:val="3"/>
         <w:rPr>
@@ -1725,6 +1834,7 @@
           <w:sz w:val="28"/>
           <w:szCs w:val="28"/>
         </w:rPr>
+        <w:lastRenderedPageBreak/>
         <w:t>表12-8 導航畫面</w:t>
       </w:r>
     </w:p>
@@ -1793,7 +1903,7 @@
                 <w:noProof/>
               </w:rPr>
               <w:drawing>
-                <wp:inline distT="0" distB="0" distL="0" distR="0" wp14:anchorId="66B5CAFB" wp14:editId="6738F053">
+                <wp:inline distT="0" distB="0" distL="0" distR="0" wp14:anchorId="5F0274BB" wp14:editId="7C45166D">
                   <wp:extent cx="5124450" cy="2543175"/>
                   <wp:effectExtent l="0" t="0" r="0" b="0"/>
                   <wp:docPr id="1543239544" name="drawing"/>
@@ -1866,7 +1976,29 @@
                 <w:szCs w:val="28"/>
                 <w:lang w:eastAsia="zh-TW"/>
               </w:rPr>
-              <w:t xml:space="preserve">點擊餐廳推薦卡片的"導航前往"， 系統會提供正確的導航路線，使用者可以開始導航前往餐廳 </w:t>
+              <w:t>點擊餐廳推薦卡片的「導航前往</w:t>
+            </w:r>
+            <w:r>
+              <w:rPr>
+                <w:rFonts w:asciiTheme="minorHAnsi" w:eastAsiaTheme="minorEastAsia" w:hAnsiTheme="minorHAnsi" w:cstheme="minorBidi"/>
+                <w:b/>
+                <w:bCs/>
+                <w:sz w:val="28"/>
+                <w:szCs w:val="28"/>
+                <w:lang w:eastAsia="zh-TW"/>
+              </w:rPr>
+              <w:t>」</w:t>
+            </w:r>
+            <w:r>
+              <w:rPr>
+                <w:rFonts w:ascii="標楷體-繁" w:eastAsia="標楷體-繁"/>
+                <w:b/>
+                <w:bCs/>
+                <w:sz w:val="28"/>
+                <w:szCs w:val="28"/>
+                <w:lang w:eastAsia="zh-TW"/>
+              </w:rPr>
+              <w:t>， 系統會提供正確的導航路線，使用者可以開始導航前往餐廳。</w:t>
             </w:r>
           </w:p>
         </w:tc>
@@ -1982,7 +2114,7 @@
                 <w:noProof/>
               </w:rPr>
               <w:drawing>
-                <wp:inline distT="0" distB="0" distL="0" distR="0" wp14:anchorId="0E6884A2" wp14:editId="5AB50494">
+                <wp:inline distT="0" distB="0" distL="0" distR="0" wp14:anchorId="017A5467" wp14:editId="4D04B02F">
                   <wp:extent cx="5124450" cy="2209800"/>
                   <wp:effectExtent l="0" t="0" r="0" b="0"/>
                   <wp:docPr id="1214970784" name="drawing"/>
@@ -2055,7 +2187,7 @@
                 <w:szCs w:val="28"/>
                 <w:lang w:eastAsia="zh-TW"/>
               </w:rPr>
-              <w:t>動態牆頁面會顯示已追蹤用戶的最新貼文，右邊有系統推薦關注的使用者和探索更多熱門內容</w:t>
+              <w:t>動態牆頁面會顯示使用者所追蹤對象的最新貼文，右側則提供系統推薦的關注帳號與探索熱門內容的功能。</w:t>
             </w:r>
           </w:p>
         </w:tc>
@@ -2123,22 +2255,36 @@
     </w:p>
     <w:p>
       <w:pPr>
+        <w:pStyle w:val="Web"/>
+        <w:ind w:left="480"/>
+        <w:rPr>
+          <w:rFonts w:ascii="標楷體-繁" w:eastAsia="標楷體-繁"/>
+          <w:b/>
+          <w:bCs/>
+          <w:color w:val="000000" w:themeColor="text1"/>
+        </w:rPr>
+      </w:pPr>
+    </w:p>
+    <w:p>
+      <w:pPr>
         <w:widowControl/>
         <w:rPr>
           <w:rFonts w:ascii="標楷體-繁" w:eastAsia="標楷體-繁" w:hAnsi="新細明體" w:cs="新細明體"/>
           <w:b/>
           <w:bCs/>
           <w:color w:val="000000" w:themeColor="text1"/>
-          <w:kern w:val="0"/>
-          <w14:ligatures w14:val="none"/>
+          <w:sz w:val="28"/>
+          <w:szCs w:val="28"/>
         </w:rPr>
       </w:pPr>
       <w:r>
         <w:rPr>
-          <w:rFonts w:ascii="標楷體-繁" w:eastAsia="標楷體-繁"/>
-          <w:b/>
-          <w:bCs/>
-          <w:color w:val="000000" w:themeColor="text1"/>
+          <w:rFonts w:ascii="標楷體-繁" w:eastAsia="標楷體-繁" w:hAnsi="新細明體" w:cs="新細明體"/>
+          <w:b/>
+          <w:bCs/>
+          <w:color w:val="000000" w:themeColor="text1"/>
+          <w:sz w:val="28"/>
+          <w:szCs w:val="28"/>
         </w:rPr>
         <w:br w:type="page"/>
       </w:r>
@@ -2234,10 +2380,10 @@
                 <w:noProof/>
               </w:rPr>
               <w:drawing>
-                <wp:inline distT="0" distB="0" distL="0" distR="0" wp14:anchorId="6D7D97C6" wp14:editId="06348A5C">
-                  <wp:extent cx="5124450" cy="2238375"/>
+                <wp:inline distT="0" distB="0" distL="0" distR="0" wp14:anchorId="47E7E0D4" wp14:editId="25A8FD95">
+                  <wp:extent cx="4563692" cy="3390900"/>
                   <wp:effectExtent l="0" t="0" r="0" b="0"/>
-                  <wp:docPr id="2096070677" name="drawing"/>
+                  <wp:docPr id="244017132" name="drawing"/>
                   <wp:cNvGraphicFramePr>
                     <a:graphicFrameLocks xmlns:a="http://schemas.openxmlformats.org/drawingml/2006/main" noChangeAspect="1"/>
                   </wp:cNvGraphicFramePr>
@@ -2245,14 +2391,14 @@
                     <a:graphicData uri="http://schemas.openxmlformats.org/drawingml/2006/picture">
                       <pic:pic xmlns:pic="http://schemas.openxmlformats.org/drawingml/2006/picture">
                         <pic:nvPicPr>
-                          <pic:cNvPr id="1666745997" name=""/>
+                          <pic:cNvPr id="244017132" name=""/>
                           <pic:cNvPicPr/>
                         </pic:nvPicPr>
                         <pic:blipFill>
-                          <a:blip r:embed="rId14" cstate="print">
+                          <a:blip r:embed="rId14">
                             <a:extLst>
                               <a:ext uri="{28A0092B-C50C-407E-A947-70E740481C1C}">
-                                <a14:useLocalDpi xmlns:a14="http://schemas.microsoft.com/office/drawing/2010/main" val="0"/>
+                                <a14:useLocalDpi xmlns:a14="http://schemas.microsoft.com/office/drawing/2010/main"/>
                               </a:ext>
                             </a:extLst>
                           </a:blip>
@@ -2263,7 +2409,7 @@
                         <pic:spPr>
                           <a:xfrm>
                             <a:off x="0" y="0"/>
-                            <a:ext cx="5124450" cy="2238375"/>
+                            <a:ext cx="4563692" cy="3390900"/>
                           </a:xfrm>
                           <a:prstGeom prst="rect">
                             <a:avLst/>
@@ -2288,12 +2434,10 @@
           </w:tcPr>
           <w:p>
             <w:pPr>
-              <w:pStyle w:val="Web"/>
-              <w:rPr>
-                <w:rFonts w:ascii="標楷體-繁" w:eastAsia="標楷體-繁"/>
-                <w:b/>
-                <w:bCs/>
-                <w:color w:val="000000" w:themeColor="text1"/>
+              <w:rPr>
+                <w:rFonts w:ascii="標楷體-繁" w:eastAsia="標楷體-繁" w:hAnsi="新細明體" w:cs="新細明體"/>
+                <w:b/>
+                <w:bCs/>
                 <w:sz w:val="28"/>
                 <w:szCs w:val="28"/>
                 <w:lang w:eastAsia="zh-TW"/>
@@ -2301,15 +2445,13 @@
             </w:pPr>
             <w:r>
               <w:rPr>
-                <w:rFonts w:ascii="標楷體-繁" w:eastAsia="標楷體-繁"/>
-                <w:b/>
-                <w:bCs/>
-                <w:color w:val="000000" w:themeColor="text1"/>
-                <w:sz w:val="28"/>
-                <w:szCs w:val="28"/>
-                <w:lang w:eastAsia="zh-TW"/>
-              </w:rPr>
-              <w:t>在探索畫面的搜尋欄可以搜尋美食或使用者，底下會顯示系統推薦的熱門貼文與最新內容，使用者可以收藏喜愛的貼文</w:t>
+                <w:b/>
+                <w:bCs/>
+                <w:sz w:val="28"/>
+                <w:szCs w:val="28"/>
+                <w:lang w:eastAsia="zh-TW"/>
+              </w:rPr>
+              <w:t>點選「探索」後，可透過上方搜尋欄查詢美食或使用者，下方依序顯示熱門貼文、最新內容，以及近期活躍商家的資訊卡（含名稱、簡介與查看連結），也可將有興趣的貼文加入收藏。</w:t>
             </w:r>
           </w:p>
         </w:tc>
@@ -2390,7 +2532,6 @@
     <w:p>
       <w:pPr>
         <w:pStyle w:val="Web"/>
-        <w:ind w:left="480"/>
         <w:rPr>
           <w:rFonts w:ascii="標楷體-繁" w:eastAsia="標楷體-繁"/>
           <w:b/>
@@ -2398,42 +2539,6 @@
           <w:color w:val="000000" w:themeColor="text1"/>
         </w:rPr>
       </w:pPr>
-    </w:p>
-    <w:p>
-      <w:pPr>
-        <w:pStyle w:val="Web"/>
-        <w:ind w:left="480"/>
-        <w:rPr>
-          <w:rFonts w:ascii="標楷體-繁" w:eastAsia="標楷體-繁"/>
-          <w:b/>
-          <w:bCs/>
-          <w:color w:val="000000" w:themeColor="text1"/>
-        </w:rPr>
-      </w:pPr>
-    </w:p>
-    <w:p>
-      <w:pPr>
-        <w:widowControl/>
-        <w:rPr>
-          <w:rFonts w:ascii="標楷體-繁" w:eastAsia="標楷體-繁" w:hAnsi="新細明體" w:cs="新細明體"/>
-          <w:b/>
-          <w:bCs/>
-          <w:color w:val="000000" w:themeColor="text1"/>
-          <w:sz w:val="28"/>
-          <w:szCs w:val="28"/>
-        </w:rPr>
-      </w:pPr>
-      <w:r>
-        <w:rPr>
-          <w:rFonts w:ascii="標楷體-繁" w:eastAsia="標楷體-繁" w:hAnsi="新細明體" w:cs="新細明體"/>
-          <w:b/>
-          <w:bCs/>
-          <w:color w:val="000000" w:themeColor="text1"/>
-          <w:sz w:val="28"/>
-          <w:szCs w:val="28"/>
-        </w:rPr>
-        <w:br w:type="page"/>
-      </w:r>
     </w:p>
     <w:p>
       <w:pPr>
@@ -2526,10 +2631,10 @@
                 <w:noProof/>
               </w:rPr>
               <w:drawing>
-                <wp:inline distT="0" distB="0" distL="0" distR="0" wp14:anchorId="28AC8F77" wp14:editId="7F0889DD">
-                  <wp:extent cx="5124450" cy="2733675"/>
+                <wp:inline distT="0" distB="0" distL="0" distR="0" wp14:anchorId="5F150B6D" wp14:editId="45644DAF">
+                  <wp:extent cx="5114925" cy="2181225"/>
                   <wp:effectExtent l="0" t="0" r="0" b="0"/>
-                  <wp:docPr id="696442247" name="drawing"/>
+                  <wp:docPr id="1342947470" name="drawing"/>
                   <wp:cNvGraphicFramePr>
                     <a:graphicFrameLocks xmlns:a="http://schemas.openxmlformats.org/drawingml/2006/main" noChangeAspect="1"/>
                   </wp:cNvGraphicFramePr>
@@ -2537,7 +2642,7 @@
                     <a:graphicData uri="http://schemas.openxmlformats.org/drawingml/2006/picture">
                       <pic:pic xmlns:pic="http://schemas.openxmlformats.org/drawingml/2006/picture">
                         <pic:nvPicPr>
-                          <pic:cNvPr id="696442247" name=""/>
+                          <pic:cNvPr id="1342947470" name=""/>
                           <pic:cNvPicPr/>
                         </pic:nvPicPr>
                         <pic:blipFill>
@@ -2555,7 +2660,7 @@
                         <pic:spPr>
                           <a:xfrm>
                             <a:off x="0" y="0"/>
-                            <a:ext cx="5124450" cy="2733675"/>
+                            <a:ext cx="5114925" cy="2181225"/>
                           </a:xfrm>
                           <a:prstGeom prst="rect">
                             <a:avLst/>
@@ -2608,31 +2713,6 @@
     <w:p>
       <w:pPr>
         <w:pStyle w:val="Web"/>
-        <w:ind w:left="480"/>
-        <w:rPr>
-          <w:rFonts w:ascii="標楷體-繁" w:eastAsia="標楷體-繁"/>
-          <w:b/>
-          <w:bCs/>
-          <w:color w:val="000000" w:themeColor="text1"/>
-        </w:rPr>
-      </w:pPr>
-    </w:p>
-    <w:p>
-      <w:pPr>
-        <w:pStyle w:val="Web"/>
-        <w:ind w:left="480"/>
-        <w:rPr>
-          <w:rFonts w:ascii="標楷體-繁" w:eastAsia="標楷體-繁"/>
-          <w:b/>
-          <w:bCs/>
-          <w:color w:val="000000" w:themeColor="text1"/>
-        </w:rPr>
-      </w:pPr>
-    </w:p>
-    <w:p>
-      <w:pPr>
-        <w:pStyle w:val="Web"/>
-        <w:ind w:left="480"/>
         <w:rPr>
           <w:rFonts w:ascii="標楷體-繁" w:eastAsia="標楷體-繁"/>
           <w:b/>
@@ -2706,12 +2786,12 @@
     <w:tbl>
       <w:tblPr>
         <w:tblStyle w:val="af"/>
-        <w:tblW w:w="0" w:type="auto"/>
+        <w:tblW w:w="8280" w:type="dxa"/>
         <w:tblLayout w:type="fixed"/>
         <w:tblLook w:val="06A0" w:firstRow="1" w:lastRow="0" w:firstColumn="1" w:lastColumn="0" w:noHBand="1" w:noVBand="1"/>
       </w:tblPr>
       <w:tblGrid>
-        <w:gridCol w:w="8295"/>
+        <w:gridCol w:w="8280"/>
       </w:tblGrid>
       <w:tr>
         <w:trPr>
@@ -2719,7 +2799,7 @@
         </w:trPr>
         <w:tc>
           <w:tcPr>
-            <w:tcW w:w="8295" w:type="dxa"/>
+            <w:tcW w:w="8280" w:type="dxa"/>
             <w:shd w:val="clear" w:color="auto" w:fill="EBE1F2"/>
           </w:tcPr>
           <w:p>
@@ -2757,7 +2837,7 @@
         </w:trPr>
         <w:tc>
           <w:tcPr>
-            <w:tcW w:w="8295" w:type="dxa"/>
+            <w:tcW w:w="8280" w:type="dxa"/>
           </w:tcPr>
           <w:p>
             <w:pPr>
@@ -2768,7 +2848,7 @@
                 <w:noProof/>
               </w:rPr>
               <w:drawing>
-                <wp:inline distT="0" distB="0" distL="0" distR="0" wp14:anchorId="059DE7FD" wp14:editId="15D97C66">
+                <wp:inline distT="0" distB="0" distL="0" distR="0" wp14:anchorId="3404FA6E" wp14:editId="3E082F38">
                   <wp:extent cx="5124450" cy="2200275"/>
                   <wp:effectExtent l="0" t="0" r="0" b="0"/>
                   <wp:docPr id="1471653794" name="drawing"/>
@@ -2818,7 +2898,7 @@
         </w:trPr>
         <w:tc>
           <w:tcPr>
-            <w:tcW w:w="8295" w:type="dxa"/>
+            <w:tcW w:w="8280" w:type="dxa"/>
           </w:tcPr>
           <w:p>
             <w:pPr>
@@ -2847,13 +2927,24 @@
             </w:r>
             <w:r>
               <w:rPr>
+                <w:rFonts w:ascii="標楷體-繁" w:eastAsia="標楷體-繁"/>
+                <w:b/>
+                <w:bCs/>
+                <w:sz w:val="28"/>
+                <w:szCs w:val="28"/>
+                <w:lang w:eastAsia="zh-TW"/>
+              </w:rPr>
+              <w:t>「</w:t>
+            </w:r>
+            <w:r>
+              <w:rPr>
                 <w:noProof/>
               </w:rPr>
               <w:drawing>
-                <wp:inline distT="0" distB="0" distL="0" distR="0" wp14:anchorId="53862454" wp14:editId="5C2C8B19">
-                  <wp:extent cx="304800" cy="342900"/>
+                <wp:inline distT="0" distB="0" distL="0" distR="0" wp14:anchorId="5B084857" wp14:editId="67CC1901">
+                  <wp:extent cx="381000" cy="304800"/>
                   <wp:effectExtent l="0" t="0" r="0" b="0"/>
-                  <wp:docPr id="693457483" name="drawing"/>
+                  <wp:docPr id="1037113103" name="drawing"/>
                   <wp:cNvGraphicFramePr>
                     <a:graphicFrameLocks xmlns:a="http://schemas.openxmlformats.org/drawingml/2006/main" noChangeAspect="1"/>
                   </wp:cNvGraphicFramePr>
@@ -2861,14 +2952,14 @@
                     <a:graphicData uri="http://schemas.openxmlformats.org/drawingml/2006/picture">
                       <pic:pic xmlns:pic="http://schemas.openxmlformats.org/drawingml/2006/picture">
                         <pic:nvPicPr>
-                          <pic:cNvPr id="693457483" name=""/>
+                          <pic:cNvPr id="1037113103" name=""/>
                           <pic:cNvPicPr/>
                         </pic:nvPicPr>
                         <pic:blipFill>
                           <a:blip r:embed="rId17">
                             <a:extLst>
                               <a:ext uri="{28A0092B-C50C-407E-A947-70E740481C1C}">
-                                <a14:useLocalDpi xmlns:a14="http://schemas.microsoft.com/office/drawing/2010/main"/>
+                                <a14:useLocalDpi xmlns:a14="http://schemas.microsoft.com/office/drawing/2010/main" val="0"/>
                               </a:ext>
                             </a:extLst>
                           </a:blip>
@@ -2879,7 +2970,7 @@
                         <pic:spPr>
                           <a:xfrm>
                             <a:off x="0" y="0"/>
-                            <a:ext cx="304800" cy="342900"/>
+                            <a:ext cx="381000" cy="304800"/>
                           </a:xfrm>
                           <a:prstGeom prst="rect">
                             <a:avLst/>
@@ -2896,12 +2987,23 @@
                 <w:rFonts w:ascii="標楷體-繁" w:eastAsia="標楷體-繁"/>
                 <w:b/>
                 <w:bCs/>
-                <w:color w:val="000000" w:themeColor="text1"/>
-                <w:sz w:val="28"/>
-                <w:szCs w:val="28"/>
-                <w:lang w:eastAsia="zh-TW"/>
-              </w:rPr>
-              <w:t>，進入通知中心畫面，會顯示與使用者帳號有關的互動通知內容（如：誰按了貼文讚、誰評論、誰追蹤）</w:t>
+                <w:sz w:val="28"/>
+                <w:szCs w:val="28"/>
+                <w:lang w:eastAsia="zh-TW"/>
+              </w:rPr>
+              <w:t>」</w:t>
+            </w:r>
+            <w:r>
+              <w:rPr>
+                <w:rFonts w:ascii="標楷體-繁" w:eastAsia="標楷體-繁"/>
+                <w:b/>
+                <w:bCs/>
+                <w:color w:val="000000" w:themeColor="text1"/>
+                <w:sz w:val="28"/>
+                <w:szCs w:val="28"/>
+                <w:lang w:eastAsia="zh-TW"/>
+              </w:rPr>
+              <w:t>，進入通知中心畫面，會顯示與使用者帳號有關的互動通知內容（如：誰按了貼文讚、誰評論、誰追蹤）。</w:t>
             </w:r>
           </w:p>
         </w:tc>
@@ -2909,29 +3011,8 @@
     </w:tbl>
     <w:p>
       <w:pPr>
-        <w:pStyle w:val="Web"/>
         <w:ind w:left="480"/>
-        <w:rPr>
-          <w:rFonts w:ascii="標楷體-繁" w:eastAsia="標楷體-繁"/>
-          <w:b/>
-          <w:bCs/>
-          <w:color w:val="000000" w:themeColor="text1"/>
-        </w:rPr>
-      </w:pPr>
-    </w:p>
-    <w:p>
-      <w:pPr>
-        <w:pStyle w:val="Web"/>
-        <w:ind w:left="480"/>
-        <w:rPr>
-          <w:rFonts w:ascii="標楷體-繁" w:eastAsia="標楷體-繁"/>
-          <w:b/>
-          <w:bCs/>
-          <w:color w:val="000000" w:themeColor="text1"/>
-        </w:rPr>
-      </w:pPr>
-    </w:p>
-    <w:p>
+      </w:pPr>
       <w:r>
         <w:br w:type="page"/>
       </w:r>
@@ -3027,7 +3108,7 @@
                 <w:noProof/>
               </w:rPr>
               <w:drawing>
-                <wp:inline distT="0" distB="0" distL="0" distR="0" wp14:anchorId="33E11D18" wp14:editId="5E25E17B">
+                <wp:inline distT="0" distB="0" distL="0" distR="0" wp14:anchorId="1BE82EAE" wp14:editId="35539198">
                   <wp:extent cx="5124450" cy="2743200"/>
                   <wp:effectExtent l="0" t="0" r="0" b="0"/>
                   <wp:docPr id="23069553" name="drawing"/>
@@ -3100,7 +3181,7 @@
                 <w:szCs w:val="28"/>
                 <w:lang w:eastAsia="zh-TW"/>
               </w:rPr>
-              <w:t>透過「更多」選單或個人頁面（首次發文）進入貼文編輯，填寫標題、內容、圖片與餐廳地點後，點擊「發佈貼文」完成送出。</w:t>
+              <w:t>透過「更多」選單或個人頁面（首次發文）進入貼文編輯，填寫標題、內容、圖片與餐廳地點後，點擊「發布貼文」完成送出。</w:t>
             </w:r>
           </w:p>
         </w:tc>
@@ -3269,7 +3350,7 @@
                 <w:noProof/>
               </w:rPr>
               <w:drawing>
-                <wp:inline distT="0" distB="0" distL="0" distR="0" wp14:anchorId="6E481BA0" wp14:editId="5F58B133">
+                <wp:inline distT="0" distB="0" distL="0" distR="0" wp14:anchorId="62053987" wp14:editId="7D7CCA8E">
                   <wp:extent cx="5124450" cy="2190750"/>
                   <wp:effectExtent l="0" t="0" r="0" b="0"/>
                   <wp:docPr id="1759014373" name="drawing"/>
@@ -3480,7 +3561,7 @@
                 <w:noProof/>
               </w:rPr>
               <w:drawing>
-                <wp:inline distT="0" distB="0" distL="0" distR="0" wp14:anchorId="6892D6E7" wp14:editId="644B52E7">
+                <wp:inline distT="0" distB="0" distL="0" distR="0" wp14:anchorId="3773939C" wp14:editId="67F2A268">
                   <wp:extent cx="5124450" cy="2190750"/>
                   <wp:effectExtent l="0" t="0" r="0" b="0"/>
                   <wp:docPr id="2111956943" name="drawing"/>
@@ -3597,6 +3678,18 @@
     </w:p>
     <w:p>
       <w:pPr>
+        <w:pStyle w:val="Web"/>
+        <w:ind w:left="480"/>
+        <w:rPr>
+          <w:rFonts w:ascii="標楷體-繁" w:eastAsia="標楷體-繁"/>
+          <w:b/>
+          <w:bCs/>
+          <w:color w:val="000000" w:themeColor="text1"/>
+        </w:rPr>
+      </w:pPr>
+    </w:p>
+    <w:p>
+      <w:pPr>
         <w:widowControl/>
         <w:rPr>
           <w:rFonts w:ascii="標楷體-繁" w:eastAsia="標楷體-繁" w:hAnsi="新細明體" w:cs="新細明體"/>
@@ -3642,7 +3735,319 @@
           <w:szCs w:val="28"/>
         </w:rPr>
         <w:lastRenderedPageBreak/>
-        <w:t>表12-16 收藏貼文畫面</w:t>
+        <w:t>表12-16 編輯貼文畫面</w:t>
+      </w:r>
+    </w:p>
+    <w:tbl>
+      <w:tblPr>
+        <w:tblStyle w:val="af"/>
+        <w:tblW w:w="0" w:type="auto"/>
+        <w:tblLook w:val="06A0" w:firstRow="1" w:lastRow="0" w:firstColumn="1" w:lastColumn="0" w:noHBand="1" w:noVBand="1"/>
+      </w:tblPr>
+      <w:tblGrid>
+        <w:gridCol w:w="8295"/>
+      </w:tblGrid>
+      <w:tr>
+        <w:trPr>
+          <w:trHeight w:val="300"/>
+        </w:trPr>
+        <w:tc>
+          <w:tcPr>
+            <w:tcW w:w="8295" w:type="dxa"/>
+            <w:shd w:val="clear" w:color="auto" w:fill="EBE1F2"/>
+          </w:tcPr>
+          <w:p>
+            <w:pPr>
+              <w:jc w:val="center"/>
+              <w:outlineLvl w:val="3"/>
+              <w:rPr>
+                <w:rFonts w:ascii="標楷體-繁" w:eastAsia="標楷體-繁" w:hAnsi="新細明體" w:cs="新細明體"/>
+                <w:b/>
+                <w:bCs/>
+                <w:color w:val="000000" w:themeColor="text1"/>
+                <w:sz w:val="28"/>
+                <w:szCs w:val="28"/>
+              </w:rPr>
+            </w:pPr>
+            <w:proofErr w:type="spellStart"/>
+            <w:r>
+              <w:rPr>
+                <w:rFonts w:ascii="標楷體-繁" w:eastAsia="標楷體-繁" w:hAnsi="新細明體" w:cs="新細明體"/>
+                <w:b/>
+                <w:bCs/>
+                <w:color w:val="000000" w:themeColor="text1"/>
+                <w:sz w:val="28"/>
+                <w:szCs w:val="28"/>
+              </w:rPr>
+              <w:t>編輯貼文畫面</w:t>
+            </w:r>
+            <w:proofErr w:type="spellEnd"/>
+          </w:p>
+        </w:tc>
+      </w:tr>
+      <w:tr>
+        <w:trPr>
+          <w:trHeight w:val="300"/>
+        </w:trPr>
+        <w:tc>
+          <w:tcPr>
+            <w:tcW w:w="8295" w:type="dxa"/>
+          </w:tcPr>
+          <w:p>
+            <w:pPr>
+              <w:jc w:val="center"/>
+            </w:pPr>
+            <w:r>
+              <w:rPr>
+                <w:noProof/>
+              </w:rPr>
+              <w:drawing>
+                <wp:inline distT="0" distB="0" distL="0" distR="0" wp14:anchorId="624D6EB5" wp14:editId="4F9D0A6B">
+                  <wp:extent cx="5114925" cy="3143250"/>
+                  <wp:effectExtent l="0" t="0" r="0" b="0"/>
+                  <wp:docPr id="42932221" name="drawing"/>
+                  <wp:cNvGraphicFramePr>
+                    <a:graphicFrameLocks xmlns:a="http://schemas.openxmlformats.org/drawingml/2006/main" noChangeAspect="1"/>
+                  </wp:cNvGraphicFramePr>
+                  <a:graphic xmlns:a="http://schemas.openxmlformats.org/drawingml/2006/main">
+                    <a:graphicData uri="http://schemas.openxmlformats.org/drawingml/2006/picture">
+                      <pic:pic xmlns:pic="http://schemas.openxmlformats.org/drawingml/2006/picture">
+                        <pic:nvPicPr>
+                          <pic:cNvPr id="42932221" name=""/>
+                          <pic:cNvPicPr/>
+                        </pic:nvPicPr>
+                        <pic:blipFill>
+                          <a:blip r:embed="rId21" cstate="print">
+                            <a:extLst>
+                              <a:ext uri="{28A0092B-C50C-407E-A947-70E740481C1C}">
+                                <a14:useLocalDpi xmlns:a14="http://schemas.microsoft.com/office/drawing/2010/main" val="0"/>
+                              </a:ext>
+                            </a:extLst>
+                          </a:blip>
+                          <a:stretch>
+                            <a:fillRect/>
+                          </a:stretch>
+                        </pic:blipFill>
+                        <pic:spPr>
+                          <a:xfrm>
+                            <a:off x="0" y="0"/>
+                            <a:ext cx="5114925" cy="3143250"/>
+                          </a:xfrm>
+                          <a:prstGeom prst="rect">
+                            <a:avLst/>
+                          </a:prstGeom>
+                        </pic:spPr>
+                      </pic:pic>
+                    </a:graphicData>
+                  </a:graphic>
+                </wp:inline>
+              </w:drawing>
+            </w:r>
+          </w:p>
+        </w:tc>
+      </w:tr>
+      <w:tr>
+        <w:trPr>
+          <w:trHeight w:val="300"/>
+        </w:trPr>
+        <w:tc>
+          <w:tcPr>
+            <w:tcW w:w="8295" w:type="dxa"/>
+          </w:tcPr>
+          <w:p>
+            <w:pPr>
+              <w:pStyle w:val="Web"/>
+              <w:rPr>
+                <w:rFonts w:ascii="標楷體-繁" w:eastAsia="標楷體-繁"/>
+                <w:b/>
+                <w:bCs/>
+                <w:sz w:val="28"/>
+                <w:szCs w:val="28"/>
+                <w:lang w:eastAsia="zh-TW"/>
+              </w:rPr>
+            </w:pPr>
+            <w:r>
+              <w:rPr>
+                <w:rFonts w:ascii="標楷體-繁" w:eastAsia="標楷體-繁"/>
+                <w:b/>
+                <w:bCs/>
+                <w:sz w:val="28"/>
+                <w:szCs w:val="28"/>
+                <w:lang w:eastAsia="zh-TW"/>
+              </w:rPr>
+              <w:t xml:space="preserve">點選上方「探索」選單 </w:t>
+            </w:r>
+            <w:r>
+              <w:rPr>
+                <w:rFonts w:ascii="標楷體-繁" w:eastAsia="標楷體-繁"/>
+                <w:b/>
+                <w:bCs/>
+                <w:sz w:val="28"/>
+                <w:szCs w:val="28"/>
+                <w:lang w:eastAsia="zh-TW"/>
+              </w:rPr>
+              <w:t>→</w:t>
+            </w:r>
+            <w:r>
+              <w:rPr>
+                <w:rFonts w:ascii="標楷體-繁" w:eastAsia="標楷體-繁"/>
+                <w:b/>
+                <w:bCs/>
+                <w:sz w:val="28"/>
+                <w:szCs w:val="28"/>
+                <w:lang w:eastAsia="zh-TW"/>
+              </w:rPr>
+              <w:t xml:space="preserve"> 找到自己已發布的貼文</w:t>
+            </w:r>
+            <w:r>
+              <w:rPr>
+                <w:rFonts w:ascii="標楷體-繁" w:eastAsia="標楷體-繁"/>
+                <w:b/>
+                <w:bCs/>
+                <w:sz w:val="28"/>
+                <w:szCs w:val="28"/>
+                <w:lang w:eastAsia="zh-TW"/>
+              </w:rPr>
+              <w:t>→</w:t>
+            </w:r>
+            <w:r>
+              <w:rPr>
+                <w:rFonts w:ascii="標楷體-繁" w:eastAsia="標楷體-繁"/>
+                <w:b/>
+                <w:bCs/>
+                <w:sz w:val="28"/>
+                <w:szCs w:val="28"/>
+                <w:lang w:eastAsia="zh-TW"/>
+              </w:rPr>
+              <w:t xml:space="preserve"> 點擊進入該貼文詳情頁面 </w:t>
+            </w:r>
+            <w:r>
+              <w:rPr>
+                <w:rFonts w:ascii="標楷體-繁" w:eastAsia="標楷體-繁"/>
+                <w:b/>
+                <w:bCs/>
+                <w:sz w:val="28"/>
+                <w:szCs w:val="28"/>
+                <w:lang w:eastAsia="zh-TW"/>
+              </w:rPr>
+              <w:t>→</w:t>
+            </w:r>
+            <w:r>
+              <w:rPr>
+                <w:rFonts w:ascii="標楷體-繁" w:eastAsia="標楷體-繁"/>
+                <w:b/>
+                <w:bCs/>
+                <w:sz w:val="28"/>
+                <w:szCs w:val="28"/>
+                <w:lang w:eastAsia="zh-TW"/>
+              </w:rPr>
+              <w:t xml:space="preserve"> 點選左上角的「編輯」按鈕 </w:t>
+            </w:r>
+            <w:r>
+              <w:rPr>
+                <w:rFonts w:ascii="標楷體-繁" w:eastAsia="標楷體-繁"/>
+                <w:b/>
+                <w:bCs/>
+                <w:sz w:val="28"/>
+                <w:szCs w:val="28"/>
+                <w:lang w:eastAsia="zh-TW"/>
+              </w:rPr>
+              <w:t>→</w:t>
+            </w:r>
+            <w:r>
+              <w:rPr>
+                <w:rFonts w:ascii="標楷體-繁" w:eastAsia="標楷體-繁"/>
+                <w:b/>
+                <w:bCs/>
+                <w:sz w:val="28"/>
+                <w:szCs w:val="28"/>
+                <w:lang w:eastAsia="zh-TW"/>
+              </w:rPr>
+              <w:t xml:space="preserve"> 修改內容後點選「發布貼文」。</w:t>
+            </w:r>
+          </w:p>
+          <w:p>
+            <w:pPr>
+              <w:pStyle w:val="Web"/>
+              <w:rPr>
+                <w:lang w:eastAsia="zh-TW"/>
+              </w:rPr>
+            </w:pPr>
+            <w:r>
+              <w:rPr>
+                <w:rFonts w:ascii="標楷體-繁" w:eastAsia="標楷體-繁"/>
+                <w:b/>
+                <w:bCs/>
+                <w:sz w:val="28"/>
+                <w:szCs w:val="28"/>
+                <w:lang w:eastAsia="zh-TW"/>
+              </w:rPr>
+              <w:t>貼文成功更新後，內容將即時變更，並同步顯示於探索頁，且頁面最上方顯示「貼文已成功更新！」提示。</w:t>
+            </w:r>
+          </w:p>
+        </w:tc>
+      </w:tr>
+    </w:tbl>
+    <w:p>
+      <w:pPr>
+        <w:jc w:val="center"/>
+        <w:rPr>
+          <w:rFonts w:ascii="標楷體-繁" w:eastAsia="標楷體-繁" w:hAnsi="新細明體" w:cs="新細明體"/>
+          <w:b/>
+          <w:bCs/>
+          <w:color w:val="000000" w:themeColor="text1"/>
+          <w:sz w:val="28"/>
+          <w:szCs w:val="28"/>
+        </w:rPr>
+      </w:pPr>
+    </w:p>
+    <w:p>
+      <w:pPr>
+        <w:widowControl/>
+        <w:rPr>
+          <w:rFonts w:ascii="標楷體-繁" w:eastAsia="標楷體-繁" w:hAnsi="新細明體" w:cs="新細明體"/>
+          <w:b/>
+          <w:bCs/>
+          <w:color w:val="000000" w:themeColor="text1"/>
+          <w:sz w:val="28"/>
+          <w:szCs w:val="28"/>
+        </w:rPr>
+      </w:pPr>
+      <w:r>
+        <w:rPr>
+          <w:rFonts w:ascii="標楷體-繁" w:eastAsia="標楷體-繁" w:hAnsi="新細明體" w:cs="新細明體"/>
+          <w:b/>
+          <w:bCs/>
+          <w:color w:val="000000" w:themeColor="text1"/>
+          <w:sz w:val="28"/>
+          <w:szCs w:val="28"/>
+        </w:rPr>
+        <w:br w:type="page"/>
+      </w:r>
+    </w:p>
+    <w:p>
+      <w:pPr>
+        <w:jc w:val="center"/>
+        <w:rPr>
+          <w:rFonts w:ascii="標楷體-繁" w:eastAsia="標楷體-繁" w:hAnsi="新細明體" w:cs="新細明體"/>
+          <w:b/>
+          <w:bCs/>
+          <w:color w:val="000000" w:themeColor="text1"/>
+          <w:sz w:val="28"/>
+          <w:szCs w:val="28"/>
+        </w:rPr>
+      </w:pPr>
+      <w:r>
+        <w:rPr>
+          <w:rFonts w:ascii="標楷體-繁" w:eastAsia="標楷體-繁" w:hAnsi="新細明體" w:cs="新細明體"/>
+          <w:b/>
+          <w:bCs/>
+          <w:color w:val="000000" w:themeColor="text1"/>
+          <w:sz w:val="28"/>
+          <w:szCs w:val="28"/>
+        </w:rPr>
+        <w:lastRenderedPageBreak/>
+        <w:t>表12-17 收藏貼文畫面</w:t>
       </w:r>
     </w:p>
     <w:tbl>
@@ -3710,7 +4115,7 @@
                 <w:noProof/>
               </w:rPr>
               <w:drawing>
-                <wp:inline distT="0" distB="0" distL="0" distR="0" wp14:anchorId="38B852D7" wp14:editId="124EE3AA">
+                <wp:inline distT="0" distB="0" distL="0" distR="0" wp14:anchorId="56A57D97" wp14:editId="25CFF814">
                   <wp:extent cx="5124450" cy="2752725"/>
                   <wp:effectExtent l="0" t="0" r="0" b="0"/>
                   <wp:docPr id="950229423" name="drawing"/>
@@ -3725,7 +4130,7 @@
                           <pic:cNvPicPr/>
                         </pic:nvPicPr>
                         <pic:blipFill>
-                          <a:blip r:embed="rId21" cstate="print">
+                          <a:blip r:embed="rId22" cstate="print">
                             <a:extLst>
                               <a:ext uri="{28A0092B-C50C-407E-A947-70E740481C1C}">
                                 <a14:useLocalDpi xmlns:a14="http://schemas.microsoft.com/office/drawing/2010/main" val="0"/>
@@ -3802,7 +4207,31 @@
       </w:pPr>
     </w:p>
     <w:p>
+      <w:pPr>
+        <w:pStyle w:val="Web"/>
+      </w:pPr>
+    </w:p>
+    <w:p>
+      <w:pPr>
+        <w:widowControl/>
+        <w:rPr>
+          <w:rFonts w:ascii="標楷體-繁" w:eastAsia="標楷體-繁" w:hAnsi="新細明體" w:cs="新細明體"/>
+          <w:b/>
+          <w:bCs/>
+          <w:color w:val="000000" w:themeColor="text1"/>
+          <w:sz w:val="28"/>
+          <w:szCs w:val="28"/>
+        </w:rPr>
+      </w:pPr>
       <w:r>
+        <w:rPr>
+          <w:rFonts w:ascii="標楷體-繁" w:eastAsia="標楷體-繁" w:hAnsi="新細明體" w:cs="新細明體"/>
+          <w:b/>
+          <w:bCs/>
+          <w:color w:val="000000" w:themeColor="text1"/>
+          <w:sz w:val="28"/>
+          <w:szCs w:val="28"/>
+        </w:rPr>
         <w:br w:type="page"/>
       </w:r>
     </w:p>
@@ -3829,7 +4258,7 @@
           <w:szCs w:val="28"/>
         </w:rPr>
         <w:lastRenderedPageBreak/>
-        <w:t>表12-17 追蹤與粉絲畫面</w:t>
+        <w:t>表12-18 追蹤與粉絲畫面</w:t>
       </w:r>
     </w:p>
     <w:tbl>
@@ -3897,7 +4326,7 @@
                 <w:noProof/>
               </w:rPr>
               <w:drawing>
-                <wp:inline distT="0" distB="0" distL="0" distR="0" wp14:anchorId="7780B743" wp14:editId="2003829F">
+                <wp:inline distT="0" distB="0" distL="0" distR="0" wp14:anchorId="366CD229" wp14:editId="07C73FE5">
                   <wp:extent cx="5124450" cy="2324100"/>
                   <wp:effectExtent l="0" t="0" r="0" b="0"/>
                   <wp:docPr id="1774782647" name="drawing"/>
@@ -3912,7 +4341,7 @@
                           <pic:cNvPicPr/>
                         </pic:nvPicPr>
                         <pic:blipFill>
-                          <a:blip r:embed="rId22" cstate="print">
+                          <a:blip r:embed="rId23" cstate="print">
                             <a:extLst>
                               <a:ext uri="{28A0092B-C50C-407E-A947-70E740481C1C}">
                                 <a14:useLocalDpi xmlns:a14="http://schemas.microsoft.com/office/drawing/2010/main" val="0"/>
@@ -3989,6 +4418,48 @@
     </w:p>
     <w:p>
       <w:pPr>
+        <w:jc w:val="center"/>
+        <w:outlineLvl w:val="3"/>
+        <w:rPr>
+          <w:rFonts w:ascii="標楷體-繁" w:eastAsia="標楷體-繁" w:hAnsi="新細明體" w:cs="新細明體"/>
+          <w:b/>
+          <w:bCs/>
+          <w:color w:val="000000" w:themeColor="text1"/>
+          <w:sz w:val="28"/>
+          <w:szCs w:val="28"/>
+        </w:rPr>
+      </w:pPr>
+    </w:p>
+    <w:p>
+      <w:pPr>
+        <w:jc w:val="center"/>
+        <w:outlineLvl w:val="3"/>
+        <w:rPr>
+          <w:rFonts w:ascii="標楷體-繁" w:eastAsia="標楷體-繁" w:hAnsi="新細明體" w:cs="新細明體"/>
+          <w:b/>
+          <w:bCs/>
+          <w:color w:val="000000" w:themeColor="text1"/>
+          <w:sz w:val="28"/>
+          <w:szCs w:val="28"/>
+        </w:rPr>
+      </w:pPr>
+    </w:p>
+    <w:p>
+      <w:pPr>
+        <w:jc w:val="center"/>
+        <w:outlineLvl w:val="3"/>
+        <w:rPr>
+          <w:rFonts w:ascii="標楷體-繁" w:eastAsia="標楷體-繁" w:hAnsi="新細明體" w:cs="新細明體"/>
+          <w:b/>
+          <w:bCs/>
+          <w:color w:val="000000" w:themeColor="text1"/>
+          <w:sz w:val="28"/>
+          <w:szCs w:val="28"/>
+        </w:rPr>
+      </w:pPr>
+    </w:p>
+    <w:p>
+      <w:pPr>
         <w:widowControl/>
         <w:rPr>
           <w:rFonts w:ascii="標楷體-繁" w:eastAsia="標楷體-繁" w:hAnsi="新細明體" w:cs="新細明體"/>
@@ -4034,7 +4505,7 @@
           <w:szCs w:val="28"/>
         </w:rPr>
         <w:lastRenderedPageBreak/>
-        <w:t>表12-18 回報畫面</w:t>
+        <w:t>表12-19 回報畫面</w:t>
       </w:r>
     </w:p>
     <w:tbl>
@@ -4102,7 +4573,7 @@
                 <w:noProof/>
               </w:rPr>
               <w:drawing>
-                <wp:inline distT="0" distB="0" distL="0" distR="0" wp14:anchorId="41B6DC36" wp14:editId="1F2AE447">
+                <wp:inline distT="0" distB="0" distL="0" distR="0" wp14:anchorId="01EAF53C" wp14:editId="2DCEA563">
                   <wp:extent cx="3867150" cy="1681995"/>
                   <wp:effectExtent l="0" t="0" r="0" b="0"/>
                   <wp:docPr id="1762272773" name="drawing"/>
@@ -4117,7 +4588,7 @@
                           <pic:cNvPicPr/>
                         </pic:nvPicPr>
                         <pic:blipFill>
-                          <a:blip r:embed="rId23">
+                          <a:blip r:embed="rId24">
                             <a:extLst>
                               <a:ext uri="{28A0092B-C50C-407E-A947-70E740481C1C}">
                                 <a14:useLocalDpi xmlns:a14="http://schemas.microsoft.com/office/drawing/2010/main"/>
@@ -4158,7 +4629,7 @@
                 <w:noProof/>
               </w:rPr>
               <w:drawing>
-                <wp:inline distT="0" distB="0" distL="0" distR="0" wp14:anchorId="4B843768" wp14:editId="2A4E72CA">
+                <wp:inline distT="0" distB="0" distL="0" distR="0" wp14:anchorId="6BAB8F58" wp14:editId="2FA725A5">
                   <wp:extent cx="3975584" cy="1729157"/>
                   <wp:effectExtent l="0" t="0" r="0" b="0"/>
                   <wp:docPr id="1684466875" name="drawing"/>
@@ -4173,7 +4644,7 @@
                           <pic:cNvPicPr/>
                         </pic:nvPicPr>
                         <pic:blipFill>
-                          <a:blip r:embed="rId24">
+                          <a:blip r:embed="rId25">
                             <a:extLst>
                               <a:ext uri="{28A0092B-C50C-407E-A947-70E740481C1C}">
                                 <a14:useLocalDpi xmlns:a14="http://schemas.microsoft.com/office/drawing/2010/main"/>
@@ -4264,7 +4735,7 @@
                 <w:noProof/>
               </w:rPr>
               <w:drawing>
-                <wp:inline distT="0" distB="0" distL="0" distR="0" wp14:anchorId="1E967957" wp14:editId="0DB9BCCD">
+                <wp:inline distT="0" distB="0" distL="0" distR="0" wp14:anchorId="3A5BFC64" wp14:editId="75EE4CCF">
                   <wp:extent cx="139700" cy="177800"/>
                   <wp:effectExtent l="0" t="0" r="0" b="0"/>
                   <wp:docPr id="65300917" name="drawing"/>
@@ -4279,7 +4750,7 @@
                           <pic:cNvPicPr/>
                         </pic:nvPicPr>
                         <pic:blipFill>
-                          <a:blip r:embed="rId25">
+                          <a:blip r:embed="rId26">
                             <a:extLst>
                               <a:ext uri="{28A0092B-C50C-407E-A947-70E740481C1C}">
                                 <a14:useLocalDpi xmlns:a14="http://schemas.microsoft.com/office/drawing/2010/main" val="0"/>
@@ -4372,7 +4843,7 @@
           <w:szCs w:val="28"/>
         </w:rPr>
         <w:lastRenderedPageBreak/>
-        <w:t>表12-19 使用者登出畫面</w:t>
+        <w:t>表12-20 使用者登出畫面</w:t>
       </w:r>
     </w:p>
     <w:tbl>
@@ -4440,7 +4911,7 @@
                 <w:noProof/>
               </w:rPr>
               <w:drawing>
-                <wp:inline distT="0" distB="0" distL="0" distR="0" wp14:anchorId="298CAECF" wp14:editId="151B06BB">
+                <wp:inline distT="0" distB="0" distL="0" distR="0" wp14:anchorId="5205A226" wp14:editId="3D2A7CDF">
                   <wp:extent cx="5124450" cy="2571750"/>
                   <wp:effectExtent l="0" t="0" r="0" b="0"/>
                   <wp:docPr id="861669734" name="drawing"/>
@@ -4455,7 +4926,7 @@
                           <pic:cNvPicPr/>
                         </pic:nvPicPr>
                         <pic:blipFill>
-                          <a:blip r:embed="rId26" cstate="print">
+                          <a:blip r:embed="rId27" cstate="print">
                             <a:extLst>
                               <a:ext uri="{28A0092B-C50C-407E-A947-70E740481C1C}">
                                 <a14:useLocalDpi xmlns:a14="http://schemas.microsoft.com/office/drawing/2010/main" val="0"/>
@@ -4600,21 +5071,6 @@
     </w:p>
     <w:p>
       <w:pPr>
-        <w:widowControl/>
-        <w:spacing w:beforeAutospacing="1" w:afterAutospacing="1" w:line="240" w:lineRule="auto"/>
-        <w:outlineLvl w:val="3"/>
-        <w:rPr>
-          <w:rFonts w:ascii="標楷體-繁" w:eastAsia="標楷體-繁" w:hAnsi="新細明體" w:cs="新細明體"/>
-          <w:b/>
-          <w:bCs/>
-          <w:color w:val="000000" w:themeColor="text1"/>
-          <w:sz w:val="28"/>
-          <w:szCs w:val="28"/>
-        </w:rPr>
-      </w:pPr>
-    </w:p>
-    <w:p>
-      <w:pPr>
         <w:jc w:val="center"/>
         <w:outlineLvl w:val="3"/>
         <w:rPr>
@@ -4635,7 +5091,7 @@
           <w:sz w:val="28"/>
           <w:szCs w:val="28"/>
         </w:rPr>
-        <w:t>表12-20 商家註冊畫面</w:t>
+        <w:t>表12-21 商家註冊畫面</w:t>
       </w:r>
     </w:p>
     <w:tbl>
@@ -4700,7 +5156,7 @@
                 <w:noProof/>
               </w:rPr>
               <w:drawing>
-                <wp:inline distT="0" distB="0" distL="0" distR="0" wp14:anchorId="48DDEB01" wp14:editId="048D729D">
+                <wp:inline distT="0" distB="0" distL="0" distR="0" wp14:anchorId="22055486" wp14:editId="41886688">
                   <wp:extent cx="5124450" cy="2200275"/>
                   <wp:effectExtent l="0" t="0" r="0" b="0"/>
                   <wp:docPr id="1741567746" name="drawing"/>
@@ -4841,7 +5297,7 @@
           <w:szCs w:val="28"/>
         </w:rPr>
         <w:lastRenderedPageBreak/>
-        <w:t>表12-21 申請商家認證畫面</w:t>
+        <w:t>表12-22 申請商家認證畫面</w:t>
       </w:r>
     </w:p>
     <w:tbl>
@@ -4906,7 +5362,7 @@
                 <w:noProof/>
               </w:rPr>
               <w:drawing>
-                <wp:inline distT="0" distB="0" distL="0" distR="0" wp14:anchorId="41729E11" wp14:editId="6526D262">
+                <wp:inline distT="0" distB="0" distL="0" distR="0" wp14:anchorId="28D23EAF" wp14:editId="24BB79CC">
                   <wp:extent cx="5124450" cy="2466975"/>
                   <wp:effectExtent l="0" t="0" r="0" b="0"/>
                   <wp:docPr id="762651952" name="drawing"/>
@@ -4921,7 +5377,7 @@
                           <pic:cNvPicPr/>
                         </pic:nvPicPr>
                         <pic:blipFill>
-                          <a:blip r:embed="rId27" cstate="print">
+                          <a:blip r:embed="rId28" cstate="print">
                             <a:extLst>
                               <a:ext uri="{28A0092B-C50C-407E-A947-70E740481C1C}">
                                 <a14:useLocalDpi xmlns:a14="http://schemas.microsoft.com/office/drawing/2010/main" val="0"/>
@@ -5028,7 +5484,7 @@
           <w:szCs w:val="28"/>
         </w:rPr>
         <w:lastRenderedPageBreak/>
-        <w:t>表12-22 商家標識顯示畫面</w:t>
+        <w:t>表12-23 商家標識顯示畫面</w:t>
       </w:r>
     </w:p>
     <w:tbl>
@@ -5095,7 +5551,7 @@
                 <w:noProof/>
               </w:rPr>
               <w:drawing>
-                <wp:inline distT="0" distB="0" distL="0" distR="0" wp14:anchorId="1D61DC22" wp14:editId="4E46D8B8">
+                <wp:inline distT="0" distB="0" distL="0" distR="0" wp14:anchorId="473C3FC1" wp14:editId="6D66B53D">
                   <wp:extent cx="2486025" cy="1809750"/>
                   <wp:effectExtent l="0" t="0" r="0" b="0"/>
                   <wp:docPr id="2031074470" name="drawing"/>
@@ -5110,7 +5566,7 @@
                           <pic:cNvPicPr/>
                         </pic:nvPicPr>
                         <pic:blipFill>
-                          <a:blip r:embed="rId28" cstate="print">
+                          <a:blip r:embed="rId29" cstate="print">
                             <a:extLst>
                               <a:ext uri="{28A0092B-C50C-407E-A947-70E740481C1C}">
                                 <a14:useLocalDpi xmlns:a14="http://schemas.microsoft.com/office/drawing/2010/main" val="0"/>
@@ -5148,7 +5604,7 @@
                 <w:noProof/>
               </w:rPr>
               <w:drawing>
-                <wp:inline distT="0" distB="0" distL="0" distR="0" wp14:anchorId="0EF4F8EB" wp14:editId="66FDFC53">
+                <wp:inline distT="0" distB="0" distL="0" distR="0" wp14:anchorId="1843D51B" wp14:editId="7D532E84">
                   <wp:extent cx="2486025" cy="1809355"/>
                   <wp:effectExtent l="0" t="0" r="0" b="0"/>
                   <wp:docPr id="381747924" name="drawing"/>
@@ -5163,7 +5619,7 @@
                           <pic:cNvPicPr/>
                         </pic:nvPicPr>
                         <pic:blipFill>
-                          <a:blip r:embed="rId29">
+                          <a:blip r:embed="rId30">
                             <a:extLst>
                               <a:ext uri="{28A0092B-C50C-407E-A947-70E740481C1C}">
                                 <a14:useLocalDpi xmlns:a14="http://schemas.microsoft.com/office/drawing/2010/main"/>
@@ -5206,7 +5662,7 @@
                 <w:noProof/>
               </w:rPr>
               <w:drawing>
-                <wp:inline distT="0" distB="0" distL="0" distR="0" wp14:anchorId="38C5FBC2" wp14:editId="1E5801C4">
+                <wp:inline distT="0" distB="0" distL="0" distR="0" wp14:anchorId="7B2C899E" wp14:editId="76A8626A">
                   <wp:extent cx="2486025" cy="1809750"/>
                   <wp:effectExtent l="0" t="0" r="0" b="0"/>
                   <wp:docPr id="489683216" name="drawing"/>
@@ -5218,59 +5674,6 @@
                       <pic:pic xmlns:pic="http://schemas.openxmlformats.org/drawingml/2006/picture">
                         <pic:nvPicPr>
                           <pic:cNvPr id="489683216" name=""/>
-                          <pic:cNvPicPr/>
-                        </pic:nvPicPr>
-                        <pic:blipFill>
-                          <a:blip r:embed="rId30" cstate="print">
-                            <a:extLst>
-                              <a:ext uri="{28A0092B-C50C-407E-A947-70E740481C1C}">
-                                <a14:useLocalDpi xmlns:a14="http://schemas.microsoft.com/office/drawing/2010/main" val="0"/>
-                              </a:ext>
-                            </a:extLst>
-                          </a:blip>
-                          <a:stretch>
-                            <a:fillRect/>
-                          </a:stretch>
-                        </pic:blipFill>
-                        <pic:spPr>
-                          <a:xfrm>
-                            <a:off x="0" y="0"/>
-                            <a:ext cx="2486025" cy="1809750"/>
-                          </a:xfrm>
-                          <a:prstGeom prst="rect">
-                            <a:avLst/>
-                          </a:prstGeom>
-                        </pic:spPr>
-                      </pic:pic>
-                    </a:graphicData>
-                  </a:graphic>
-                </wp:inline>
-              </w:drawing>
-            </w:r>
-          </w:p>
-        </w:tc>
-        <w:tc>
-          <w:tcPr>
-            <w:tcW w:w="4148" w:type="dxa"/>
-          </w:tcPr>
-          <w:p>
-            <w:r>
-              <w:rPr>
-                <w:noProof/>
-              </w:rPr>
-              <w:drawing>
-                <wp:inline distT="0" distB="0" distL="0" distR="0" wp14:anchorId="31489033" wp14:editId="47D0BFC1">
-                  <wp:extent cx="2486025" cy="1809750"/>
-                  <wp:effectExtent l="0" t="0" r="0" b="0"/>
-                  <wp:docPr id="1360408374" name="drawing"/>
-                  <wp:cNvGraphicFramePr>
-                    <a:graphicFrameLocks xmlns:a="http://schemas.openxmlformats.org/drawingml/2006/main" noChangeAspect="1"/>
-                  </wp:cNvGraphicFramePr>
-                  <a:graphic xmlns:a="http://schemas.openxmlformats.org/drawingml/2006/main">
-                    <a:graphicData uri="http://schemas.openxmlformats.org/drawingml/2006/picture">
-                      <pic:pic xmlns:pic="http://schemas.openxmlformats.org/drawingml/2006/picture">
-                        <pic:nvPicPr>
-                          <pic:cNvPr id="1360408374" name=""/>
                           <pic:cNvPicPr/>
                         </pic:nvPicPr>
                         <pic:blipFill>
@@ -5302,6 +5705,59 @@
             </w:r>
           </w:p>
         </w:tc>
+        <w:tc>
+          <w:tcPr>
+            <w:tcW w:w="4148" w:type="dxa"/>
+          </w:tcPr>
+          <w:p>
+            <w:r>
+              <w:rPr>
+                <w:noProof/>
+              </w:rPr>
+              <w:drawing>
+                <wp:inline distT="0" distB="0" distL="0" distR="0" wp14:anchorId="34D46BA1" wp14:editId="5431C159">
+                  <wp:extent cx="2486025" cy="1809750"/>
+                  <wp:effectExtent l="0" t="0" r="0" b="0"/>
+                  <wp:docPr id="1360408374" name="drawing"/>
+                  <wp:cNvGraphicFramePr>
+                    <a:graphicFrameLocks xmlns:a="http://schemas.openxmlformats.org/drawingml/2006/main" noChangeAspect="1"/>
+                  </wp:cNvGraphicFramePr>
+                  <a:graphic xmlns:a="http://schemas.openxmlformats.org/drawingml/2006/main">
+                    <a:graphicData uri="http://schemas.openxmlformats.org/drawingml/2006/picture">
+                      <pic:pic xmlns:pic="http://schemas.openxmlformats.org/drawingml/2006/picture">
+                        <pic:nvPicPr>
+                          <pic:cNvPr id="1360408374" name=""/>
+                          <pic:cNvPicPr/>
+                        </pic:nvPicPr>
+                        <pic:blipFill>
+                          <a:blip r:embed="rId32" cstate="print">
+                            <a:extLst>
+                              <a:ext uri="{28A0092B-C50C-407E-A947-70E740481C1C}">
+                                <a14:useLocalDpi xmlns:a14="http://schemas.microsoft.com/office/drawing/2010/main" val="0"/>
+                              </a:ext>
+                            </a:extLst>
+                          </a:blip>
+                          <a:stretch>
+                            <a:fillRect/>
+                          </a:stretch>
+                        </pic:blipFill>
+                        <pic:spPr>
+                          <a:xfrm>
+                            <a:off x="0" y="0"/>
+                            <a:ext cx="2486025" cy="1809750"/>
+                          </a:xfrm>
+                          <a:prstGeom prst="rect">
+                            <a:avLst/>
+                          </a:prstGeom>
+                        </pic:spPr>
+                      </pic:pic>
+                    </a:graphicData>
+                  </a:graphic>
+                </wp:inline>
+              </w:drawing>
+            </w:r>
+          </w:p>
+        </w:tc>
       </w:tr>
       <w:tr>
         <w:trPr>
@@ -5441,11 +5897,21 @@
         </w:tc>
       </w:tr>
     </w:tbl>
-    <w:p/>
     <w:p>
       <w:pPr>
         <w:pStyle w:val="Web"/>
         <w:ind w:left="480"/>
+        <w:rPr>
+          <w:rFonts w:ascii="標楷體-繁" w:eastAsia="標楷體-繁"/>
+          <w:b/>
+          <w:bCs/>
+          <w:color w:val="000000" w:themeColor="text1"/>
+        </w:rPr>
+      </w:pPr>
+    </w:p>
+    <w:p>
+      <w:pPr>
+        <w:pStyle w:val="Web"/>
         <w:outlineLvl w:val="3"/>
         <w:rPr>
           <w:rFonts w:ascii="標楷體-繁" w:eastAsia="標楷體-繁"/>
@@ -5471,6 +5937,32 @@
     </w:p>
     <w:p>
       <w:pPr>
+        <w:widowControl/>
+        <w:spacing w:beforeAutospacing="1" w:afterAutospacing="1" w:line="240" w:lineRule="auto"/>
+        <w:outlineLvl w:val="3"/>
+        <w:rPr>
+          <w:rFonts w:ascii="標楷體-繁" w:eastAsia="標楷體-繁" w:hAnsi="新細明體" w:cs="新細明體"/>
+          <w:b/>
+          <w:bCs/>
+          <w:color w:val="000000" w:themeColor="text1"/>
+          <w:sz w:val="28"/>
+          <w:szCs w:val="28"/>
+        </w:rPr>
+      </w:pPr>
+      <w:r>
+        <w:rPr>
+          <w:rFonts w:ascii="標楷體-繁" w:eastAsia="標楷體-繁" w:hAnsi="新細明體" w:cs="新細明體"/>
+          <w:b/>
+          <w:bCs/>
+          <w:color w:val="000000" w:themeColor="text1"/>
+          <w:sz w:val="28"/>
+          <w:szCs w:val="28"/>
+        </w:rPr>
+        <w:t>平管管理者與一般使用者共用部分操作流程與功能，如個人資料設定、貼文互動等。本節將僅說明平台管理者所具備的專屬功能與畫面差異進行說明。</w:t>
+      </w:r>
+    </w:p>
+    <w:p>
+      <w:pPr>
         <w:jc w:val="center"/>
         <w:outlineLvl w:val="3"/>
         <w:rPr>
@@ -5491,7 +5983,7 @@
           <w:sz w:val="28"/>
           <w:szCs w:val="28"/>
         </w:rPr>
-        <w:t>表12-23 平台管理者登入畫面</w:t>
+        <w:t>表12-24 平台管理者登入畫面</w:t>
       </w:r>
     </w:p>
     <w:tbl>
@@ -5566,7 +6058,7 @@
                 <w:noProof/>
               </w:rPr>
               <w:drawing>
-                <wp:inline distT="0" distB="0" distL="0" distR="0" wp14:anchorId="2E59370A" wp14:editId="2FA15200">
+                <wp:inline distT="0" distB="0" distL="0" distR="0" wp14:anchorId="13D36693" wp14:editId="3012D6D1">
                   <wp:extent cx="5124450" cy="2200275"/>
                   <wp:effectExtent l="0" t="0" r="0" b="0"/>
                   <wp:docPr id="1450954622" name="drawing"/>
@@ -5641,7 +6133,7 @@
                 <w:szCs w:val="28"/>
                 <w:lang w:eastAsia="zh-TW"/>
               </w:rPr>
-              <w:t>平台管理者進入登入畫面 ， 輸入用戶名跟密碼，登入系統</w:t>
+              <w:t>先從終端機建立管理者帳號，接著進入登入畫面 ， 輸入用戶名和密碼，登入系統</w:t>
             </w:r>
           </w:p>
         </w:tc>
@@ -5679,21 +6171,6 @@
     </w:p>
     <w:p>
       <w:pPr>
-        <w:pStyle w:val="Web"/>
-        <w:ind w:left="480"/>
-        <w:outlineLvl w:val="3"/>
-        <w:rPr>
-          <w:rFonts w:ascii="標楷體-繁" w:eastAsia="標楷體-繁"/>
-          <w:b/>
-          <w:bCs/>
-          <w:color w:val="000000" w:themeColor="text1"/>
-          <w:sz w:val="28"/>
-          <w:szCs w:val="28"/>
-        </w:rPr>
-      </w:pPr>
-    </w:p>
-    <w:p>
-      <w:pPr>
         <w:widowControl/>
         <w:rPr>
           <w:rFonts w:ascii="標楷體-繁" w:eastAsia="標楷體-繁" w:hAnsi="新細明體" w:cs="新細明體"/>
@@ -5739,7 +6216,7 @@
           <w:szCs w:val="28"/>
         </w:rPr>
         <w:lastRenderedPageBreak/>
-        <w:t>表12-24 管理儀表板畫面</w:t>
+        <w:t>表12-25 管理儀表板畫面</w:t>
       </w:r>
     </w:p>
     <w:tbl>
@@ -5804,7 +6281,7 @@
                 <w:noProof/>
               </w:rPr>
               <w:drawing>
-                <wp:inline distT="0" distB="0" distL="0" distR="0" wp14:anchorId="5AD39BE5" wp14:editId="03108E7D">
+                <wp:inline distT="0" distB="0" distL="0" distR="0" wp14:anchorId="5DC7D95B" wp14:editId="56EA5232">
                   <wp:extent cx="5124450" cy="2286000"/>
                   <wp:effectExtent l="0" t="0" r="0" b="0"/>
                   <wp:docPr id="1997481737" name="drawing"/>
@@ -5819,7 +6296,7 @@
                           <pic:cNvPicPr/>
                         </pic:nvPicPr>
                         <pic:blipFill>
-                          <a:blip r:embed="rId32" cstate="print">
+                          <a:blip r:embed="rId33" cstate="print">
                             <a:extLst>
                               <a:ext uri="{28A0092B-C50C-407E-A947-70E740481C1C}">
                                 <a14:useLocalDpi xmlns:a14="http://schemas.microsoft.com/office/drawing/2010/main" val="0"/>
@@ -5906,7 +6383,6 @@
     <w:p>
       <w:pPr>
         <w:pStyle w:val="Web"/>
-        <w:ind w:left="480"/>
         <w:outlineLvl w:val="3"/>
         <w:rPr>
           <w:rFonts w:ascii="標楷體-繁" w:eastAsia="標楷體-繁"/>
@@ -5921,7 +6397,6 @@
     <w:p>
       <w:pPr>
         <w:pStyle w:val="Web"/>
-        <w:ind w:left="480"/>
         <w:outlineLvl w:val="3"/>
         <w:rPr>
           <w:rFonts w:ascii="標楷體-繁" w:eastAsia="標楷體-繁"/>
@@ -5934,7 +6409,26 @@
       </w:pPr>
     </w:p>
     <w:p>
+      <w:pPr>
+        <w:widowControl/>
+        <w:rPr>
+          <w:rFonts w:ascii="標楷體-繁" w:eastAsia="標楷體-繁" w:hAnsi="新細明體" w:cs="新細明體"/>
+          <w:b/>
+          <w:bCs/>
+          <w:color w:val="000000" w:themeColor="text1"/>
+          <w:sz w:val="28"/>
+          <w:szCs w:val="28"/>
+        </w:rPr>
+      </w:pPr>
       <w:r>
+        <w:rPr>
+          <w:rFonts w:ascii="標楷體-繁" w:eastAsia="標楷體-繁" w:hAnsi="新細明體" w:cs="新細明體"/>
+          <w:b/>
+          <w:bCs/>
+          <w:color w:val="000000" w:themeColor="text1"/>
+          <w:sz w:val="28"/>
+          <w:szCs w:val="28"/>
+        </w:rPr>
         <w:br w:type="page"/>
       </w:r>
     </w:p>
@@ -5961,7 +6455,7 @@
           <w:szCs w:val="28"/>
         </w:rPr>
         <w:lastRenderedPageBreak/>
-        <w:t>表12-25 待處理事項－待審核商家認證畫面</w:t>
+        <w:t>表12-26 待處理事項－待審核商家認證畫面</w:t>
       </w:r>
     </w:p>
     <w:tbl>
@@ -6026,7 +6520,7 @@
                 <w:noProof/>
               </w:rPr>
               <w:drawing>
-                <wp:inline distT="0" distB="0" distL="0" distR="0" wp14:anchorId="2D371346" wp14:editId="34EB314F">
+                <wp:inline distT="0" distB="0" distL="0" distR="0" wp14:anchorId="766035B5" wp14:editId="63F95005">
                   <wp:extent cx="5124450" cy="1695450"/>
                   <wp:effectExtent l="0" t="0" r="0" b="0"/>
                   <wp:docPr id="338331522" name="drawing"/>
@@ -6041,7 +6535,7 @@
                           <pic:cNvPicPr/>
                         </pic:nvPicPr>
                         <pic:blipFill>
-                          <a:blip r:embed="rId33" cstate="print">
+                          <a:blip r:embed="rId34" cstate="print">
                             <a:extLst>
                               <a:ext uri="{28A0092B-C50C-407E-A947-70E740481C1C}">
                                 <a14:useLocalDpi xmlns:a14="http://schemas.microsoft.com/office/drawing/2010/main" val="0"/>
@@ -6101,7 +6595,53 @@
                 <w:szCs w:val="28"/>
                 <w:lang w:eastAsia="zh-TW"/>
               </w:rPr>
-              <w:t>點擊首頁儀表板的「待審核商家認證」後，會進入此管理畫面，管理者可在此頁面切換查看「待審核」、「已通過」與「已拒絕」三種申請狀態。點選「審核」可查看申請詳情並進行處理，其餘區塊則供後續查閱。</w:t>
+              <w:t>點擊首頁儀表板的「待審核商家認證」</w:t>
+            </w:r>
+            <w:r>
+              <w:rPr>
+                <w:rFonts w:ascii="標楷體-繁" w:eastAsia="標楷體-繁" w:hAnsi="新細明體" w:cs="新細明體"/>
+                <w:b/>
+                <w:bCs/>
+                <w:sz w:val="28"/>
+                <w:szCs w:val="28"/>
+                <w:lang w:eastAsia="zh-TW"/>
+              </w:rPr>
+              <w:t>或「管理功能」</w:t>
+            </w:r>
+            <w:r>
+              <w:rPr>
+                <w:rFonts w:ascii="標楷體-繁" w:eastAsia="標楷體-繁" w:hAnsi="新細明體" w:cs="新細明體"/>
+                <w:b/>
+                <w:bCs/>
+                <w:color w:val="000000" w:themeColor="text1"/>
+                <w:sz w:val="28"/>
+                <w:szCs w:val="28"/>
+                <w:lang w:eastAsia="zh-TW"/>
+              </w:rPr>
+              <w:t>－</w:t>
+            </w:r>
+            <w:r>
+              <w:rPr>
+                <w:rFonts w:ascii="標楷體-繁" w:eastAsia="標楷體-繁" w:hAnsi="新細明體" w:cs="新細明體"/>
+                <w:b/>
+                <w:bCs/>
+                <w:sz w:val="28"/>
+                <w:szCs w:val="28"/>
+                <w:lang w:eastAsia="zh-TW"/>
+              </w:rPr>
+              <w:t>「商家認證管理」</w:t>
+            </w:r>
+            <w:r>
+              <w:rPr>
+                <w:rFonts w:ascii="標楷體-繁" w:eastAsia="標楷體-繁" w:hAnsi="新細明體" w:cs="新細明體"/>
+                <w:b/>
+                <w:bCs/>
+                <w:color w:val="000000" w:themeColor="text1"/>
+                <w:sz w:val="28"/>
+                <w:szCs w:val="28"/>
+                <w:lang w:eastAsia="zh-TW"/>
+              </w:rPr>
+              <w:t>後，會進入此管理畫面，管理者可在此頁面切換查看「待審核」、「已通過」與「已拒絕」三種申請狀態。點選「審核」可查看申請詳情並進行處理，其餘區塊則供後續查閱。</w:t>
             </w:r>
           </w:p>
         </w:tc>
@@ -6165,7 +6705,7 @@
           <w:szCs w:val="28"/>
         </w:rPr>
         <w:lastRenderedPageBreak/>
-        <w:t>表12-26 審核商家認證申請畫面</w:t>
+        <w:t>表12-27 審核商家認證申請畫面</w:t>
       </w:r>
     </w:p>
     <w:tbl>
@@ -6233,8 +6773,8 @@
                 <w:noProof/>
               </w:rPr>
               <w:drawing>
-                <wp:inline distT="0" distB="0" distL="0" distR="0" wp14:anchorId="3DCF7C1D" wp14:editId="5BD94B43">
-                  <wp:extent cx="3438525" cy="5124450"/>
+                <wp:inline distT="0" distB="0" distL="0" distR="0" wp14:anchorId="6E7FC5FA" wp14:editId="36DAF2D2">
+                  <wp:extent cx="3438525" cy="4962525"/>
                   <wp:effectExtent l="0" t="0" r="0" b="0"/>
                   <wp:docPr id="1446775585" name="drawing"/>
                   <wp:cNvGraphicFramePr>
@@ -6248,10 +6788,10 @@
                           <pic:cNvPicPr/>
                         </pic:nvPicPr>
                         <pic:blipFill>
-                          <a:blip r:embed="rId34" cstate="print">
+                          <a:blip r:embed="rId35">
                             <a:extLst>
                               <a:ext uri="{28A0092B-C50C-407E-A947-70E740481C1C}">
-                                <a14:useLocalDpi xmlns:a14="http://schemas.microsoft.com/office/drawing/2010/main" val="0"/>
+                                <a14:useLocalDpi xmlns:a14="http://schemas.microsoft.com/office/drawing/2010/main"/>
                               </a:ext>
                             </a:extLst>
                           </a:blip>
@@ -6262,7 +6802,7 @@
                         <pic:spPr>
                           <a:xfrm>
                             <a:off x="0" y="0"/>
-                            <a:ext cx="3438525" cy="5124450"/>
+                            <a:ext cx="3438525" cy="4962525"/>
                           </a:xfrm>
                           <a:prstGeom prst="rect">
                             <a:avLst/>
@@ -6348,7 +6888,7 @@
           <w:szCs w:val="28"/>
         </w:rPr>
         <w:lastRenderedPageBreak/>
-        <w:t>表12-27 待處理事項－待處理回報畫面</w:t>
+        <w:t>表12-28 待處理事項－待處理回報畫面</w:t>
       </w:r>
     </w:p>
     <w:tbl>
@@ -6413,10 +6953,10 @@
                 <w:noProof/>
               </w:rPr>
               <w:drawing>
-                <wp:inline distT="0" distB="0" distL="0" distR="0" wp14:anchorId="3A29244E" wp14:editId="57628B71">
-                  <wp:extent cx="5124450" cy="1695450"/>
+                <wp:inline distT="0" distB="0" distL="0" distR="0" wp14:anchorId="08A22474" wp14:editId="4F5D3887">
+                  <wp:extent cx="5114925" cy="2114550"/>
                   <wp:effectExtent l="0" t="0" r="0" b="0"/>
-                  <wp:docPr id="1757660581" name="drawing"/>
+                  <wp:docPr id="298700584" name="drawing"/>
                   <wp:cNvGraphicFramePr>
                     <a:graphicFrameLocks xmlns:a="http://schemas.openxmlformats.org/drawingml/2006/main" noChangeAspect="1"/>
                   </wp:cNvGraphicFramePr>
@@ -6424,11 +6964,11 @@
                     <a:graphicData uri="http://schemas.openxmlformats.org/drawingml/2006/picture">
                       <pic:pic xmlns:pic="http://schemas.openxmlformats.org/drawingml/2006/picture">
                         <pic:nvPicPr>
-                          <pic:cNvPr id="338331522" name=""/>
+                          <pic:cNvPr id="298700584" name=""/>
                           <pic:cNvPicPr/>
                         </pic:nvPicPr>
                         <pic:blipFill>
-                          <a:blip r:embed="rId33" cstate="print">
+                          <a:blip r:embed="rId36" cstate="print">
                             <a:extLst>
                               <a:ext uri="{28A0092B-C50C-407E-A947-70E740481C1C}">
                                 <a14:useLocalDpi xmlns:a14="http://schemas.microsoft.com/office/drawing/2010/main" val="0"/>
@@ -6442,7 +6982,7 @@
                         <pic:spPr>
                           <a:xfrm>
                             <a:off x="0" y="0"/>
-                            <a:ext cx="5124450" cy="1695450"/>
+                            <a:ext cx="5114925" cy="2114550"/>
                           </a:xfrm>
                           <a:prstGeom prst="rect">
                             <a:avLst/>
@@ -6488,7 +7028,53 @@
                 <w:szCs w:val="28"/>
                 <w:lang w:eastAsia="zh-TW"/>
               </w:rPr>
-              <w:t>點選「待審核商家認證」後，進入管理頁面，可切換查看「待審核」、「已通過」、「已拒絕」的申請狀態。管理者可點選「審核」查看詳情並進行處理。</w:t>
+              <w:t>點擊首頁儀表板的「待處理回報」、「處理中回報」</w:t>
+            </w:r>
+            <w:r>
+              <w:rPr>
+                <w:rFonts w:ascii="標楷體-繁" w:eastAsia="標楷體-繁" w:hAnsi="新細明體" w:cs="新細明體"/>
+                <w:b/>
+                <w:bCs/>
+                <w:sz w:val="28"/>
+                <w:szCs w:val="28"/>
+                <w:lang w:eastAsia="zh-TW"/>
+              </w:rPr>
+              <w:t>或導覽列的「管理功能」</w:t>
+            </w:r>
+            <w:r>
+              <w:rPr>
+                <w:rFonts w:ascii="標楷體-繁" w:eastAsia="標楷體-繁" w:hAnsi="新細明體" w:cs="新細明體"/>
+                <w:b/>
+                <w:bCs/>
+                <w:color w:val="000000" w:themeColor="text1"/>
+                <w:sz w:val="28"/>
+                <w:szCs w:val="28"/>
+                <w:lang w:eastAsia="zh-TW"/>
+              </w:rPr>
+              <w:t>－</w:t>
+            </w:r>
+            <w:r>
+              <w:rPr>
+                <w:rFonts w:ascii="標楷體-繁" w:eastAsia="標楷體-繁" w:hAnsi="新細明體" w:cs="新細明體"/>
+                <w:b/>
+                <w:bCs/>
+                <w:sz w:val="28"/>
+                <w:szCs w:val="28"/>
+                <w:lang w:eastAsia="zh-TW"/>
+              </w:rPr>
+              <w:t>「回報管理」</w:t>
+            </w:r>
+            <w:r>
+              <w:rPr>
+                <w:rFonts w:ascii="標楷體-繁" w:eastAsia="標楷體-繁" w:hAnsi="新細明體" w:cs="新細明體"/>
+                <w:b/>
+                <w:bCs/>
+                <w:color w:val="000000" w:themeColor="text1"/>
+                <w:sz w:val="28"/>
+                <w:szCs w:val="28"/>
+                <w:lang w:eastAsia="zh-TW"/>
+              </w:rPr>
+              <w:t>後，會進入此管理畫面，管理者可在此頁面切換查看「待處理」、「處理中」與「已處理」三種回報狀態。點選「處理」可查看回報資訊並進行處理，其餘區塊則供後續查閱。</w:t>
             </w:r>
           </w:p>
         </w:tc>
@@ -6497,19 +7083,6 @@
     <w:p>
       <w:pPr>
         <w:pStyle w:val="Web"/>
-        <w:ind w:left="480"/>
-      </w:pPr>
-    </w:p>
-    <w:p>
-      <w:pPr>
-        <w:pStyle w:val="Web"/>
-        <w:ind w:left="480"/>
-      </w:pPr>
-    </w:p>
-    <w:p>
-      <w:pPr>
-        <w:pStyle w:val="Web"/>
-        <w:ind w:left="480"/>
       </w:pPr>
     </w:p>
     <w:p>
@@ -6559,7 +7132,7 @@
           <w:szCs w:val="28"/>
         </w:rPr>
         <w:lastRenderedPageBreak/>
-        <w:t>表12-28 待處理事項－處理回報畫面</w:t>
+        <w:t>表12-29 待處理事項－處理回報畫面</w:t>
       </w:r>
     </w:p>
     <w:tbl>
@@ -6619,13 +7192,16 @@
             <w:tcW w:w="8295" w:type="dxa"/>
           </w:tcPr>
           <w:p>
+            <w:pPr>
+              <w:jc w:val="center"/>
+            </w:pPr>
             <w:r>
               <w:rPr>
                 <w:noProof/>
               </w:rPr>
               <w:drawing>
-                <wp:inline distT="0" distB="0" distL="0" distR="0" wp14:anchorId="7A8C5659" wp14:editId="74D98E8A">
-                  <wp:extent cx="5124450" cy="3657600"/>
+                <wp:inline distT="0" distB="0" distL="0" distR="0" wp14:anchorId="464E6A56" wp14:editId="4952302C">
+                  <wp:extent cx="4845938" cy="3458810"/>
                   <wp:effectExtent l="0" t="0" r="0" b="0"/>
                   <wp:docPr id="1552629940" name="drawing" title="正在插入影像..."/>
                   <wp:cNvGraphicFramePr>
@@ -6639,10 +7215,10 @@
                           <pic:cNvPicPr/>
                         </pic:nvPicPr>
                         <pic:blipFill>
-                          <a:blip r:embed="rId35" cstate="print">
+                          <a:blip r:embed="rId37">
                             <a:extLst>
                               <a:ext uri="{28A0092B-C50C-407E-A947-70E740481C1C}">
-                                <a14:useLocalDpi xmlns:a14="http://schemas.microsoft.com/office/drawing/2010/main" val="0"/>
+                                <a14:useLocalDpi xmlns:a14="http://schemas.microsoft.com/office/drawing/2010/main"/>
                               </a:ext>
                             </a:extLst>
                           </a:blip>
@@ -6653,7 +7229,7 @@
                         <pic:spPr>
                           <a:xfrm>
                             <a:off x="0" y="0"/>
-                            <a:ext cx="5124450" cy="3657600"/>
+                            <a:ext cx="4845938" cy="3458810"/>
                           </a:xfrm>
                           <a:prstGeom prst="rect">
                             <a:avLst/>
@@ -6739,7 +7315,7 @@
           <w:szCs w:val="28"/>
         </w:rPr>
         <w:lastRenderedPageBreak/>
-        <w:t>表12-29 最近活動總覽畫面</w:t>
+        <w:t>表12-30 最近活動總覽畫面</w:t>
       </w:r>
     </w:p>
     <w:tbl>
@@ -6804,7 +7380,7 @@
                 <w:noProof/>
               </w:rPr>
               <w:drawing>
-                <wp:inline distT="0" distB="0" distL="0" distR="0" wp14:anchorId="593E27DC" wp14:editId="408C1A22">
+                <wp:inline distT="0" distB="0" distL="0" distR="0" wp14:anchorId="710ED409" wp14:editId="60E9451E">
                   <wp:extent cx="5124450" cy="1866900"/>
                   <wp:effectExtent l="0" t="0" r="0" b="0"/>
                   <wp:docPr id="717631634" name="drawing"/>
@@ -6819,7 +7395,7 @@
                           <pic:cNvPicPr/>
                         </pic:nvPicPr>
                         <pic:blipFill>
-                          <a:blip r:embed="rId36" cstate="print">
+                          <a:blip r:embed="rId38" cstate="print">
                             <a:extLst>
                               <a:ext uri="{28A0092B-C50C-407E-A947-70E740481C1C}">
                                 <a14:useLocalDpi xmlns:a14="http://schemas.microsoft.com/office/drawing/2010/main" val="0"/>
@@ -6950,7 +7526,7 @@
           <w:szCs w:val="28"/>
         </w:rPr>
         <w:lastRenderedPageBreak/>
-        <w:t>表12-30 最近活動-最近貼文畫面</w:t>
+        <w:t>表12-31 最近活動-最近貼文畫面</w:t>
       </w:r>
     </w:p>
     <w:tbl>
@@ -7015,7 +7591,7 @@
                 <w:noProof/>
               </w:rPr>
               <w:drawing>
-                <wp:inline distT="0" distB="0" distL="0" distR="0" wp14:anchorId="59D363D1" wp14:editId="1DA91E1F">
+                <wp:inline distT="0" distB="0" distL="0" distR="0" wp14:anchorId="700D86A8" wp14:editId="51F3D769">
                   <wp:extent cx="5124450" cy="2581275"/>
                   <wp:effectExtent l="0" t="0" r="0" b="0"/>
                   <wp:docPr id="770004598" name="drawing"/>
@@ -7030,7 +7606,7 @@
                           <pic:cNvPicPr/>
                         </pic:nvPicPr>
                         <pic:blipFill>
-                          <a:blip r:embed="rId37" cstate="print">
+                          <a:blip r:embed="rId39" cstate="print">
                             <a:extLst>
                               <a:ext uri="{28A0092B-C50C-407E-A947-70E740481C1C}">
                                 <a14:useLocalDpi xmlns:a14="http://schemas.microsoft.com/office/drawing/2010/main" val="0"/>
@@ -7118,6 +7694,7 @@
           <w:color w:val="000000" w:themeColor="text1"/>
           <w:sz w:val="28"/>
           <w:szCs w:val="28"/>
+          <w:highlight w:val="cyan"/>
         </w:rPr>
       </w:pPr>
       <w:r>
@@ -7130,7 +7707,7 @@
           <w:szCs w:val="28"/>
         </w:rPr>
         <w:lastRenderedPageBreak/>
-        <w:t>表12-31貼文瀏覽與評論畫面</w:t>
+        <w:t>表12-32貼文瀏覽與評論畫面</w:t>
       </w:r>
     </w:p>
     <w:tbl>
@@ -7195,7 +7772,7 @@
                 <w:noProof/>
               </w:rPr>
               <w:drawing>
-                <wp:inline distT="0" distB="0" distL="0" distR="0" wp14:anchorId="7BF552E4" wp14:editId="0D79E78C">
+                <wp:inline distT="0" distB="0" distL="0" distR="0" wp14:anchorId="129BC511" wp14:editId="7CE3E28E">
                   <wp:extent cx="5124450" cy="2181225"/>
                   <wp:effectExtent l="0" t="0" r="0" b="0"/>
                   <wp:docPr id="841426724" name="drawing"/>
@@ -7210,7 +7787,7 @@
                           <pic:cNvPicPr/>
                         </pic:nvPicPr>
                         <pic:blipFill>
-                          <a:blip r:embed="rId38" cstate="print">
+                          <a:blip r:embed="rId40" cstate="print">
                             <a:extLst>
                               <a:ext uri="{28A0092B-C50C-407E-A947-70E740481C1C}">
                                 <a14:useLocalDpi xmlns:a14="http://schemas.microsoft.com/office/drawing/2010/main" val="0"/>
@@ -7256,8 +7833,8 @@
                 <w:b/>
                 <w:bCs/>
                 <w:color w:val="000000" w:themeColor="text1"/>
-                <w:sz w:val="32"/>
-                <w:szCs w:val="32"/>
+                <w:sz w:val="28"/>
+                <w:szCs w:val="28"/>
                 <w:lang w:eastAsia="zh-TW"/>
               </w:rPr>
             </w:pPr>
@@ -7271,17 +7848,17 @@
                 <w:szCs w:val="28"/>
                 <w:lang w:eastAsia="zh-TW"/>
               </w:rPr>
-              <w:t>點擊貼文 ，可以查看貼文、評論內容，點選評論旁的「</w:t>
+              <w:t>點擊貼文可查看內容與留言，管理者可點選評論旁的「</w:t>
             </w:r>
             <w:r>
               <w:rPr>
                 <w:noProof/>
               </w:rPr>
               <w:drawing>
-                <wp:inline distT="0" distB="0" distL="0" distR="0" wp14:anchorId="18B49CEF" wp14:editId="63F543B4">
+                <wp:inline distT="0" distB="0" distL="0" distR="0" wp14:anchorId="4D77696E" wp14:editId="791486EF">
                   <wp:extent cx="158750" cy="158750"/>
                   <wp:effectExtent l="0" t="0" r="0" b="0"/>
-                  <wp:docPr id="136258070" name="drawing"/>
+                  <wp:docPr id="801802238" name="drawing"/>
                   <wp:cNvGraphicFramePr>
                     <a:graphicFrameLocks xmlns:a="http://schemas.openxmlformats.org/drawingml/2006/main" noChangeAspect="1"/>
                   </wp:cNvGraphicFramePr>
@@ -7293,7 +7870,7 @@
                           <pic:cNvPicPr/>
                         </pic:nvPicPr>
                         <pic:blipFill>
-                          <a:blip r:embed="rId39">
+                          <a:blip r:embed="rId41">
                             <a:extLst>
                               <a:ext uri="{28A0092B-C50C-407E-A947-70E740481C1C}">
                                 <a14:useLocalDpi xmlns:a14="http://schemas.microsoft.com/office/drawing/2010/main" val="0"/>
@@ -7329,7 +7906,978 @@
                 <w:szCs w:val="28"/>
                 <w:lang w:eastAsia="zh-TW"/>
               </w:rPr>
-              <w:t>」 ，再點選「刪除」，完成評論刪除，也可以像一般使用者進行收藏、按讚等基本功能</w:t>
+              <w:t>」後選擇「刪除」，以移除不當或不良評論。亦可執行收藏、按讚等一般使用者功能。</w:t>
+            </w:r>
+          </w:p>
+        </w:tc>
+      </w:tr>
+    </w:tbl>
+    <w:p>
+      <w:pPr>
+        <w:pStyle w:val="Web"/>
+        <w:ind w:left="480"/>
+      </w:pPr>
+    </w:p>
+    <w:p>
+      <w:pPr>
+        <w:pStyle w:val="Web"/>
+        <w:ind w:left="480"/>
+      </w:pPr>
+    </w:p>
+    <w:p>
+      <w:pPr>
+        <w:jc w:val="center"/>
+        <w:rPr>
+          <w:rFonts w:ascii="標楷體-繁" w:eastAsia="標楷體-繁" w:hAnsi="新細明體" w:cs="新細明體"/>
+          <w:b/>
+          <w:bCs/>
+          <w:color w:val="000000" w:themeColor="text1"/>
+          <w:sz w:val="28"/>
+          <w:szCs w:val="28"/>
+        </w:rPr>
+      </w:pPr>
+    </w:p>
+    <w:p>
+      <w:pPr>
+        <w:widowControl/>
+        <w:rPr>
+          <w:rFonts w:ascii="標楷體-繁" w:eastAsia="標楷體-繁" w:hAnsi="新細明體" w:cs="新細明體"/>
+          <w:b/>
+          <w:bCs/>
+          <w:color w:val="000000" w:themeColor="text1"/>
+          <w:sz w:val="28"/>
+          <w:szCs w:val="28"/>
+        </w:rPr>
+      </w:pPr>
+      <w:r>
+        <w:rPr>
+          <w:rFonts w:ascii="標楷體-繁" w:eastAsia="標楷體-繁" w:hAnsi="新細明體" w:cs="新細明體"/>
+          <w:b/>
+          <w:bCs/>
+          <w:color w:val="000000" w:themeColor="text1"/>
+          <w:sz w:val="28"/>
+          <w:szCs w:val="28"/>
+        </w:rPr>
+        <w:br w:type="page"/>
+      </w:r>
+    </w:p>
+    <w:p>
+      <w:pPr>
+        <w:jc w:val="center"/>
+      </w:pPr>
+      <w:r>
+        <w:rPr>
+          <w:rFonts w:ascii="標楷體-繁" w:eastAsia="標楷體-繁" w:hAnsi="新細明體" w:cs="新細明體"/>
+          <w:b/>
+          <w:bCs/>
+          <w:color w:val="000000" w:themeColor="text1"/>
+          <w:sz w:val="28"/>
+          <w:szCs w:val="28"/>
+        </w:rPr>
+        <w:lastRenderedPageBreak/>
+        <w:t>表12-33通知中心畫面</w:t>
+      </w:r>
+    </w:p>
+    <w:tbl>
+      <w:tblPr>
+        <w:tblStyle w:val="af"/>
+        <w:tblW w:w="0" w:type="auto"/>
+        <w:tblLook w:val="06A0" w:firstRow="1" w:lastRow="0" w:firstColumn="1" w:lastColumn="0" w:noHBand="1" w:noVBand="1"/>
+      </w:tblPr>
+      <w:tblGrid>
+        <w:gridCol w:w="8295"/>
+      </w:tblGrid>
+      <w:tr>
+        <w:trPr>
+          <w:trHeight w:val="300"/>
+        </w:trPr>
+        <w:tc>
+          <w:tcPr>
+            <w:tcW w:w="8295" w:type="dxa"/>
+            <w:shd w:val="clear" w:color="auto" w:fill="EBE1F2"/>
+          </w:tcPr>
+          <w:p>
+            <w:pPr>
+              <w:jc w:val="center"/>
+              <w:rPr>
+                <w:rFonts w:ascii="標楷體-繁" w:eastAsia="標楷體-繁" w:hAnsi="新細明體" w:cs="新細明體"/>
+                <w:b/>
+                <w:bCs/>
+                <w:color w:val="000000" w:themeColor="text1"/>
+                <w:sz w:val="28"/>
+                <w:szCs w:val="28"/>
+              </w:rPr>
+            </w:pPr>
+            <w:proofErr w:type="spellStart"/>
+            <w:r>
+              <w:rPr>
+                <w:rFonts w:ascii="標楷體-繁" w:eastAsia="標楷體-繁" w:hAnsi="新細明體" w:cs="新細明體"/>
+                <w:b/>
+                <w:bCs/>
+                <w:color w:val="000000" w:themeColor="text1"/>
+                <w:sz w:val="28"/>
+                <w:szCs w:val="28"/>
+              </w:rPr>
+              <w:t>通知中心畫面</w:t>
+            </w:r>
+            <w:proofErr w:type="spellEnd"/>
+          </w:p>
+        </w:tc>
+      </w:tr>
+      <w:tr>
+        <w:trPr>
+          <w:trHeight w:val="300"/>
+        </w:trPr>
+        <w:tc>
+          <w:tcPr>
+            <w:tcW w:w="8295" w:type="dxa"/>
+          </w:tcPr>
+          <w:p>
+            <w:r>
+              <w:rPr>
+                <w:noProof/>
+              </w:rPr>
+              <w:drawing>
+                <wp:inline distT="0" distB="0" distL="0" distR="0" wp14:anchorId="23898732" wp14:editId="6E14531E">
+                  <wp:extent cx="5114925" cy="2409825"/>
+                  <wp:effectExtent l="0" t="0" r="0" b="0"/>
+                  <wp:docPr id="1332662288" name="drawing"/>
+                  <wp:cNvGraphicFramePr>
+                    <a:graphicFrameLocks xmlns:a="http://schemas.openxmlformats.org/drawingml/2006/main" noChangeAspect="1"/>
+                  </wp:cNvGraphicFramePr>
+                  <a:graphic xmlns:a="http://schemas.openxmlformats.org/drawingml/2006/main">
+                    <a:graphicData uri="http://schemas.openxmlformats.org/drawingml/2006/picture">
+                      <pic:pic xmlns:pic="http://schemas.openxmlformats.org/drawingml/2006/picture">
+                        <pic:nvPicPr>
+                          <pic:cNvPr id="1332662288" name=""/>
+                          <pic:cNvPicPr/>
+                        </pic:nvPicPr>
+                        <pic:blipFill>
+                          <a:blip r:embed="rId42" cstate="print">
+                            <a:extLst>
+                              <a:ext uri="{28A0092B-C50C-407E-A947-70E740481C1C}">
+                                <a14:useLocalDpi xmlns:a14="http://schemas.microsoft.com/office/drawing/2010/main" val="0"/>
+                              </a:ext>
+                            </a:extLst>
+                          </a:blip>
+                          <a:stretch>
+                            <a:fillRect/>
+                          </a:stretch>
+                        </pic:blipFill>
+                        <pic:spPr>
+                          <a:xfrm>
+                            <a:off x="0" y="0"/>
+                            <a:ext cx="5114925" cy="2409825"/>
+                          </a:xfrm>
+                          <a:prstGeom prst="rect">
+                            <a:avLst/>
+                          </a:prstGeom>
+                        </pic:spPr>
+                      </pic:pic>
+                    </a:graphicData>
+                  </a:graphic>
+                </wp:inline>
+              </w:drawing>
+            </w:r>
+          </w:p>
+        </w:tc>
+      </w:tr>
+      <w:tr>
+        <w:trPr>
+          <w:trHeight w:val="375"/>
+        </w:trPr>
+        <w:tc>
+          <w:tcPr>
+            <w:tcW w:w="8295" w:type="dxa"/>
+            <w:vAlign w:val="center"/>
+          </w:tcPr>
+          <w:p>
+            <w:pPr>
+              <w:pStyle w:val="Web"/>
+              <w:rPr>
+                <w:rFonts w:ascii="標楷體-繁" w:eastAsia="標楷體-繁"/>
+                <w:b/>
+                <w:bCs/>
+                <w:color w:val="000000" w:themeColor="text1"/>
+                <w:sz w:val="28"/>
+                <w:szCs w:val="28"/>
+                <w:lang w:eastAsia="zh-TW"/>
+              </w:rPr>
+            </w:pPr>
+            <w:r>
+              <w:rPr>
+                <w:rFonts w:asciiTheme="minorHAnsi" w:eastAsiaTheme="minorEastAsia" w:hAnsiTheme="minorHAnsi" w:cstheme="minorBidi"/>
+                <w:b/>
+                <w:bCs/>
+                <w:color w:val="000000" w:themeColor="text1"/>
+                <w:sz w:val="28"/>
+                <w:szCs w:val="28"/>
+                <w:lang w:eastAsia="zh-TW"/>
+              </w:rPr>
+              <w:t>點選導覽列上的「</w:t>
+            </w:r>
+            <w:r>
+              <w:rPr>
+                <w:noProof/>
+              </w:rPr>
+              <w:drawing>
+                <wp:inline distT="0" distB="0" distL="0" distR="0" wp14:anchorId="1CC58A74" wp14:editId="615D54D6">
+                  <wp:extent cx="226219" cy="180975"/>
+                  <wp:effectExtent l="0" t="0" r="0" b="0"/>
+                  <wp:docPr id="1748070753" name="drawing"/>
+                  <wp:cNvGraphicFramePr>
+                    <a:graphicFrameLocks xmlns:a="http://schemas.openxmlformats.org/drawingml/2006/main" noChangeAspect="1"/>
+                  </wp:cNvGraphicFramePr>
+                  <a:graphic xmlns:a="http://schemas.openxmlformats.org/drawingml/2006/main">
+                    <a:graphicData uri="http://schemas.openxmlformats.org/drawingml/2006/picture">
+                      <pic:pic xmlns:pic="http://schemas.openxmlformats.org/drawingml/2006/picture">
+                        <pic:nvPicPr>
+                          <pic:cNvPr id="1037113103" name=""/>
+                          <pic:cNvPicPr/>
+                        </pic:nvPicPr>
+                        <pic:blipFill>
+                          <a:blip r:embed="rId17">
+                            <a:extLst>
+                              <a:ext uri="{28A0092B-C50C-407E-A947-70E740481C1C}">
+                                <a14:useLocalDpi xmlns:a14="http://schemas.microsoft.com/office/drawing/2010/main"/>
+                              </a:ext>
+                            </a:extLst>
+                          </a:blip>
+                          <a:stretch>
+                            <a:fillRect/>
+                          </a:stretch>
+                        </pic:blipFill>
+                        <pic:spPr>
+                          <a:xfrm>
+                            <a:off x="0" y="0"/>
+                            <a:ext cx="226219" cy="180975"/>
+                          </a:xfrm>
+                          <a:prstGeom prst="rect">
+                            <a:avLst/>
+                          </a:prstGeom>
+                        </pic:spPr>
+                      </pic:pic>
+                    </a:graphicData>
+                  </a:graphic>
+                </wp:inline>
+              </w:drawing>
+            </w:r>
+            <w:r>
+              <w:rPr>
+                <w:rFonts w:asciiTheme="minorHAnsi" w:eastAsiaTheme="minorEastAsia" w:hAnsiTheme="minorHAnsi" w:cstheme="minorBidi"/>
+                <w:b/>
+                <w:bCs/>
+                <w:color w:val="000000" w:themeColor="text1"/>
+                <w:sz w:val="28"/>
+                <w:szCs w:val="28"/>
+                <w:lang w:eastAsia="zh-TW"/>
+              </w:rPr>
+              <w:t>」圖示可進入通知中心，畫面將顯示與管理者帳號相關之通知內容（如：用戶回報、商家驗證申請、評論通知等）。點選「</w:t>
+            </w:r>
+            <w:r>
+              <w:rPr>
+                <w:noProof/>
+              </w:rPr>
+              <w:drawing>
+                <wp:inline distT="0" distB="0" distL="0" distR="0" wp14:anchorId="548C87A2" wp14:editId="2E3C2F4A">
+                  <wp:extent cx="228600" cy="215900"/>
+                  <wp:effectExtent l="0" t="0" r="0" b="0"/>
+                  <wp:docPr id="346667739" name="drawing"/>
+                  <wp:cNvGraphicFramePr>
+                    <a:graphicFrameLocks xmlns:a="http://schemas.openxmlformats.org/drawingml/2006/main" noChangeAspect="1"/>
+                  </wp:cNvGraphicFramePr>
+                  <a:graphic xmlns:a="http://schemas.openxmlformats.org/drawingml/2006/main">
+                    <a:graphicData uri="http://schemas.openxmlformats.org/drawingml/2006/picture">
+                      <pic:pic xmlns:pic="http://schemas.openxmlformats.org/drawingml/2006/picture">
+                        <pic:nvPicPr>
+                          <pic:cNvPr id="1806270115" name=""/>
+                          <pic:cNvPicPr/>
+                        </pic:nvPicPr>
+                        <pic:blipFill>
+                          <a:blip r:embed="rId43">
+                            <a:extLst>
+                              <a:ext uri="{28A0092B-C50C-407E-A947-70E740481C1C}">
+                                <a14:useLocalDpi xmlns:a14="http://schemas.microsoft.com/office/drawing/2010/main" val="0"/>
+                              </a:ext>
+                            </a:extLst>
+                          </a:blip>
+                          <a:stretch>
+                            <a:fillRect/>
+                          </a:stretch>
+                        </pic:blipFill>
+                        <pic:spPr>
+                          <a:xfrm>
+                            <a:off x="0" y="0"/>
+                            <a:ext cx="228600" cy="215900"/>
+                          </a:xfrm>
+                          <a:prstGeom prst="rect">
+                            <a:avLst/>
+                          </a:prstGeom>
+                        </pic:spPr>
+                      </pic:pic>
+                    </a:graphicData>
+                  </a:graphic>
+                </wp:inline>
+              </w:drawing>
+            </w:r>
+            <w:r>
+              <w:rPr>
+                <w:rFonts w:asciiTheme="minorHAnsi" w:eastAsiaTheme="minorEastAsia" w:hAnsiTheme="minorHAnsi" w:cstheme="minorBidi"/>
+                <w:b/>
+                <w:bCs/>
+                <w:color w:val="000000" w:themeColor="text1"/>
+                <w:sz w:val="28"/>
+                <w:szCs w:val="28"/>
+                <w:lang w:eastAsia="zh-TW"/>
+              </w:rPr>
+              <w:t>」圖示可刪除個別通知。</w:t>
+            </w:r>
+          </w:p>
+        </w:tc>
+      </w:tr>
+    </w:tbl>
+    <w:p>
+      <w:pPr>
+        <w:pStyle w:val="Web"/>
+        <w:ind w:left="480"/>
+      </w:pPr>
+    </w:p>
+    <w:p>
+      <w:r>
+        <w:br w:type="page"/>
+      </w:r>
+    </w:p>
+    <w:p>
+      <w:pPr>
+        <w:jc w:val="center"/>
+        <w:outlineLvl w:val="3"/>
+        <w:rPr>
+          <w:rFonts w:ascii="標楷體-繁" w:eastAsia="標楷體-繁" w:hAnsi="新細明體" w:cs="新細明體"/>
+          <w:b/>
+          <w:bCs/>
+          <w:color w:val="000000" w:themeColor="text1"/>
+          <w:sz w:val="28"/>
+          <w:szCs w:val="28"/>
+        </w:rPr>
+      </w:pPr>
+      <w:r>
+        <w:rPr>
+          <w:rFonts w:ascii="標楷體-繁" w:eastAsia="標楷體-繁" w:hAnsi="新細明體" w:cs="新細明體"/>
+          <w:b/>
+          <w:bCs/>
+          <w:color w:val="000000" w:themeColor="text1"/>
+          <w:sz w:val="28"/>
+          <w:szCs w:val="28"/>
+        </w:rPr>
+        <w:lastRenderedPageBreak/>
+        <w:t>表12-34新增系統公告畫面</w:t>
+      </w:r>
+    </w:p>
+    <w:tbl>
+      <w:tblPr>
+        <w:tblStyle w:val="af"/>
+        <w:tblW w:w="0" w:type="auto"/>
+        <w:tblLook w:val="06A0" w:firstRow="1" w:lastRow="0" w:firstColumn="1" w:lastColumn="0" w:noHBand="1" w:noVBand="1"/>
+      </w:tblPr>
+      <w:tblGrid>
+        <w:gridCol w:w="8295"/>
+      </w:tblGrid>
+      <w:tr>
+        <w:trPr>
+          <w:trHeight w:val="300"/>
+        </w:trPr>
+        <w:tc>
+          <w:tcPr>
+            <w:tcW w:w="8295" w:type="dxa"/>
+            <w:shd w:val="clear" w:color="auto" w:fill="EBE1F2"/>
+          </w:tcPr>
+          <w:p>
+            <w:pPr>
+              <w:jc w:val="center"/>
+              <w:outlineLvl w:val="3"/>
+              <w:rPr>
+                <w:rFonts w:ascii="標楷體-繁" w:eastAsia="標楷體-繁" w:hAnsi="新細明體" w:cs="新細明體"/>
+                <w:b/>
+                <w:bCs/>
+                <w:color w:val="000000" w:themeColor="text1"/>
+                <w:sz w:val="28"/>
+                <w:szCs w:val="28"/>
+              </w:rPr>
+            </w:pPr>
+            <w:proofErr w:type="spellStart"/>
+            <w:r>
+              <w:rPr>
+                <w:rFonts w:ascii="標楷體-繁" w:eastAsia="標楷體-繁" w:hAnsi="新細明體" w:cs="新細明體"/>
+                <w:b/>
+                <w:bCs/>
+                <w:color w:val="000000" w:themeColor="text1"/>
+                <w:sz w:val="28"/>
+                <w:szCs w:val="28"/>
+              </w:rPr>
+              <w:t>新增系統公告畫面</w:t>
+            </w:r>
+            <w:proofErr w:type="spellEnd"/>
+          </w:p>
+        </w:tc>
+      </w:tr>
+      <w:tr>
+        <w:trPr>
+          <w:trHeight w:val="300"/>
+        </w:trPr>
+        <w:tc>
+          <w:tcPr>
+            <w:tcW w:w="8295" w:type="dxa"/>
+          </w:tcPr>
+          <w:p>
+            <w:r>
+              <w:rPr>
+                <w:noProof/>
+              </w:rPr>
+              <w:drawing>
+                <wp:inline distT="0" distB="0" distL="0" distR="0" wp14:anchorId="55EEF0C4" wp14:editId="4A976299">
+                  <wp:extent cx="5114925" cy="3457575"/>
+                  <wp:effectExtent l="0" t="0" r="0" b="0"/>
+                  <wp:docPr id="1556214260" name="drawing"/>
+                  <wp:cNvGraphicFramePr>
+                    <a:graphicFrameLocks xmlns:a="http://schemas.openxmlformats.org/drawingml/2006/main" noChangeAspect="1"/>
+                  </wp:cNvGraphicFramePr>
+                  <a:graphic xmlns:a="http://schemas.openxmlformats.org/drawingml/2006/main">
+                    <a:graphicData uri="http://schemas.openxmlformats.org/drawingml/2006/picture">
+                      <pic:pic xmlns:pic="http://schemas.openxmlformats.org/drawingml/2006/picture">
+                        <pic:nvPicPr>
+                          <pic:cNvPr id="1556214260" name=""/>
+                          <pic:cNvPicPr/>
+                        </pic:nvPicPr>
+                        <pic:blipFill>
+                          <a:blip r:embed="rId44">
+                            <a:extLst>
+                              <a:ext uri="{28A0092B-C50C-407E-A947-70E740481C1C}">
+                                <a14:useLocalDpi xmlns:a14="http://schemas.microsoft.com/office/drawing/2010/main" val="0"/>
+                              </a:ext>
+                            </a:extLst>
+                          </a:blip>
+                          <a:stretch>
+                            <a:fillRect/>
+                          </a:stretch>
+                        </pic:blipFill>
+                        <pic:spPr>
+                          <a:xfrm>
+                            <a:off x="0" y="0"/>
+                            <a:ext cx="5114925" cy="3457575"/>
+                          </a:xfrm>
+                          <a:prstGeom prst="rect">
+                            <a:avLst/>
+                          </a:prstGeom>
+                        </pic:spPr>
+                      </pic:pic>
+                    </a:graphicData>
+                  </a:graphic>
+                </wp:inline>
+              </w:drawing>
+            </w:r>
+          </w:p>
+        </w:tc>
+      </w:tr>
+      <w:tr>
+        <w:trPr>
+          <w:trHeight w:val="300"/>
+        </w:trPr>
+        <w:tc>
+          <w:tcPr>
+            <w:tcW w:w="8295" w:type="dxa"/>
+            <w:vAlign w:val="center"/>
+          </w:tcPr>
+          <w:p>
+            <w:pPr>
+              <w:rPr>
+                <w:rFonts w:ascii="標楷體-繁" w:eastAsia="標楷體-繁" w:hAnsi="新細明體" w:cs="新細明體"/>
+                <w:b/>
+                <w:bCs/>
+                <w:color w:val="000000" w:themeColor="text1"/>
+                <w:sz w:val="28"/>
+                <w:szCs w:val="28"/>
+                <w:lang w:eastAsia="zh-TW"/>
+              </w:rPr>
+            </w:pPr>
+            <w:r>
+              <w:rPr>
+                <w:rFonts w:ascii="標楷體-繁" w:eastAsia="標楷體-繁" w:hAnsi="新細明體" w:cs="新細明體"/>
+                <w:b/>
+                <w:bCs/>
+                <w:color w:val="000000" w:themeColor="text1"/>
+                <w:sz w:val="28"/>
+                <w:szCs w:val="28"/>
+                <w:lang w:eastAsia="zh-TW"/>
+              </w:rPr>
+              <w:t>點擊首頁儀表板的</w:t>
+            </w:r>
+            <w:r>
+              <w:rPr>
+                <w:rFonts w:ascii="標楷體-繁" w:eastAsia="標楷體-繁" w:hAnsi="新細明體" w:cs="新細明體"/>
+                <w:b/>
+                <w:bCs/>
+                <w:sz w:val="28"/>
+                <w:szCs w:val="28"/>
+                <w:lang w:eastAsia="zh-TW"/>
+              </w:rPr>
+              <w:t>「新增系統公告」或導覽列的「管理功能」</w:t>
+            </w:r>
+            <w:r>
+              <w:rPr>
+                <w:rFonts w:ascii="標楷體-繁" w:eastAsia="標楷體-繁" w:hAnsi="新細明體" w:cs="新細明體"/>
+                <w:b/>
+                <w:bCs/>
+                <w:color w:val="000000" w:themeColor="text1"/>
+                <w:sz w:val="28"/>
+                <w:szCs w:val="28"/>
+                <w:lang w:eastAsia="zh-TW"/>
+              </w:rPr>
+              <w:t>－</w:t>
+            </w:r>
+            <w:r>
+              <w:rPr>
+                <w:rFonts w:ascii="標楷體-繁" w:eastAsia="標楷體-繁" w:hAnsi="新細明體" w:cs="新細明體"/>
+                <w:b/>
+                <w:bCs/>
+                <w:sz w:val="28"/>
+                <w:szCs w:val="28"/>
+                <w:lang w:eastAsia="zh-TW"/>
+              </w:rPr>
+              <w:t>「系統公告管理」-「新增公告」</w:t>
+            </w:r>
+            <w:r>
+              <w:rPr>
+                <w:rFonts w:ascii="標楷體-繁" w:eastAsia="標楷體-繁" w:hAnsi="新細明體" w:cs="新細明體"/>
+                <w:b/>
+                <w:bCs/>
+                <w:color w:val="000000" w:themeColor="text1"/>
+                <w:sz w:val="28"/>
+                <w:szCs w:val="28"/>
+                <w:lang w:eastAsia="zh-TW"/>
+              </w:rPr>
+              <w:t>後，填寫欲發佈的公告內容（標題、類型、公告內容、開始/結束時間等)</w:t>
+            </w:r>
+          </w:p>
+        </w:tc>
+      </w:tr>
+    </w:tbl>
+    <w:p>
+      <w:pPr>
+        <w:jc w:val="center"/>
+        <w:outlineLvl w:val="3"/>
+        <w:rPr>
+          <w:rFonts w:ascii="標楷體-繁" w:eastAsia="標楷體-繁" w:hAnsi="新細明體" w:cs="新細明體"/>
+          <w:b/>
+          <w:bCs/>
+          <w:color w:val="000000" w:themeColor="text1"/>
+          <w:sz w:val="28"/>
+          <w:szCs w:val="28"/>
+        </w:rPr>
+      </w:pPr>
+    </w:p>
+    <w:p>
+      <w:r>
+        <w:br w:type="page"/>
+      </w:r>
+    </w:p>
+    <w:p>
+      <w:pPr>
+        <w:jc w:val="center"/>
+        <w:outlineLvl w:val="3"/>
+        <w:rPr>
+          <w:rFonts w:ascii="標楷體-繁" w:eastAsia="標楷體-繁" w:hAnsi="新細明體" w:cs="新細明體"/>
+          <w:b/>
+          <w:bCs/>
+          <w:color w:val="000000" w:themeColor="text1"/>
+          <w:sz w:val="28"/>
+          <w:szCs w:val="28"/>
+        </w:rPr>
+      </w:pPr>
+      <w:r>
+        <w:rPr>
+          <w:rFonts w:ascii="標楷體-繁" w:eastAsia="標楷體-繁" w:hAnsi="新細明體" w:cs="新細明體"/>
+          <w:b/>
+          <w:bCs/>
+          <w:color w:val="000000" w:themeColor="text1"/>
+          <w:sz w:val="28"/>
+          <w:szCs w:val="28"/>
+        </w:rPr>
+        <w:lastRenderedPageBreak/>
+        <w:t>表12-35系統公告管理畫面</w:t>
+      </w:r>
+    </w:p>
+    <w:tbl>
+      <w:tblPr>
+        <w:tblStyle w:val="af"/>
+        <w:tblW w:w="0" w:type="auto"/>
+        <w:tblLook w:val="06A0" w:firstRow="1" w:lastRow="0" w:firstColumn="1" w:lastColumn="0" w:noHBand="1" w:noVBand="1"/>
+      </w:tblPr>
+      <w:tblGrid>
+        <w:gridCol w:w="8295"/>
+      </w:tblGrid>
+      <w:tr>
+        <w:trPr>
+          <w:trHeight w:val="300"/>
+        </w:trPr>
+        <w:tc>
+          <w:tcPr>
+            <w:tcW w:w="8295" w:type="dxa"/>
+            <w:shd w:val="clear" w:color="auto" w:fill="EBE1F2"/>
+          </w:tcPr>
+          <w:p>
+            <w:pPr>
+              <w:jc w:val="center"/>
+              <w:outlineLvl w:val="3"/>
+              <w:rPr>
+                <w:rFonts w:ascii="標楷體-繁" w:eastAsia="標楷體-繁" w:hAnsi="新細明體" w:cs="新細明體"/>
+                <w:b/>
+                <w:bCs/>
+                <w:color w:val="000000" w:themeColor="text1"/>
+                <w:sz w:val="28"/>
+                <w:szCs w:val="28"/>
+              </w:rPr>
+            </w:pPr>
+            <w:proofErr w:type="spellStart"/>
+            <w:r>
+              <w:rPr>
+                <w:rFonts w:ascii="標楷體-繁" w:eastAsia="標楷體-繁" w:hAnsi="新細明體" w:cs="新細明體"/>
+                <w:b/>
+                <w:bCs/>
+                <w:color w:val="000000" w:themeColor="text1"/>
+                <w:sz w:val="28"/>
+                <w:szCs w:val="28"/>
+              </w:rPr>
+              <w:t>系統公告管理畫面</w:t>
+            </w:r>
+            <w:proofErr w:type="spellEnd"/>
+          </w:p>
+        </w:tc>
+      </w:tr>
+      <w:tr>
+        <w:trPr>
+          <w:trHeight w:val="300"/>
+        </w:trPr>
+        <w:tc>
+          <w:tcPr>
+            <w:tcW w:w="8295" w:type="dxa"/>
+          </w:tcPr>
+          <w:p/>
+          <w:p>
+            <w:r>
+              <w:rPr>
+                <w:noProof/>
+              </w:rPr>
+              <w:drawing>
+                <wp:inline distT="0" distB="0" distL="0" distR="0" wp14:anchorId="2CAE67CB" wp14:editId="39D092EA">
+                  <wp:extent cx="5114925" cy="2190750"/>
+                  <wp:effectExtent l="0" t="0" r="0" b="0"/>
+                  <wp:docPr id="1893878157" name="drawing"/>
+                  <wp:cNvGraphicFramePr>
+                    <a:graphicFrameLocks xmlns:a="http://schemas.openxmlformats.org/drawingml/2006/main" noChangeAspect="1"/>
+                  </wp:cNvGraphicFramePr>
+                  <a:graphic xmlns:a="http://schemas.openxmlformats.org/drawingml/2006/main">
+                    <a:graphicData uri="http://schemas.openxmlformats.org/drawingml/2006/picture">
+                      <pic:pic xmlns:pic="http://schemas.openxmlformats.org/drawingml/2006/picture">
+                        <pic:nvPicPr>
+                          <pic:cNvPr id="1893878157" name=""/>
+                          <pic:cNvPicPr/>
+                        </pic:nvPicPr>
+                        <pic:blipFill>
+                          <a:blip r:embed="rId45" cstate="print">
+                            <a:extLst>
+                              <a:ext uri="{28A0092B-C50C-407E-A947-70E740481C1C}">
+                                <a14:useLocalDpi xmlns:a14="http://schemas.microsoft.com/office/drawing/2010/main" val="0"/>
+                              </a:ext>
+                            </a:extLst>
+                          </a:blip>
+                          <a:stretch>
+                            <a:fillRect/>
+                          </a:stretch>
+                        </pic:blipFill>
+                        <pic:spPr>
+                          <a:xfrm>
+                            <a:off x="0" y="0"/>
+                            <a:ext cx="5114925" cy="2190750"/>
+                          </a:xfrm>
+                          <a:prstGeom prst="rect">
+                            <a:avLst/>
+                          </a:prstGeom>
+                        </pic:spPr>
+                      </pic:pic>
+                    </a:graphicData>
+                  </a:graphic>
+                </wp:inline>
+              </w:drawing>
+            </w:r>
+          </w:p>
+          <w:p>
+            <w:r>
+              <w:rPr>
+                <w:noProof/>
+              </w:rPr>
+              <w:drawing>
+                <wp:inline distT="0" distB="0" distL="0" distR="0" wp14:anchorId="11A0EF61" wp14:editId="660C23F1">
+                  <wp:extent cx="5114925" cy="2190750"/>
+                  <wp:effectExtent l="0" t="0" r="0" b="0"/>
+                  <wp:docPr id="981322387" name="drawing"/>
+                  <wp:cNvGraphicFramePr>
+                    <a:graphicFrameLocks xmlns:a="http://schemas.openxmlformats.org/drawingml/2006/main" noChangeAspect="1"/>
+                  </wp:cNvGraphicFramePr>
+                  <a:graphic xmlns:a="http://schemas.openxmlformats.org/drawingml/2006/main">
+                    <a:graphicData uri="http://schemas.openxmlformats.org/drawingml/2006/picture">
+                      <pic:pic xmlns:pic="http://schemas.openxmlformats.org/drawingml/2006/picture">
+                        <pic:nvPicPr>
+                          <pic:cNvPr id="981322387" name=""/>
+                          <pic:cNvPicPr/>
+                        </pic:nvPicPr>
+                        <pic:blipFill>
+                          <a:blip r:embed="rId46" cstate="print">
+                            <a:extLst>
+                              <a:ext uri="{28A0092B-C50C-407E-A947-70E740481C1C}">
+                                <a14:useLocalDpi xmlns:a14="http://schemas.microsoft.com/office/drawing/2010/main" val="0"/>
+                              </a:ext>
+                            </a:extLst>
+                          </a:blip>
+                          <a:stretch>
+                            <a:fillRect/>
+                          </a:stretch>
+                        </pic:blipFill>
+                        <pic:spPr>
+                          <a:xfrm>
+                            <a:off x="0" y="0"/>
+                            <a:ext cx="5114925" cy="2190750"/>
+                          </a:xfrm>
+                          <a:prstGeom prst="rect">
+                            <a:avLst/>
+                          </a:prstGeom>
+                        </pic:spPr>
+                      </pic:pic>
+                    </a:graphicData>
+                  </a:graphic>
+                </wp:inline>
+              </w:drawing>
+            </w:r>
+          </w:p>
+        </w:tc>
+      </w:tr>
+      <w:tr>
+        <w:trPr>
+          <w:trHeight w:val="300"/>
+        </w:trPr>
+        <w:tc>
+          <w:tcPr>
+            <w:tcW w:w="8295" w:type="dxa"/>
+            <w:vAlign w:val="center"/>
+          </w:tcPr>
+          <w:p>
+            <w:pPr>
+              <w:rPr>
+                <w:rFonts w:ascii="標楷體-繁" w:eastAsia="標楷體-繁" w:hAnsi="新細明體" w:cs="新細明體"/>
+                <w:b/>
+                <w:bCs/>
+                <w:color w:val="000000" w:themeColor="text1"/>
+                <w:sz w:val="28"/>
+                <w:szCs w:val="28"/>
+                <w:lang w:eastAsia="zh-TW"/>
+              </w:rPr>
+            </w:pPr>
+            <w:r>
+              <w:rPr>
+                <w:rFonts w:ascii="標楷體-繁" w:eastAsia="標楷體-繁" w:hAnsi="新細明體" w:cs="新細明體"/>
+                <w:b/>
+                <w:bCs/>
+                <w:color w:val="000000" w:themeColor="text1"/>
+                <w:sz w:val="28"/>
+                <w:szCs w:val="28"/>
+                <w:lang w:eastAsia="zh-TW"/>
+              </w:rPr>
+              <w:t>點擊導覽列的</w:t>
+            </w:r>
+            <w:r>
+              <w:rPr>
+                <w:rFonts w:ascii="標楷體-繁" w:eastAsia="標楷體-繁" w:hAnsi="新細明體" w:cs="新細明體"/>
+                <w:b/>
+                <w:bCs/>
+                <w:sz w:val="28"/>
+                <w:szCs w:val="28"/>
+                <w:lang w:eastAsia="zh-TW"/>
+              </w:rPr>
+              <w:t>「管理功能」</w:t>
+            </w:r>
+            <w:r>
+              <w:rPr>
+                <w:rFonts w:ascii="標楷體-繁" w:eastAsia="標楷體-繁" w:hAnsi="新細明體" w:cs="新細明體"/>
+                <w:b/>
+                <w:bCs/>
+                <w:color w:val="000000" w:themeColor="text1"/>
+                <w:sz w:val="28"/>
+                <w:szCs w:val="28"/>
+                <w:lang w:eastAsia="zh-TW"/>
+              </w:rPr>
+              <w:t>－</w:t>
+            </w:r>
+            <w:r>
+              <w:rPr>
+                <w:rFonts w:ascii="標楷體-繁" w:eastAsia="標楷體-繁" w:hAnsi="新細明體" w:cs="新細明體"/>
+                <w:b/>
+                <w:bCs/>
+                <w:sz w:val="28"/>
+                <w:szCs w:val="28"/>
+                <w:lang w:eastAsia="zh-TW"/>
+              </w:rPr>
+              <w:t>「系統公告管理」</w:t>
+            </w:r>
+            <w:r>
+              <w:rPr>
+                <w:rFonts w:ascii="標楷體-繁" w:eastAsia="標楷體-繁" w:hAnsi="新細明體" w:cs="新細明體"/>
+                <w:b/>
+                <w:bCs/>
+                <w:color w:val="000000" w:themeColor="text1"/>
+                <w:sz w:val="28"/>
+                <w:szCs w:val="28"/>
+                <w:lang w:eastAsia="zh-TW"/>
+              </w:rPr>
+              <w:t>後，會進入此管理畫面，管理者可在此頁面切換查看「已啟用公告」、「未啟用公告」，點選</w:t>
+            </w:r>
+            <w:r>
+              <w:rPr>
+                <w:rFonts w:ascii="標楷體-繁" w:eastAsia="標楷體-繁"/>
+                <w:b/>
+                <w:bCs/>
+                <w:color w:val="000000" w:themeColor="text1"/>
+                <w:sz w:val="24"/>
+                <w:szCs w:val="24"/>
+                <w:lang w:eastAsia="zh-TW"/>
+              </w:rPr>
+              <w:t>「</w:t>
+            </w:r>
+            <w:r>
+              <w:rPr>
+                <w:noProof/>
+              </w:rPr>
+              <w:drawing>
+                <wp:inline distT="0" distB="0" distL="0" distR="0" wp14:anchorId="7ACBCE3B" wp14:editId="77B3AD09">
+                  <wp:extent cx="692150" cy="215900"/>
+                  <wp:effectExtent l="0" t="0" r="0" b="0"/>
+                  <wp:docPr id="1628830791" name="drawing"/>
+                  <wp:cNvGraphicFramePr>
+                    <a:graphicFrameLocks xmlns:a="http://schemas.openxmlformats.org/drawingml/2006/main" noChangeAspect="1"/>
+                  </wp:cNvGraphicFramePr>
+                  <a:graphic xmlns:a="http://schemas.openxmlformats.org/drawingml/2006/main">
+                    <a:graphicData uri="http://schemas.openxmlformats.org/drawingml/2006/picture">
+                      <pic:pic xmlns:pic="http://schemas.openxmlformats.org/drawingml/2006/picture">
+                        <pic:nvPicPr>
+                          <pic:cNvPr id="1126608892" name=""/>
+                          <pic:cNvPicPr/>
+                        </pic:nvPicPr>
+                        <pic:blipFill>
+                          <a:blip r:embed="rId47">
+                            <a:extLst>
+                              <a:ext uri="{28A0092B-C50C-407E-A947-70E740481C1C}">
+                                <a14:useLocalDpi xmlns:a14="http://schemas.microsoft.com/office/drawing/2010/main" val="0"/>
+                              </a:ext>
+                            </a:extLst>
+                          </a:blip>
+                          <a:stretch>
+                            <a:fillRect/>
+                          </a:stretch>
+                        </pic:blipFill>
+                        <pic:spPr>
+                          <a:xfrm>
+                            <a:off x="0" y="0"/>
+                            <a:ext cx="692150" cy="215900"/>
+                          </a:xfrm>
+                          <a:prstGeom prst="rect">
+                            <a:avLst/>
+                          </a:prstGeom>
+                        </pic:spPr>
+                      </pic:pic>
+                    </a:graphicData>
+                  </a:graphic>
+                </wp:inline>
+              </w:drawing>
+            </w:r>
+            <w:r>
+              <w:rPr>
+                <w:rFonts w:ascii="標楷體-繁" w:eastAsia="標楷體-繁"/>
+                <w:b/>
+                <w:bCs/>
+                <w:color w:val="000000" w:themeColor="text1"/>
+                <w:sz w:val="24"/>
+                <w:szCs w:val="24"/>
+                <w:lang w:eastAsia="zh-TW"/>
+              </w:rPr>
+              <w:t>」</w:t>
+            </w:r>
+            <w:r>
+              <w:rPr>
+                <w:rFonts w:ascii="標楷體-繁" w:eastAsia="標楷體-繁" w:hAnsi="新細明體" w:cs="新細明體"/>
+                <w:b/>
+                <w:bCs/>
+                <w:color w:val="000000" w:themeColor="text1"/>
+                <w:sz w:val="28"/>
+                <w:szCs w:val="28"/>
+                <w:lang w:eastAsia="zh-TW"/>
+              </w:rPr>
+              <w:t>可以編輯、停用或刪除，按下「</w:t>
+            </w:r>
+            <w:r>
+              <w:rPr>
+                <w:noProof/>
+              </w:rPr>
+              <w:drawing>
+                <wp:inline distT="0" distB="0" distL="0" distR="0" wp14:anchorId="430218FF" wp14:editId="4285C9AD">
+                  <wp:extent cx="254000" cy="234950"/>
+                  <wp:effectExtent l="0" t="0" r="0" b="0"/>
+                  <wp:docPr id="797159465" name="drawing"/>
+                  <wp:cNvGraphicFramePr>
+                    <a:graphicFrameLocks xmlns:a="http://schemas.openxmlformats.org/drawingml/2006/main" noChangeAspect="1"/>
+                  </wp:cNvGraphicFramePr>
+                  <a:graphic xmlns:a="http://schemas.openxmlformats.org/drawingml/2006/main">
+                    <a:graphicData uri="http://schemas.openxmlformats.org/drawingml/2006/picture">
+                      <pic:pic xmlns:pic="http://schemas.openxmlformats.org/drawingml/2006/picture">
+                        <pic:nvPicPr>
+                          <pic:cNvPr id="797159465" name=""/>
+                          <pic:cNvPicPr/>
+                        </pic:nvPicPr>
+                        <pic:blipFill>
+                          <a:blip r:embed="rId48">
+                            <a:extLst>
+                              <a:ext uri="{28A0092B-C50C-407E-A947-70E740481C1C}">
+                                <a14:useLocalDpi xmlns:a14="http://schemas.microsoft.com/office/drawing/2010/main" val="0"/>
+                              </a:ext>
+                            </a:extLst>
+                          </a:blip>
+                          <a:stretch>
+                            <a:fillRect/>
+                          </a:stretch>
+                        </pic:blipFill>
+                        <pic:spPr>
+                          <a:xfrm>
+                            <a:off x="0" y="0"/>
+                            <a:ext cx="254000" cy="234950"/>
+                          </a:xfrm>
+                          <a:prstGeom prst="rect">
+                            <a:avLst/>
+                          </a:prstGeom>
+                        </pic:spPr>
+                      </pic:pic>
+                    </a:graphicData>
+                  </a:graphic>
+                </wp:inline>
+              </w:drawing>
+            </w:r>
+            <w:r>
+              <w:rPr>
+                <w:rFonts w:ascii="標楷體-繁" w:eastAsia="標楷體-繁" w:hAnsi="新細明體" w:cs="新細明體"/>
+                <w:b/>
+                <w:bCs/>
+                <w:color w:val="000000" w:themeColor="text1"/>
+                <w:sz w:val="28"/>
+                <w:szCs w:val="28"/>
+                <w:lang w:eastAsia="zh-TW"/>
+              </w:rPr>
+              <w:t>」，可以將停用的公告啟用。</w:t>
             </w:r>
           </w:p>
         </w:tc>
@@ -8858,7 +10406,7 @@
   <w:style w:type="paragraph" w:default="1" w:styleId="a">
     <w:name w:val="Normal"/>
     <w:qFormat/>
-    <w:rsid w:val="00F207C1"/>
+    <w:rsid w:val="00A46FE3"/>
     <w:pPr>
       <w:widowControl w:val="0"/>
     </w:pPr>
